--- a/docs/research/niche_research_design_PL.docx
+++ b/docs/research/niche_research_design_PL.docx
@@ -5,12 +5,13 @@
   <w:body>
     <w:p>
       <w:pPr>
+        <w:spacing w:before="0" w:after="40"/>
         <w:jc w:val="center"/>
       </w:pPr>
       <w:r>
         <w:drawing>
           <wp:inline xmlns:a="http://schemas.openxmlformats.org/drawingml/2006/main" xmlns:pic="http://schemas.openxmlformats.org/drawingml/2006/picture">
-            <wp:extent cx="1554480" cy="1554480"/>
+            <wp:extent cx="1051560" cy="1051560"/>
             <wp:docPr id="1" name="Picture 1"/>
             <wp:cNvGraphicFramePr>
               <a:graphicFrameLocks noChangeAspect="1"/>
@@ -19,11 +20,11 @@
               <a:graphicData uri="http://schemas.openxmlformats.org/drawingml/2006/picture">
                 <pic:pic>
                   <pic:nvPicPr>
-                    <pic:cNvPr id="0" name="SENSUM_LOGO.png"/>
+                    <pic:cNvPr id="0" name="image.png"/>
                     <pic:cNvPicPr/>
                   </pic:nvPicPr>
                   <pic:blipFill>
-                    <a:blip r:embed="rId9"/>
+                    <a:blip r:embed="rId10"/>
                     <a:stretch>
                       <a:fillRect/>
                     </a:stretch>
@@ -31,7 +32,7 @@
                   <pic:spPr>
                     <a:xfrm>
                       <a:off x="0" y="0"/>
-                      <a:ext cx="1554480" cy="1554480"/>
+                      <a:ext cx="1051560" cy="1051560"/>
                     </a:xfrm>
                     <a:prstGeom prst="rect"/>
                   </pic:spPr>
@@ -42,22 +43,34 @@
         </w:drawing>
       </w:r>
     </w:p>
-    <w:p/>
     <w:p>
       <w:pPr>
-        <w:pStyle w:val="Heading1"/>
+        <w:keepNext/>
+        <w:spacing w:before="40" w:after="140"/>
+        <w:jc w:val="center"/>
+        <w:pBdr>
+          <w:bottom w:val="single" w:sz="8" w:space="6" w:color="582F0E"/>
+        </w:pBdr>
       </w:pPr>
       <w:r>
         <w:rPr>
           <w:rFonts w:ascii="EB Garamond" w:hAnsi="EB Garamond" w:cs="EB Garamond"/>
-          <w:color w:val="582F0E"/>
+          <w:b/>
+          <w:color w:val="582F0E"/>
+          <w:sz w:val="46"/>
+          <w:spacing w:val="4"/>
         </w:rPr>
         <w:t>Mapa niszy A∩B∩C dla SENSUM — projekt researchu</w:t>
       </w:r>
     </w:p>
     <w:p>
       <w:pPr>
-        <w:ind w:left="432"/>
+        <w:spacing w:before="80" w:after="160"/>
+        <w:ind w:left="547" w:right="360"/>
+        <w:pBdr>
+          <w:left w:val="single" w:sz="18" w:space="10" w:color="582F0E"/>
+        </w:pBdr>
+        <w:shd w:val="clear" w:fill="EBD9B8"/>
       </w:pPr>
       <w:r>
         <w:rPr>
@@ -101,10 +114,22 @@
         </w:rPr>
         <w:t>; żaden pojedynczy sygnał nie podnosi wyniku samodzielnie. Dokument przeszedł red-team; jego ustalenia (zwłaszcza HIGH/MED) są wchłonięte w treść poniżej — nie ma osobnego „erraty".</w:t>
       </w:r>
+    </w:p>
+    <w:p>
+      <w:pPr>
+        <w:spacing w:before="120" w:after="200"/>
+        <w:jc w:val="center"/>
+        <w:pBdr>
+          <w:bottom w:val="single" w:sz="6" w:space="1" w:color="CDB488"/>
+        </w:pBdr>
+      </w:pPr>
     </w:p>
     <w:p>
       <w:pPr>
         <w:pStyle w:val="Heading2"/>
+        <w:pBdr>
+          <w:bottom w:val="single" w:sz="8" w:space="3" w:color="582F0E"/>
+        </w:pBdr>
       </w:pPr>
       <w:r>
         <w:rPr>
@@ -115,12 +140,30 @@
       </w:r>
     </w:p>
     <w:p>
-      <w:r>
-        <w:rPr>
-          <w:rFonts w:ascii="EB Garamond" w:hAnsi="EB Garamond" w:cs="EB Garamond"/>
-          <w:color w:val="582F0E"/>
-        </w:rPr>
-        <w:t xml:space="preserve">Zanim ocenimy JAKIKOLWIEK temat, musimy odpowiedzieć na pytanie kategorii, nie tematu: *czy istnieje polskojęzyczna widownia psychologiczno-rozwojowa typu SENSUM (ciepły esej-rozpoznanie, „nie jesteś zepsuty"), która OGLĄDA po polsku — z dowodem na zasięgach?* Negatywna odpowiedź unieważnia cały projekt; pozytywna odblokowuje fazy tematyczne. </w:t>
+      <w:pPr>
+        <w:jc w:val="both"/>
+      </w:pPr>
+      <w:r>
+        <w:rPr>
+          <w:rFonts w:ascii="EB Garamond" w:hAnsi="EB Garamond" w:cs="EB Garamond"/>
+          <w:color w:val="582F0E"/>
+        </w:rPr>
+        <w:t xml:space="preserve">Zanim ocenimy JAKIKOLWIEK temat, musimy odpowiedzieć na pytanie kategorii, nie tematu: </w:t>
+      </w:r>
+      <w:r>
+        <w:rPr>
+          <w:rFonts w:ascii="EB Garamond" w:hAnsi="EB Garamond" w:cs="EB Garamond"/>
+          <w:i/>
+          <w:color w:val="582F0E"/>
+        </w:rPr>
+        <w:t>czy istnieje polskojęzyczna widownia psychologiczno-rozwojowa typu SENSUM (ciepły esej-rozpoznanie, „nie jesteś zepsuty"), która OGLĄDA po polsku — z dowodem na zasięgach?</w:t>
+      </w:r>
+      <w:r>
+        <w:rPr>
+          <w:rFonts w:ascii="EB Garamond" w:hAnsi="EB Garamond" w:cs="EB Garamond"/>
+          <w:color w:val="582F0E"/>
+        </w:rPr>
+        <w:t xml:space="preserve"> Negatywna odpowiedź unieważnia cały projekt; pozytywna odblokowuje fazy tematyczne. </w:t>
       </w:r>
       <w:r>
         <w:rPr>
@@ -139,39 +182,58 @@
         <w:rPr>
           <w:rFonts w:ascii="EB Garamond" w:hAnsi="EB Garamond" w:cs="EB Garamond"/>
           <w:color w:val="582F0E"/>
+          <w:spacing w:val="14"/>
         </w:rPr>
         <w:t>Metoda weryfikacji (triangulacja 3 darmowych dowodów)</w:t>
       </w:r>
     </w:p>
     <w:tbl>
       <w:tblPr>
-        <w:tblW w:type="auto" w:w="0"/>
+        <w:jc w:val="center"/>
         <w:tblLook w:firstColumn="1" w:firstRow="1" w:lastColumn="0" w:lastRow="0" w:noHBand="0" w:noVBand="1" w:val="04A0"/>
+        <w:tblW w:type="dxa" w:w="8928"/>
         <w:tblBorders>
-          <w:top w:val="single" w:sz="4" w:space="0" w:color="582F0E"/>
-          <w:left w:val="single" w:sz="4" w:space="0" w:color="582F0E"/>
-          <w:bottom w:val="single" w:sz="4" w:space="0" w:color="582F0E"/>
-          <w:right w:val="single" w:sz="4" w:space="0" w:color="582F0E"/>
-          <w:insideH w:val="single" w:sz="4" w:space="0" w:color="582F0E"/>
-          <w:insideV w:val="single" w:sz="4" w:space="0" w:color="582F0E"/>
+          <w:top w:val="single" w:sz="8" w:space="0" w:color="582F0E"/>
+          <w:left w:val="single" w:sz="8" w:space="0" w:color="582F0E"/>
+          <w:bottom w:val="single" w:sz="8" w:space="0" w:color="582F0E"/>
+          <w:right w:val="single" w:sz="8" w:space="0" w:color="582F0E"/>
+          <w:insideH w:val="single" w:sz="4" w:space="0" w:color="CDB488"/>
+          <w:insideV w:val="none"/>
         </w:tblBorders>
+        <w:tblLayout w:type="fixed"/>
+        <w:tblCellMar>
+          <w:top w:w="60" w:type="dxa"/>
+          <w:bottom w:w="60" w:type="dxa"/>
+          <w:left w:w="110" w:type="dxa"/>
+          <w:right w:w="110" w:type="dxa"/>
+        </w:tblCellMar>
       </w:tblPr>
       <w:tblGrid>
-        <w:gridCol w:w="2160"/>
-        <w:gridCol w:w="2160"/>
-        <w:gridCol w:w="2160"/>
-        <w:gridCol w:w="2160"/>
+        <w:gridCol w:w="593"/>
+        <w:gridCol w:w="2778"/>
+        <w:gridCol w:w="2778"/>
+        <w:gridCol w:w="2778"/>
       </w:tblGrid>
       <w:tr>
+        <w:trPr>
+          <w:tblHeader w:val="true"/>
+          <w:cantSplit w:val="true"/>
+        </w:trPr>
         <w:tc>
           <w:tcPr>
-            <w:tcW w:type="dxa" w:w="2160"/>
+            <w:tcW w:type="dxa" w:w="593"/>
             <w:shd w:val="clear" w:fill="582F0E"/>
+            <w:vAlign w:val="center"/>
           </w:tcPr>
           <w:p>
+            <w:pPr>
+              <w:spacing w:after="40" w:before="40" w:line="269" w:lineRule="auto"/>
+            </w:pPr>
             <w:r>
               <w:rPr>
                 <w:b/>
+                <w:color w:val="F4E5CA"/>
+                <w:sz w:val="21"/>
               </w:rPr>
             </w:r>
             <w:r>
@@ -179,6 +241,7 @@
                 <w:rFonts w:ascii="EB Garamond" w:hAnsi="EB Garamond" w:cs="EB Garamond"/>
                 <w:b/>
                 <w:color w:val="F4E5CA"/>
+                <w:sz w:val="21"/>
               </w:rPr>
               <w:t>#</w:t>
             </w:r>
@@ -186,13 +249,19 @@
         </w:tc>
         <w:tc>
           <w:tcPr>
-            <w:tcW w:type="dxa" w:w="2160"/>
+            <w:tcW w:type="dxa" w:w="2778"/>
             <w:shd w:val="clear" w:fill="582F0E"/>
+            <w:vAlign w:val="center"/>
           </w:tcPr>
           <w:p>
+            <w:pPr>
+              <w:spacing w:after="40" w:before="40" w:line="269" w:lineRule="auto"/>
+            </w:pPr>
             <w:r>
               <w:rPr>
                 <w:b/>
+                <w:color w:val="F4E5CA"/>
+                <w:sz w:val="21"/>
               </w:rPr>
             </w:r>
             <w:r>
@@ -200,6 +269,7 @@
                 <w:rFonts w:ascii="EB Garamond" w:hAnsi="EB Garamond" w:cs="EB Garamond"/>
                 <w:b/>
                 <w:color w:val="F4E5CA"/>
+                <w:sz w:val="21"/>
               </w:rPr>
               <w:t>Dowód</w:t>
             </w:r>
@@ -207,13 +277,19 @@
         </w:tc>
         <w:tc>
           <w:tcPr>
-            <w:tcW w:type="dxa" w:w="2160"/>
+            <w:tcW w:type="dxa" w:w="2778"/>
             <w:shd w:val="clear" w:fill="582F0E"/>
+            <w:vAlign w:val="center"/>
           </w:tcPr>
           <w:p>
+            <w:pPr>
+              <w:spacing w:after="40" w:before="40" w:line="269" w:lineRule="auto"/>
+            </w:pPr>
             <w:r>
               <w:rPr>
                 <w:b/>
+                <w:color w:val="F4E5CA"/>
+                <w:sz w:val="21"/>
               </w:rPr>
             </w:r>
             <w:r>
@@ -221,6 +297,7 @@
                 <w:rFonts w:ascii="EB Garamond" w:hAnsi="EB Garamond" w:cs="EB Garamond"/>
                 <w:b/>
                 <w:color w:val="F4E5CA"/>
+                <w:sz w:val="21"/>
               </w:rPr>
               <w:t>Jak pozyskać (bez płatnego API)</w:t>
             </w:r>
@@ -228,13 +305,19 @@
         </w:tc>
         <w:tc>
           <w:tcPr>
-            <w:tcW w:type="dxa" w:w="2160"/>
+            <w:tcW w:type="dxa" w:w="2778"/>
             <w:shd w:val="clear" w:fill="582F0E"/>
+            <w:vAlign w:val="center"/>
           </w:tcPr>
           <w:p>
+            <w:pPr>
+              <w:spacing w:after="40" w:before="40" w:line="269" w:lineRule="auto"/>
+            </w:pPr>
             <w:r>
               <w:rPr>
                 <w:b/>
+                <w:color w:val="F4E5CA"/>
+                <w:sz w:val="21"/>
               </w:rPr>
             </w:r>
             <w:r>
@@ -242,6 +325,7 @@
                 <w:rFonts w:ascii="EB Garamond" w:hAnsi="EB Garamond" w:cs="EB Garamond"/>
                 <w:b/>
                 <w:color w:val="F4E5CA"/>
+                <w:sz w:val="21"/>
               </w:rPr>
               <w:t>Co potwierdza</w:t>
             </w:r>
@@ -249,17 +333,30 @@
         </w:tc>
       </w:tr>
       <w:tr>
+        <w:trPr>
+          <w:cantSplit w:val="true"/>
+        </w:trPr>
         <w:tc>
           <w:tcPr>
-            <w:tcW w:type="dxa" w:w="2160"/>
-            <w:shd w:val="clear" w:fill="F4E5CA"/>
+            <w:tcW w:type="dxa" w:w="593"/>
+            <w:shd w:val="clear" w:fill="EBD9B8"/>
+            <w:vAlign w:val="center"/>
           </w:tcPr>
           <w:p>
-            <w:r/>
+            <w:pPr>
+              <w:spacing w:after="40" w:before="40" w:line="269" w:lineRule="auto"/>
+            </w:pPr>
+            <w:r>
+              <w:rPr>
+                <w:color w:val="582F0E"/>
+                <w:sz w:val="21"/>
+              </w:rPr>
+            </w:r>
             <w:r>
               <w:rPr>
                 <w:rFonts w:ascii="EB Garamond" w:hAnsi="EB Garamond" w:cs="EB Garamond"/>
                 <w:color w:val="582F0E"/>
+                <w:sz w:val="21"/>
               </w:rPr>
               <w:t>Z1</w:t>
             </w:r>
@@ -267,16 +364,26 @@
         </w:tc>
         <w:tc>
           <w:tcPr>
-            <w:tcW w:type="dxa" w:w="2160"/>
-            <w:shd w:val="clear" w:fill="F4E5CA"/>
+            <w:tcW w:type="dxa" w:w="2778"/>
+            <w:shd w:val="clear" w:fill="EBD9B8"/>
+            <w:vAlign w:val="center"/>
           </w:tcPr>
           <w:p>
-            <w:r/>
+            <w:pPr>
+              <w:spacing w:after="40" w:before="40" w:line="269" w:lineRule="auto"/>
+            </w:pPr>
+            <w:r>
+              <w:rPr>
+                <w:color w:val="582F0E"/>
+                <w:sz w:val="21"/>
+              </w:rPr>
+            </w:r>
             <w:r>
               <w:rPr>
                 <w:rFonts w:ascii="EB Garamond" w:hAnsi="EB Garamond" w:cs="EB Garamond"/>
                 <w:b/>
                 <w:color w:val="582F0E"/>
+                <w:sz w:val="21"/>
               </w:rPr>
               <w:t>Census polskich kanałów-sąsiadów</w:t>
             </w:r>
@@ -284,6 +391,7 @@
               <w:rPr>
                 <w:rFonts w:ascii="EB Garamond" w:hAnsi="EB Garamond" w:cs="EB Garamond"/>
                 <w:color w:val="582F0E"/>
+                <w:sz w:val="21"/>
               </w:rPr>
               <w:t xml:space="preserve"> (psychologia / rozwój / „rozpoznanie siebie") — rzędy wielkości subów + mediana wyświetleń</w:t>
             </w:r>
@@ -291,15 +399,25 @@
         </w:tc>
         <w:tc>
           <w:tcPr>
-            <w:tcW w:type="dxa" w:w="2160"/>
-            <w:shd w:val="clear" w:fill="F4E5CA"/>
+            <w:tcW w:type="dxa" w:w="2778"/>
+            <w:shd w:val="clear" w:fill="EBD9B8"/>
+            <w:vAlign w:val="center"/>
           </w:tcPr>
           <w:p>
-            <w:r/>
+            <w:pPr>
+              <w:spacing w:after="40" w:before="40" w:line="269" w:lineRule="auto"/>
+            </w:pPr>
+            <w:r>
+              <w:rPr>
+                <w:color w:val="582F0E"/>
+                <w:sz w:val="21"/>
+              </w:rPr>
+            </w:r>
             <w:r>
               <w:rPr>
                 <w:rFonts w:ascii="EB Garamond" w:hAnsi="EB Garamond" w:cs="EB Garamond"/>
                 <w:color w:val="582F0E"/>
+                <w:sz w:val="21"/>
               </w:rPr>
               <w:t xml:space="preserve">Ręcznie (incognito) jako ścieżka podstawowa; </w:t>
             </w:r>
@@ -307,13 +425,16 @@
               <w:rPr>
                 <w:rFonts w:ascii="Consolas" w:hAnsi="Consolas" w:cs="Consolas"/>
                 <w:color w:val="582F0E"/>
+                <w:sz w:val="21"/>
+                <w:shd w:val="clear" w:color="auto" w:fill="EBD9B8"/>
               </w:rPr>
-              <w:t>yt-dlp --flat-playlist "https://www.youtube.com/@KANAL/videos"</w:t>
+              <w:t xml:space="preserve"> yt-dlp --flat-playlist "https://www.youtube.com/@KANAL/videos" </w:t>
             </w:r>
             <w:r>
               <w:rPr>
                 <w:rFonts w:ascii="EB Garamond" w:hAnsi="EB Garamond" w:cs="EB Garamond"/>
                 <w:color w:val="582F0E"/>
+                <w:sz w:val="21"/>
               </w:rPr>
               <w:t xml:space="preserve"> jako przyspieszenie </w:t>
             </w:r>
@@ -322,6 +443,7 @@
                 <w:rFonts w:ascii="EB Garamond" w:hAnsi="EB Garamond" w:cs="EB Garamond"/>
                 <w:b/>
                 <w:color w:val="582F0E"/>
+                <w:sz w:val="21"/>
               </w:rPr>
               <w:t>po smoke-teście</w:t>
             </w:r>
@@ -329,6 +451,7 @@
               <w:rPr>
                 <w:rFonts w:ascii="EB Garamond" w:hAnsi="EB Garamond" w:cs="EB Garamond"/>
                 <w:color w:val="582F0E"/>
+                <w:sz w:val="21"/>
               </w:rPr>
               <w:t xml:space="preserve"> (Faza −1)</w:t>
             </w:r>
@@ -336,15 +459,25 @@
         </w:tc>
         <w:tc>
           <w:tcPr>
-            <w:tcW w:type="dxa" w:w="2160"/>
-            <w:shd w:val="clear" w:fill="F4E5CA"/>
+            <w:tcW w:type="dxa" w:w="2778"/>
+            <w:shd w:val="clear" w:fill="EBD9B8"/>
+            <w:vAlign w:val="center"/>
           </w:tcPr>
           <w:p>
-            <w:r/>
+            <w:pPr>
+              <w:spacing w:after="40" w:before="40" w:line="269" w:lineRule="auto"/>
+            </w:pPr>
+            <w:r>
+              <w:rPr>
+                <w:color w:val="582F0E"/>
+                <w:sz w:val="21"/>
+              </w:rPr>
+            </w:r>
             <w:r>
               <w:rPr>
                 <w:rFonts w:ascii="EB Garamond" w:hAnsi="EB Garamond" w:cs="EB Garamond"/>
                 <w:color w:val="582F0E"/>
+                <w:sz w:val="21"/>
               </w:rPr>
               <w:t>Czy kategoria ma w PL kanały 6–7-cyfrowe (widownia istnieje i się skaluje)</w:t>
             </w:r>
@@ -352,17 +485,30 @@
         </w:tc>
       </w:tr>
       <w:tr>
+        <w:trPr>
+          <w:cantSplit w:val="true"/>
+        </w:trPr>
         <w:tc>
           <w:tcPr>
-            <w:tcW w:type="dxa" w:w="2160"/>
+            <w:tcW w:type="dxa" w:w="593"/>
             <w:shd w:val="clear" w:fill="F4E5CA"/>
+            <w:vAlign w:val="center"/>
           </w:tcPr>
           <w:p>
-            <w:r/>
+            <w:pPr>
+              <w:spacing w:after="40" w:before="40" w:line="269" w:lineRule="auto"/>
+            </w:pPr>
+            <w:r>
+              <w:rPr>
+                <w:color w:val="582F0E"/>
+                <w:sz w:val="21"/>
+              </w:rPr>
+            </w:r>
             <w:r>
               <w:rPr>
                 <w:rFonts w:ascii="EB Garamond" w:hAnsi="EB Garamond" w:cs="EB Garamond"/>
                 <w:color w:val="582F0E"/>
+                <w:sz w:val="21"/>
               </w:rPr>
               <w:t>Z2</w:t>
             </w:r>
@@ -370,16 +516,26 @@
         </w:tc>
         <w:tc>
           <w:tcPr>
-            <w:tcW w:type="dxa" w:w="2160"/>
+            <w:tcW w:type="dxa" w:w="2778"/>
             <w:shd w:val="clear" w:fill="F4E5CA"/>
+            <w:vAlign w:val="center"/>
           </w:tcPr>
           <w:p>
-            <w:r/>
+            <w:pPr>
+              <w:spacing w:after="40" w:before="40" w:line="269" w:lineRule="auto"/>
+            </w:pPr>
+            <w:r>
+              <w:rPr>
+                <w:color w:val="582F0E"/>
+                <w:sz w:val="21"/>
+              </w:rPr>
+            </w:r>
             <w:r>
               <w:rPr>
                 <w:rFonts w:ascii="EB Garamond" w:hAnsi="EB Garamond" w:cs="EB Garamond"/>
                 <w:b/>
                 <w:color w:val="582F0E"/>
+                <w:sz w:val="21"/>
               </w:rPr>
               <w:t>Istnienie polskich filmów 100k+ wyświetleń</w:t>
             </w:r>
@@ -387,6 +543,7 @@
               <w:rPr>
                 <w:rFonts w:ascii="EB Garamond" w:hAnsi="EB Garamond" w:cs="EB Garamond"/>
                 <w:color w:val="582F0E"/>
+                <w:sz w:val="21"/>
               </w:rPr>
               <w:t xml:space="preserve"> na tematy emocjonalno-egzystencjalne (nie optymalizacyjne) — </w:t>
             </w:r>
@@ -395,6 +552,7 @@
                 <w:rFonts w:ascii="EB Garamond" w:hAnsi="EB Garamond" w:cs="EB Garamond"/>
                 <w:b/>
                 <w:color w:val="582F0E"/>
+                <w:sz w:val="21"/>
               </w:rPr>
               <w:t>liczby zweryfikowane ręcznie z UI, nie proxy Social Blade</w:t>
             </w:r>
@@ -402,15 +560,25 @@
         </w:tc>
         <w:tc>
           <w:tcPr>
-            <w:tcW w:type="dxa" w:w="2160"/>
+            <w:tcW w:type="dxa" w:w="2778"/>
             <w:shd w:val="clear" w:fill="F4E5CA"/>
+            <w:vAlign w:val="center"/>
           </w:tcPr>
           <w:p>
-            <w:r/>
+            <w:pPr>
+              <w:spacing w:after="40" w:before="40" w:line="269" w:lineRule="auto"/>
+            </w:pPr>
+            <w:r>
+              <w:rPr>
+                <w:color w:val="582F0E"/>
+                <w:sz w:val="21"/>
+              </w:rPr>
+            </w:r>
             <w:r>
               <w:rPr>
                 <w:rFonts w:ascii="EB Garamond" w:hAnsi="EB Garamond" w:cs="EB Garamond"/>
                 <w:color w:val="582F0E"/>
+                <w:sz w:val="21"/>
               </w:rPr>
               <w:t xml:space="preserve">Wyszukiwanie YT incognito + filtr „liczba wyświetleń"; </w:t>
             </w:r>
@@ -418,13 +586,16 @@
               <w:rPr>
                 <w:rFonts w:ascii="Consolas" w:hAnsi="Consolas" w:cs="Consolas"/>
                 <w:color w:val="582F0E"/>
+                <w:sz w:val="21"/>
+                <w:shd w:val="clear" w:color="auto" w:fill="EBD9B8"/>
               </w:rPr>
-              <w:t>yt-dlp "ytsearch40:&lt;polska fraza-ból&gt;"</w:t>
+              <w:t xml:space="preserve"> yt-dlp "ytsearch40:&lt;polska fraza-ból&gt;" </w:t>
             </w:r>
             <w:r>
               <w:rPr>
                 <w:rFonts w:ascii="EB Garamond" w:hAnsi="EB Garamond" w:cs="EB Garamond"/>
                 <w:color w:val="582F0E"/>
+                <w:sz w:val="21"/>
               </w:rPr>
               <w:t xml:space="preserve"> tylko do ENUMERACJI istniejącej podaży, nie jako miara popytu</w:t>
             </w:r>
@@ -432,15 +603,25 @@
         </w:tc>
         <w:tc>
           <w:tcPr>
-            <w:tcW w:type="dxa" w:w="2160"/>
+            <w:tcW w:type="dxa" w:w="2778"/>
             <w:shd w:val="clear" w:fill="F4E5CA"/>
+            <w:vAlign w:val="center"/>
           </w:tcPr>
           <w:p>
-            <w:r/>
+            <w:pPr>
+              <w:spacing w:after="40" w:before="40" w:line="269" w:lineRule="auto"/>
+            </w:pPr>
+            <w:r>
+              <w:rPr>
+                <w:color w:val="582F0E"/>
+                <w:sz w:val="21"/>
+              </w:rPr>
+            </w:r>
             <w:r>
               <w:rPr>
                 <w:rFonts w:ascii="EB Garamond" w:hAnsi="EB Garamond" w:cs="EB Garamond"/>
                 <w:color w:val="582F0E"/>
+                <w:sz w:val="21"/>
               </w:rPr>
               <w:t>Czy FORMAT/temat rozpoznania chwyta po polsku, nie tylko optymalizacja</w:t>
             </w:r>
@@ -448,17 +629,30 @@
         </w:tc>
       </w:tr>
       <w:tr>
+        <w:trPr>
+          <w:cantSplit w:val="true"/>
+        </w:trPr>
         <w:tc>
           <w:tcPr>
-            <w:tcW w:type="dxa" w:w="2160"/>
-            <w:shd w:val="clear" w:fill="F4E5CA"/>
+            <w:tcW w:type="dxa" w:w="593"/>
+            <w:shd w:val="clear" w:fill="EBD9B8"/>
+            <w:vAlign w:val="center"/>
           </w:tcPr>
           <w:p>
-            <w:r/>
+            <w:pPr>
+              <w:spacing w:after="40" w:before="40" w:line="269" w:lineRule="auto"/>
+            </w:pPr>
+            <w:r>
+              <w:rPr>
+                <w:color w:val="582F0E"/>
+                <w:sz w:val="21"/>
+              </w:rPr>
+            </w:r>
             <w:r>
               <w:rPr>
                 <w:rFonts w:ascii="EB Garamond" w:hAnsi="EB Garamond" w:cs="EB Garamond"/>
                 <w:color w:val="582F0E"/>
+                <w:sz w:val="21"/>
               </w:rPr>
               <w:t>Z3</w:t>
             </w:r>
@@ -466,16 +660,26 @@
         </w:tc>
         <w:tc>
           <w:tcPr>
-            <w:tcW w:type="dxa" w:w="2160"/>
-            <w:shd w:val="clear" w:fill="F4E5CA"/>
+            <w:tcW w:type="dxa" w:w="2778"/>
+            <w:shd w:val="clear" w:fill="EBD9B8"/>
+            <w:vAlign w:val="center"/>
           </w:tcPr>
           <w:p>
-            <w:r/>
+            <w:pPr>
+              <w:spacing w:after="40" w:before="40" w:line="269" w:lineRule="auto"/>
+            </w:pPr>
+            <w:r>
+              <w:rPr>
+                <w:color w:val="582F0E"/>
+                <w:sz w:val="21"/>
+              </w:rPr>
+            </w:r>
             <w:r>
               <w:rPr>
                 <w:rFonts w:ascii="EB Garamond" w:hAnsi="EB Garamond" w:cs="EB Garamond"/>
                 <w:b/>
                 <w:color w:val="582F0E"/>
+                <w:sz w:val="21"/>
               </w:rPr>
               <w:t>Bogactwo Google-WEB autocomplete PL</w:t>
             </w:r>
@@ -483,6 +687,7 @@
               <w:rPr>
                 <w:rFonts w:ascii="EB Garamond" w:hAnsi="EB Garamond" w:cs="EB Garamond"/>
                 <w:color w:val="582F0E"/>
+                <w:sz w:val="21"/>
               </w:rPr>
               <w:t xml:space="preserve"> na pytania-bóle</w:t>
             </w:r>
@@ -490,22 +695,34 @@
         </w:tc>
         <w:tc>
           <w:tcPr>
-            <w:tcW w:type="dxa" w:w="2160"/>
-            <w:shd w:val="clear" w:fill="F4E5CA"/>
+            <w:tcW w:type="dxa" w:w="2778"/>
+            <w:shd w:val="clear" w:fill="EBD9B8"/>
+            <w:vAlign w:val="center"/>
           </w:tcPr>
           <w:p>
-            <w:r/>
+            <w:pPr>
+              <w:spacing w:after="40" w:before="40" w:line="269" w:lineRule="auto"/>
+            </w:pPr>
+            <w:r>
+              <w:rPr>
+                <w:color w:val="582F0E"/>
+                <w:sz w:val="21"/>
+              </w:rPr>
+            </w:r>
             <w:r>
               <w:rPr>
                 <w:rFonts w:ascii="Consolas" w:hAnsi="Consolas" w:cs="Consolas"/>
                 <w:color w:val="582F0E"/>
+                <w:sz w:val="21"/>
+                <w:shd w:val="clear" w:color="auto" w:fill="EBD9B8"/>
               </w:rPr>
-              <w:t>suggestqueries.google.com/complete/search?client=firefox&amp;q=&lt;seed&gt;&amp;hl=pl&amp;gl=PL</w:t>
+              <w:t xml:space="preserve"> suggestqueries.google.com/complete/search?client=firefox&amp;q=&lt;seed&gt;&amp;hl=pl&amp;gl=PL </w:t>
             </w:r>
             <w:r>
               <w:rPr>
                 <w:rFonts w:ascii="EB Garamond" w:hAnsi="EB Garamond" w:cs="EB Garamond"/>
                 <w:color w:val="582F0E"/>
+                <w:sz w:val="21"/>
               </w:rPr>
               <w:t xml:space="preserve"> (osobna ścieżka parsowania — patrz §4 Faza −1)</w:t>
             </w:r>
@@ -513,15 +730,25 @@
         </w:tc>
         <w:tc>
           <w:tcPr>
-            <w:tcW w:type="dxa" w:w="2160"/>
-            <w:shd w:val="clear" w:fill="F4E5CA"/>
+            <w:tcW w:type="dxa" w:w="2778"/>
+            <w:shd w:val="clear" w:fill="EBD9B8"/>
+            <w:vAlign w:val="center"/>
           </w:tcPr>
           <w:p>
-            <w:r/>
+            <w:pPr>
+              <w:spacing w:after="40" w:before="40" w:line="269" w:lineRule="auto"/>
+            </w:pPr>
+            <w:r>
+              <w:rPr>
+                <w:color w:val="582F0E"/>
+                <w:sz w:val="21"/>
+              </w:rPr>
+            </w:r>
             <w:r>
               <w:rPr>
                 <w:rFonts w:ascii="EB Garamond" w:hAnsi="EB Garamond" w:cs="EB Garamond"/>
                 <w:color w:val="582F0E"/>
+                <w:sz w:val="21"/>
               </w:rPr>
               <w:t>Czy ból jest WERBALIZOWANY po polsku (popyt na problem istnieje natywnie)</w:t>
             </w:r>
@@ -529,8 +756,15 @@
         </w:tc>
       </w:tr>
     </w:tbl>
-    <w:p/>
     <w:p>
+      <w:pPr>
+        <w:spacing w:after="80"/>
+      </w:pPr>
+    </w:p>
+    <w:p>
+      <w:pPr>
+        <w:jc w:val="both"/>
+      </w:pPr>
       <w:r>
         <w:rPr>
           <w:rFonts w:ascii="EB Garamond" w:hAnsi="EB Garamond" w:cs="EB Garamond"/>
@@ -562,13 +796,16 @@
         <w:rPr>
           <w:rFonts w:ascii="EB Garamond" w:hAnsi="EB Garamond" w:cs="EB Garamond"/>
           <w:color w:val="582F0E"/>
+          <w:spacing w:val="14"/>
         </w:rPr>
         <w:t>TWARDE kryterium pass / weak / fail (liczby weryfikowane ręcznie)</w:t>
       </w:r>
     </w:p>
     <w:p>
       <w:pPr>
-        <w:ind w:left="432"/>
+        <w:spacing w:after="80" w:line="302" w:lineRule="auto"/>
+        <w:ind w:left="605" w:hanging="317"/>
+        <w:jc w:val="left"/>
       </w:pPr>
       <w:r>
         <w:rPr>
@@ -760,7 +997,9 @@
     </w:p>
     <w:p>
       <w:pPr>
-        <w:ind w:left="432"/>
+        <w:spacing w:after="80" w:line="302" w:lineRule="auto"/>
+        <w:ind w:left="605" w:hanging="317"/>
+        <w:jc w:val="left"/>
       </w:pPr>
       <w:r>
         <w:rPr>
@@ -787,7 +1026,9 @@
     </w:p>
     <w:p>
       <w:pPr>
-        <w:ind w:left="432"/>
+        <w:spacing w:after="80" w:line="302" w:lineRule="auto"/>
+        <w:ind w:left="605" w:hanging="317"/>
+        <w:jc w:val="left"/>
       </w:pPr>
       <w:r>
         <w:rPr>
@@ -820,6 +1061,7 @@
         <w:rPr>
           <w:rFonts w:ascii="EB Garamond" w:hAnsi="EB Garamond" w:cs="EB Garamond"/>
           <w:color w:val="582F0E"/>
+          <w:spacing w:val="14"/>
         </w:rPr>
         <w:t xml:space="preserve">Status werdyktu: </w:t>
       </w:r>
@@ -828,59 +1070,36 @@
           <w:rFonts w:ascii="EB Garamond" w:hAnsi="EB Garamond" w:cs="EB Garamond"/>
           <w:b/>
           <w:color w:val="582F0E"/>
+          <w:spacing w:val="14"/>
         </w:rPr>
         <w:t>NIE PRZETESTOWANY — gate oczekuje na domknięcie</w:t>
-      </w:r>
-    </w:p>
-    <w:p>
-      <w:r>
-        <w:rPr>
-          <w:rFonts w:ascii="EB Garamond" w:hAnsi="EB Garamond" w:cs="EB Garamond"/>
-          <w:color w:val="582F0E"/>
-        </w:rPr>
-        <w:t xml:space="preserve">Grounding (zwiadowca B) dostarczył *przesłanek* na PASS, ale </w:t>
-      </w:r>
-      <w:r>
-        <w:rPr>
-          <w:rFonts w:ascii="EB Garamond" w:hAnsi="EB Garamond" w:cs="EB Garamond"/>
-          <w:b/>
-          <w:color w:val="582F0E"/>
-        </w:rPr>
-        <w:t>nie spełnia jeszcze własnego progu</w:t>
-      </w:r>
-      <w:r>
-        <w:rPr>
-          <w:rFonts w:ascii="EB Garamond" w:hAnsi="EB Garamond" w:cs="EB Garamond"/>
-          <w:color w:val="582F0E"/>
-        </w:rPr>
-        <w:t xml:space="preserve">, więc werdykt roboczy NIE brzmi „PASS warunkowy" — brzmi </w:t>
-      </w:r>
-      <w:r>
-        <w:rPr>
-          <w:rFonts w:ascii="EB Garamond" w:hAnsi="EB Garamond" w:cs="EB Garamond"/>
-          <w:b/>
-          <w:color w:val="582F0E"/>
-        </w:rPr>
-        <w:t>„gate pending"</w:t>
-      </w:r>
-      <w:r>
-        <w:rPr>
-          <w:rFonts w:ascii="EB Garamond" w:hAnsi="EB Garamond" w:cs="EB Garamond"/>
-          <w:color w:val="582F0E"/>
-        </w:rPr>
-        <w:t>. Co grounding pokazał i czego nie:</w:t>
       </w:r>
     </w:p>
     <w:p>
       <w:pPr>
-        <w:ind w:left="432"/>
+        <w:jc w:val="both"/>
       </w:pPr>
       <w:r>
         <w:rPr>
           <w:rFonts w:ascii="EB Garamond" w:hAnsi="EB Garamond" w:cs="EB Garamond"/>
           <w:color w:val="582F0E"/>
         </w:rPr>
-        <w:t xml:space="preserve">•  </w:t>
+        <w:t xml:space="preserve">Grounding (zwiadowca B) dostarczył </w:t>
+      </w:r>
+      <w:r>
+        <w:rPr>
+          <w:rFonts w:ascii="EB Garamond" w:hAnsi="EB Garamond" w:cs="EB Garamond"/>
+          <w:i/>
+          <w:color w:val="582F0E"/>
+        </w:rPr>
+        <w:t>przesłanek</w:t>
+      </w:r>
+      <w:r>
+        <w:rPr>
+          <w:rFonts w:ascii="EB Garamond" w:hAnsi="EB Garamond" w:cs="EB Garamond"/>
+          <w:color w:val="582F0E"/>
+        </w:rPr>
+        <w:t xml:space="preserve"> na PASS, ale </w:t>
       </w:r>
       <w:r>
         <w:rPr>
@@ -888,19 +1107,36 @@
           <w:b/>
           <w:color w:val="582F0E"/>
         </w:rPr>
-        <w:t>Kategoria prawdopodobnie skaluje w PL (przesłanka, nie dowód):</w:t>
-      </w:r>
-      <w:r>
-        <w:rPr>
-          <w:rFonts w:ascii="EB Garamond" w:hAnsi="EB Garamond" w:cs="EB Garamond"/>
-          <w:color w:val="582F0E"/>
-        </w:rPr>
-        <w:t xml:space="preserve"> Przeciętny Człowiek 476K / 72,6 mln, PsychoLoszka 280K / 27,2 mln, Rozwojowiec 277K / 34,4 mln, Strefa Psyche SWPS 210K / 28,9 mln — to proxy Social Blade (rzędy wielkości), spełnia Z1 *kierunkowo*. Demografia tych kanałów ≠ dokładnie hipoteza widza SENSUM (patrz §5, ryzyko 9).</w:t>
+        <w:t>nie spełnia jeszcze własnego progu</w:t>
+      </w:r>
+      <w:r>
+        <w:rPr>
+          <w:rFonts w:ascii="EB Garamond" w:hAnsi="EB Garamond" w:cs="EB Garamond"/>
+          <w:color w:val="582F0E"/>
+        </w:rPr>
+        <w:t xml:space="preserve">, więc werdykt roboczy NIE brzmi „PASS warunkowy" — brzmi </w:t>
+      </w:r>
+      <w:r>
+        <w:rPr>
+          <w:rFonts w:ascii="EB Garamond" w:hAnsi="EB Garamond" w:cs="EB Garamond"/>
+          <w:b/>
+          <w:color w:val="582F0E"/>
+        </w:rPr>
+        <w:t>„gate pending"</w:t>
+      </w:r>
+      <w:r>
+        <w:rPr>
+          <w:rFonts w:ascii="EB Garamond" w:hAnsi="EB Garamond" w:cs="EB Garamond"/>
+          <w:color w:val="582F0E"/>
+        </w:rPr>
+        <w:t>. Co grounding pokazał i czego nie:</w:t>
       </w:r>
     </w:p>
     <w:p>
       <w:pPr>
-        <w:ind w:left="432"/>
+        <w:spacing w:after="80" w:line="302" w:lineRule="auto"/>
+        <w:ind w:left="605" w:hanging="317"/>
+        <w:jc w:val="left"/>
       </w:pPr>
       <w:r>
         <w:rPr>
@@ -915,64 +1151,36 @@
           <w:b/>
           <w:color w:val="582F0E"/>
         </w:rPr>
-        <w:t>Najmocniejsza przesłanka Z2+Z3 dla rdzenia niszy, ale NIEDOMKNIĘTA:</w:t>
-      </w:r>
-      <w:r>
-        <w:rPr>
-          <w:rFonts w:ascii="EB Garamond" w:hAnsi="EB Garamond" w:cs="EB Garamond"/>
-          <w:color w:val="582F0E"/>
-        </w:rPr>
-        <w:t xml:space="preserve"> </w:t>
-      </w:r>
-      <w:r>
-        <w:rPr>
-          <w:rFonts w:ascii="EB Garamond" w:hAnsi="EB Garamond" w:cs="EB Garamond"/>
-          <w:b/>
-          <w:color w:val="582F0E"/>
-        </w:rPr>
-        <w:t>Psychologia Bez Spiny</w:t>
-      </w:r>
-      <w:r>
-        <w:rPr>
-          <w:rFonts w:ascii="EB Garamond" w:hAnsi="EB Garamond" w:cs="EB Garamond"/>
-          <w:color w:val="582F0E"/>
-        </w:rPr>
-        <w:t xml:space="preserve"> — kanał uruchomiony 22.01.2026 (~4 mies.), 6,21K subów, z outlierami podawanymi jako 183K / 99K / 94K / 43K / 25K wyświetleń na dystrybucji browse/suggested (model SENSUM), tytuły dosłownie w lane SENSUM („Psychologia ludzi którzy myślą że nic nie potrafią", „Ludzie, którzy lubią być sami…"). </w:t>
-      </w:r>
-      <w:r>
-        <w:rPr>
-          <w:rFonts w:ascii="EB Garamond" w:hAnsi="EB Garamond" w:cs="EB Garamond"/>
-          <w:b/>
-          <w:color w:val="582F0E"/>
-        </w:rPr>
-        <w:t>Dlaczego to NIE wystarcza do PASS:</w:t>
-      </w:r>
-      <w:r>
-        <w:rPr>
-          <w:rFonts w:ascii="EB Garamond" w:hAnsi="EB Garamond" w:cs="EB Garamond"/>
-          <w:color w:val="582F0E"/>
-        </w:rPr>
-        <w:t xml:space="preserve"> (a) to JEDEN kanał, a PASS wymaga ≥3 różnych filmów &gt;100k LUB kanału z 6-cyfrową medianą; (b) z podanych liczb </w:t>
-      </w:r>
-      <w:r>
-        <w:rPr>
-          <w:rFonts w:ascii="EB Garamond" w:hAnsi="EB Garamond" w:cs="EB Garamond"/>
-          <w:b/>
-          <w:color w:val="582F0E"/>
-        </w:rPr>
-        <w:t>tylko jedna (183K) realnie przekracza 100k</w:t>
-      </w:r>
-      <w:r>
-        <w:rPr>
-          <w:rFonts w:ascii="EB Garamond" w:hAnsi="EB Garamond" w:cs="EB Garamond"/>
-          <w:color w:val="582F0E"/>
-        </w:rPr>
-        <w:t xml:space="preserve"> — 99K i 94K to FAIL tej linii; (c) ton/warsztat oceniono z TYTUŁÓW i opisów, nie z obejrzenia wideo.</w:t>
+        <w:t>Kategoria prawdopodobnie skaluje w PL (przesłanka, nie dowód):</w:t>
+      </w:r>
+      <w:r>
+        <w:rPr>
+          <w:rFonts w:ascii="EB Garamond" w:hAnsi="EB Garamond" w:cs="EB Garamond"/>
+          <w:color w:val="582F0E"/>
+        </w:rPr>
+        <w:t xml:space="preserve"> Przeciętny Człowiek 476K / 72,6 mln, PsychoLoszka 280K / 27,2 mln, Rozwojowiec 277K / 34,4 mln, Strefa Psyche SWPS 210K / 28,9 mln — to proxy Social Blade (rzędy wielkości), spełnia Z1 </w:t>
+      </w:r>
+      <w:r>
+        <w:rPr>
+          <w:rFonts w:ascii="EB Garamond" w:hAnsi="EB Garamond" w:cs="EB Garamond"/>
+          <w:i/>
+          <w:color w:val="582F0E"/>
+        </w:rPr>
+        <w:t>kierunkowo</w:t>
+      </w:r>
+      <w:r>
+        <w:rPr>
+          <w:rFonts w:ascii="EB Garamond" w:hAnsi="EB Garamond" w:cs="EB Garamond"/>
+          <w:color w:val="582F0E"/>
+        </w:rPr>
+        <w:t>. Demografia tych kanałów ≠ dokładnie hipoteza widza SENSUM (patrz §5, ryzyko 9).</w:t>
       </w:r>
     </w:p>
     <w:p>
       <w:pPr>
-        <w:ind w:left="432"/>
+        <w:spacing w:after="80" w:line="302" w:lineRule="auto"/>
+        <w:ind w:left="605" w:hanging="317"/>
+        <w:jc w:val="left"/>
       </w:pPr>
       <w:r>
         <w:rPr>
@@ -987,57 +1195,113 @@
           <w:b/>
           <w:color w:val="582F0E"/>
         </w:rPr>
-        <w:t>Luka rzemieślnicza — przesłanka spójna:</w:t>
-      </w:r>
-      <w:r>
-        <w:rPr>
-          <w:rFonts w:ascii="EB Garamond" w:hAnsi="EB Garamond" w:cs="EB Garamond"/>
-          <w:color w:val="582F0E"/>
-        </w:rPr>
-        <w:t xml:space="preserve"> żaden gracz nie zajmuje pełnego przecięcia (wysoki warsztat eseju-lektora × ciepły rejestr rozpoznania × doktryna research-invisible). Wysoki warsztat ma zły ton (Przeciętny Człowiek — optymalizacja), dobry ton ma słaby warsztat/skalę (PBS — listicle clickbait; Przystanek Samotność 610 subów — format wywiadowy).</w:t>
+        <w:t>Najmocniejsza przesłanka Z2+Z3 dla rdzenia niszy, ale NIEDOMKNIĘTA:</w:t>
+      </w:r>
+      <w:r>
+        <w:rPr>
+          <w:rFonts w:ascii="EB Garamond" w:hAnsi="EB Garamond" w:cs="EB Garamond"/>
+          <w:color w:val="582F0E"/>
+        </w:rPr>
+        <w:t xml:space="preserve"> </w:t>
+      </w:r>
+      <w:r>
+        <w:rPr>
+          <w:rFonts w:ascii="EB Garamond" w:hAnsi="EB Garamond" w:cs="EB Garamond"/>
+          <w:b/>
+          <w:color w:val="582F0E"/>
+        </w:rPr>
+        <w:t>Psychologia Bez Spiny</w:t>
+      </w:r>
+      <w:r>
+        <w:rPr>
+          <w:rFonts w:ascii="EB Garamond" w:hAnsi="EB Garamond" w:cs="EB Garamond"/>
+          <w:color w:val="582F0E"/>
+        </w:rPr>
+        <w:t xml:space="preserve"> — kanał uruchomiony 22.01.2026 (~4 mies.), 6,21K subów, z outlierami podawanymi jako 183K / 99K / 94K / 43K / 25K wyświetleń na dystrybucji browse/suggested (model SENSUM), tytuły dosłownie w lane SENSUM („Psychologia ludzi którzy myślą że nic nie potrafią", „Ludzie, którzy lubią być sami…"). </w:t>
+      </w:r>
+      <w:r>
+        <w:rPr>
+          <w:rFonts w:ascii="EB Garamond" w:hAnsi="EB Garamond" w:cs="EB Garamond"/>
+          <w:b/>
+          <w:color w:val="582F0E"/>
+        </w:rPr>
+        <w:t>Dlaczego to NIE wystarcza do PASS:</w:t>
+      </w:r>
+      <w:r>
+        <w:rPr>
+          <w:rFonts w:ascii="EB Garamond" w:hAnsi="EB Garamond" w:cs="EB Garamond"/>
+          <w:color w:val="582F0E"/>
+        </w:rPr>
+        <w:t xml:space="preserve"> (a) to JEDEN kanał, a PASS wymaga ≥3 różnych filmów &gt;100k LUB kanału z 6-cyfrową medianą; (b) z podanych liczb </w:t>
+      </w:r>
+      <w:r>
+        <w:rPr>
+          <w:rFonts w:ascii="EB Garamond" w:hAnsi="EB Garamond" w:cs="EB Garamond"/>
+          <w:b/>
+          <w:color w:val="582F0E"/>
+        </w:rPr>
+        <w:t>tylko jedna (183K) realnie przekracza 100k</w:t>
+      </w:r>
+      <w:r>
+        <w:rPr>
+          <w:rFonts w:ascii="EB Garamond" w:hAnsi="EB Garamond" w:cs="EB Garamond"/>
+          <w:color w:val="582F0E"/>
+        </w:rPr>
+        <w:t xml:space="preserve"> — 99K i 94K to FAIL tej linii; (c) ton/warsztat oceniono z TYTUŁÓW i opisów, nie z obejrzenia wideo.</w:t>
       </w:r>
     </w:p>
     <w:p>
+      <w:pPr>
+        <w:spacing w:after="80" w:line="302" w:lineRule="auto"/>
+        <w:ind w:left="605" w:hanging="317"/>
+        <w:jc w:val="left"/>
+      </w:pPr>
+      <w:r>
+        <w:rPr>
+          <w:rFonts w:ascii="EB Garamond" w:hAnsi="EB Garamond" w:cs="EB Garamond"/>
+          <w:color w:val="582F0E"/>
+        </w:rPr>
+        <w:t xml:space="preserve">•  </w:t>
+      </w:r>
       <w:r>
         <w:rPr>
           <w:rFonts w:ascii="EB Garamond" w:hAnsi="EB Garamond" w:cs="EB Garamond"/>
           <w:b/>
           <w:color w:val="582F0E"/>
         </w:rPr>
-        <w:t>Trzy kroki domknięcia gate'u (wykonać PRZED Fazą 1, dosłownie, ręcznie):</w:t>
+        <w:t>Luka rzemieślnicza — przesłanka spójna:</w:t>
+      </w:r>
+      <w:r>
+        <w:rPr>
+          <w:rFonts w:ascii="EB Garamond" w:hAnsi="EB Garamond" w:cs="EB Garamond"/>
+          <w:color w:val="582F0E"/>
+        </w:rPr>
+        <w:t xml:space="preserve"> żaden gracz nie zajmuje pełnego przecięcia (wysoki warsztat eseju-lektora × ciepły rejestr rozpoznania × doktryna research-invisible). Wysoki warsztat ma zły ton (Przeciętny Człowiek — optymalizacja), dobry ton ma słaby warsztat/skalę (PBS — listicle clickbait; Przystanek Samotność 610 subów — format wywiadowy).</w:t>
       </w:r>
     </w:p>
     <w:p>
-      <w:r>
-        <w:rPr>
-          <w:rFonts w:ascii="EB Garamond" w:hAnsi="EB Garamond" w:cs="EB Garamond"/>
-          <w:color w:val="582F0E"/>
-        </w:rPr>
-        <w:t xml:space="preserve">1. </w:t>
-      </w:r>
+      <w:pPr>
+        <w:jc w:val="both"/>
+      </w:pPr>
       <w:r>
         <w:rPr>
           <w:rFonts w:ascii="EB Garamond" w:hAnsi="EB Garamond" w:cs="EB Garamond"/>
           <w:b/>
           <w:color w:val="582F0E"/>
         </w:rPr>
-        <w:t>Obejrzeć</w:t>
-      </w:r>
-      <w:r>
-        <w:rPr>
-          <w:rFonts w:ascii="EB Garamond" w:hAnsi="EB Garamond" w:cs="EB Garamond"/>
-          <w:color w:val="582F0E"/>
-        </w:rPr>
-        <w:t xml:space="preserve"> po 2–3 filmy Przeciętnego Człowieka i Psychologii Bez Spiny — kalibracja warsztatu z obrazu, nie z tytułu.</w:t>
+        <w:t>Trzy kroki domknięcia gate'u (wykonać PRZED Fazą 1, dosłownie, ręcznie):</w:t>
       </w:r>
     </w:p>
     <w:p>
-      <w:r>
-        <w:rPr>
-          <w:rFonts w:ascii="EB Garamond" w:hAnsi="EB Garamond" w:cs="EB Garamond"/>
-          <w:color w:val="582F0E"/>
-        </w:rPr>
-        <w:t xml:space="preserve">2. </w:t>
+      <w:pPr>
+        <w:jc w:val="both"/>
+      </w:pPr>
+      <w:r>
+        <w:rPr>
+          <w:rFonts w:ascii="EB Garamond" w:hAnsi="EB Garamond" w:cs="EB Garamond"/>
+          <w:color w:val="582F0E"/>
+        </w:rPr>
+        <w:t xml:space="preserve">1. </w:t>
       </w:r>
       <w:r>
         <w:rPr>
@@ -1045,38 +1309,26 @@
           <w:b/>
           <w:color w:val="582F0E"/>
         </w:rPr>
-        <w:t>Potwierdzić z UI</w:t>
-      </w:r>
-      <w:r>
-        <w:rPr>
-          <w:rFonts w:ascii="EB Garamond" w:hAnsi="EB Garamond" w:cs="EB Garamond"/>
-          <w:color w:val="582F0E"/>
-        </w:rPr>
-        <w:t xml:space="preserve"> (incognito, ręcznie odczytane liczniki) ≥3 RÓŻNE emocjonalne, nie-optymalizacyjne PL filmy, każdy realnie </w:t>
-      </w:r>
-      <w:r>
-        <w:rPr>
-          <w:rFonts w:ascii="EB Garamond" w:hAnsi="EB Garamond" w:cs="EB Garamond"/>
-          <w:b/>
-          <w:color w:val="582F0E"/>
-        </w:rPr>
-        <w:t>&gt;100k</w:t>
-      </w:r>
-      <w:r>
-        <w:rPr>
-          <w:rFonts w:ascii="EB Garamond" w:hAnsi="EB Garamond" w:cs="EB Garamond"/>
-          <w:color w:val="582F0E"/>
-        </w:rPr>
-        <w:t>.</w:t>
+        <w:t>Obejrzeć</w:t>
+      </w:r>
+      <w:r>
+        <w:rPr>
+          <w:rFonts w:ascii="EB Garamond" w:hAnsi="EB Garamond" w:cs="EB Garamond"/>
+          <w:color w:val="582F0E"/>
+        </w:rPr>
+        <w:t xml:space="preserve"> po 2–3 filmy Przeciętnego Człowieka i Psychologii Bez Spiny — kalibracja warsztatu z obrazu, nie z tytułu.</w:t>
       </w:r>
     </w:p>
     <w:p>
-      <w:r>
-        <w:rPr>
-          <w:rFonts w:ascii="EB Garamond" w:hAnsi="EB Garamond" w:cs="EB Garamond"/>
-          <w:color w:val="582F0E"/>
-        </w:rPr>
-        <w:t xml:space="preserve">3. </w:t>
+      <w:pPr>
+        <w:jc w:val="both"/>
+      </w:pPr>
+      <w:r>
+        <w:rPr>
+          <w:rFonts w:ascii="EB Garamond" w:hAnsi="EB Garamond" w:cs="EB Garamond"/>
+          <w:color w:val="582F0E"/>
+        </w:rPr>
+        <w:t xml:space="preserve">2. </w:t>
       </w:r>
       <w:r>
         <w:rPr>
@@ -1084,17 +1336,62 @@
           <w:b/>
           <w:color w:val="582F0E"/>
         </w:rPr>
-        <w:t>Potwierdzić nie-fluke:</w:t>
-      </w:r>
-      <w:r>
-        <w:rPr>
-          <w:rFonts w:ascii="EB Garamond" w:hAnsi="EB Garamond" w:cs="EB Garamond"/>
-          <w:color w:val="582F0E"/>
-        </w:rPr>
-        <w:t xml:space="preserve"> znaleźć ≥1 dodatkowy młody kanał rozpoznania-emocji z trakcją browse/suggested, by wzorzec PBS nie wisiał na jednym kanale.</w:t>
+        <w:t>Potwierdzić z UI</w:t>
+      </w:r>
+      <w:r>
+        <w:rPr>
+          <w:rFonts w:ascii="EB Garamond" w:hAnsi="EB Garamond" w:cs="EB Garamond"/>
+          <w:color w:val="582F0E"/>
+        </w:rPr>
+        <w:t xml:space="preserve"> (incognito, ręcznie odczytane liczniki) ≥3 RÓŻNE emocjonalne, nie-optymalizacyjne PL filmy, każdy realnie </w:t>
+      </w:r>
+      <w:r>
+        <w:rPr>
+          <w:rFonts w:ascii="EB Garamond" w:hAnsi="EB Garamond" w:cs="EB Garamond"/>
+          <w:b/>
+          <w:color w:val="582F0E"/>
+        </w:rPr>
+        <w:t>&gt;100k</w:t>
+      </w:r>
+      <w:r>
+        <w:rPr>
+          <w:rFonts w:ascii="EB Garamond" w:hAnsi="EB Garamond" w:cs="EB Garamond"/>
+          <w:color w:val="582F0E"/>
+        </w:rPr>
+        <w:t>.</w:t>
       </w:r>
     </w:p>
     <w:p>
+      <w:pPr>
+        <w:jc w:val="both"/>
+      </w:pPr>
+      <w:r>
+        <w:rPr>
+          <w:rFonts w:ascii="EB Garamond" w:hAnsi="EB Garamond" w:cs="EB Garamond"/>
+          <w:color w:val="582F0E"/>
+        </w:rPr>
+        <w:t xml:space="preserve">3. </w:t>
+      </w:r>
+      <w:r>
+        <w:rPr>
+          <w:rFonts w:ascii="EB Garamond" w:hAnsi="EB Garamond" w:cs="EB Garamond"/>
+          <w:b/>
+          <w:color w:val="582F0E"/>
+        </w:rPr>
+        <w:t>Potwierdzić nie-fluke:</w:t>
+      </w:r>
+      <w:r>
+        <w:rPr>
+          <w:rFonts w:ascii="EB Garamond" w:hAnsi="EB Garamond" w:cs="EB Garamond"/>
+          <w:color w:val="582F0E"/>
+        </w:rPr>
+        <w:t xml:space="preserve"> znaleźć ≥1 dodatkowy młody kanał rozpoznania-emocji z trakcją browse/suggested, by wzorzec PBS nie wisiał na jednym kanale.</w:t>
+      </w:r>
+    </w:p>
+    <w:p>
+      <w:pPr>
+        <w:jc w:val="both"/>
+      </w:pPr>
       <w:r>
         <w:rPr>
           <w:rFonts w:ascii="EB Garamond" w:hAnsi="EB Garamond" w:cs="EB Garamond"/>
@@ -1117,10 +1414,22 @@
         </w:rPr>
         <w:t xml:space="preserve"> — żadnej pracy tematycznej.</w:t>
       </w:r>
+    </w:p>
+    <w:p>
+      <w:pPr>
+        <w:spacing w:before="120" w:after="200"/>
+        <w:jc w:val="center"/>
+        <w:pBdr>
+          <w:bottom w:val="single" w:sz="6" w:space="1" w:color="CDB488"/>
+        </w:pBdr>
+      </w:pPr>
     </w:p>
     <w:p>
       <w:pPr>
         <w:pStyle w:val="Heading2"/>
+        <w:pBdr>
+          <w:bottom w:val="single" w:sz="8" w:space="3" w:color="582F0E"/>
+        </w:pBdr>
       </w:pPr>
       <w:r>
         <w:rPr>
@@ -1131,6 +1440,9 @@
       </w:r>
     </w:p>
     <w:p>
+      <w:pPr>
+        <w:jc w:val="both"/>
+      </w:pPr>
       <w:r>
         <w:rPr>
           <w:rFonts w:ascii="EB Garamond" w:hAnsi="EB Garamond" w:cs="EB Garamond"/>
@@ -1177,13 +1489,16 @@
         <w:rPr>
           <w:rFonts w:ascii="EB Garamond" w:hAnsi="EB Garamond" w:cs="EB Garamond"/>
           <w:color w:val="582F0E"/>
+          <w:spacing w:val="14"/>
         </w:rPr>
         <w:t>Noga A — udowodniony, UNIWERSALNY, evergreen pull</w:t>
       </w:r>
     </w:p>
     <w:p>
       <w:pPr>
-        <w:ind w:left="432"/>
+        <w:spacing w:after="80" w:line="302" w:lineRule="auto"/>
+        <w:ind w:left="605" w:hanging="317"/>
+        <w:jc w:val="left"/>
       </w:pPr>
       <w:r>
         <w:rPr>
@@ -1210,7 +1525,9 @@
     </w:p>
     <w:p>
       <w:pPr>
-        <w:ind w:left="432"/>
+        <w:spacing w:after="80" w:line="302" w:lineRule="auto"/>
+        <w:ind w:left="605" w:hanging="317"/>
+        <w:jc w:val="left"/>
       </w:pPr>
       <w:r>
         <w:rPr>
@@ -1237,7 +1554,9 @@
     </w:p>
     <w:p>
       <w:pPr>
-        <w:ind w:left="432"/>
+        <w:spacing w:after="80" w:line="302" w:lineRule="auto"/>
+        <w:ind w:left="605" w:hanging="317"/>
+        <w:jc w:val="left"/>
       </w:pPr>
       <w:r>
         <w:rPr>
@@ -1274,12 +1593,29 @@
           <w:rFonts w:ascii="EB Garamond" w:hAnsi="EB Garamond" w:cs="EB Garamond"/>
           <w:color w:val="582F0E"/>
         </w:rPr>
-        <w:t xml:space="preserve"> (te rany powtarzają się latami w katalogach lane-kanałów); Google Trends jest tu tylko *potwierdzeniem dla finalistów*, nie per-kandydat gate'em (Trends wymaga token-handshake i bywa 429 — patrz §5).</w:t>
+        <w:t xml:space="preserve"> (te rany powtarzają się latami w katalogach lane-kanałów); Google Trends jest tu tylko </w:t>
+      </w:r>
+      <w:r>
+        <w:rPr>
+          <w:rFonts w:ascii="EB Garamond" w:hAnsi="EB Garamond" w:cs="EB Garamond"/>
+          <w:i/>
+          <w:color w:val="582F0E"/>
+        </w:rPr>
+        <w:t>potwierdzeniem dla finalistów</w:t>
+      </w:r>
+      <w:r>
+        <w:rPr>
+          <w:rFonts w:ascii="EB Garamond" w:hAnsi="EB Garamond" w:cs="EB Garamond"/>
+          <w:color w:val="582F0E"/>
+        </w:rPr>
+        <w:t>, nie per-kandydat gate'em (Trends wymaga token-handshake i bywa 429 — patrz §5).</w:t>
       </w:r>
     </w:p>
     <w:p>
       <w:pPr>
-        <w:ind w:left="432"/>
+        <w:spacing w:after="80" w:line="302" w:lineRule="auto"/>
+        <w:ind w:left="605" w:hanging="317"/>
+        <w:jc w:val="left"/>
       </w:pPr>
       <w:r>
         <w:rPr>
@@ -1299,7 +1635,9 @@
     </w:p>
     <w:p>
       <w:pPr>
-        <w:ind w:left="432"/>
+        <w:spacing w:after="80" w:line="302" w:lineRule="auto"/>
+        <w:ind w:left="605" w:hanging="317"/>
+        <w:jc w:val="left"/>
       </w:pPr>
       <w:r>
         <w:rPr>
@@ -1326,7 +1664,9 @@
     </w:p>
     <w:p>
       <w:pPr>
-        <w:ind w:left="432"/>
+        <w:spacing w:after="80" w:line="302" w:lineRule="auto"/>
+        <w:ind w:left="605" w:hanging="317"/>
+        <w:jc w:val="left"/>
       </w:pPr>
       <w:r>
         <w:rPr>
@@ -1368,7 +1708,9 @@
     </w:p>
     <w:p>
       <w:pPr>
-        <w:ind w:left="432"/>
+        <w:spacing w:after="80" w:line="302" w:lineRule="auto"/>
+        <w:ind w:left="605" w:hanging="317"/>
+        <w:jc w:val="left"/>
       </w:pPr>
       <w:r>
         <w:rPr>
@@ -1395,7 +1737,9 @@
     </w:p>
     <w:p>
       <w:pPr>
-        <w:ind w:left="432"/>
+        <w:spacing w:after="80" w:line="302" w:lineRule="auto"/>
+        <w:ind w:left="605" w:hanging="317"/>
+        <w:jc w:val="left"/>
       </w:pPr>
       <w:r>
         <w:rPr>
@@ -1452,7 +1796,9 @@
     </w:p>
     <w:p>
       <w:pPr>
-        <w:ind w:left="432"/>
+        <w:spacing w:after="80" w:line="302" w:lineRule="auto"/>
+        <w:ind w:left="605" w:hanging="317"/>
+        <w:jc w:val="left"/>
       </w:pPr>
       <w:r>
         <w:rPr>
@@ -1500,13 +1846,19 @@
         <w:rPr>
           <w:rFonts w:ascii="EB Garamond" w:hAnsi="EB Garamond" w:cs="EB Garamond"/>
           <w:color w:val="582F0E"/>
+          <w:spacing w:val="14"/>
         </w:rPr>
         <w:t>Noga B — rozszczepiona: B-popyt × B-podaż (REALNY polski popyt × SŁABA polska podaż)</w:t>
       </w:r>
     </w:p>
     <w:p>
       <w:pPr>
-        <w:ind w:left="432"/>
+        <w:spacing w:before="80" w:after="160"/>
+        <w:ind w:left="547" w:right="360"/>
+        <w:pBdr>
+          <w:left w:val="single" w:sz="18" w:space="10" w:color="582F0E"/>
+        </w:pBdr>
+        <w:shd w:val="clear" w:fill="EBD9B8"/>
       </w:pPr>
       <w:r>
         <w:rPr>
@@ -1558,215 +1910,30 @@
           <w:color w:val="582F0E"/>
         </w:rPr>
         <w:t>.</w:t>
-      </w:r>
-    </w:p>
-    <w:p>
-      <w:r>
-        <w:rPr>
-          <w:rFonts w:ascii="EB Garamond" w:hAnsi="EB Garamond" w:cs="EB Garamond"/>
-          <w:color w:val="582F0E"/>
-        </w:rPr>
-        <w:t>#### B-popyt (0–3) — czy Polacy WERBALIZUJĄ ten ból po polsku, z kotwicą wielkości</w:t>
-      </w:r>
-    </w:p>
-    <w:p>
-      <w:r>
-        <w:rPr>
-          <w:rFonts w:ascii="EB Garamond" w:hAnsi="EB Garamond" w:cs="EB Garamond"/>
-          <w:color w:val="582F0E"/>
-        </w:rPr>
-        <w:t xml:space="preserve">Autocomplete-presence </w:t>
-      </w:r>
-      <w:r>
-        <w:rPr>
-          <w:rFonts w:ascii="EB Garamond" w:hAnsi="EB Garamond" w:cs="EB Garamond"/>
-          <w:b/>
-          <w:color w:val="582F0E"/>
-        </w:rPr>
-        <w:t>nie ma podłogi wolumenu</w:t>
-      </w:r>
-      <w:r>
-        <w:rPr>
-          <w:rFonts w:ascii="EB Garamond" w:hAnsi="EB Garamond" w:cs="EB Garamond"/>
-          <w:color w:val="582F0E"/>
-        </w:rPr>
-        <w:t xml:space="preserve">: fraza podpowiada się tak samo, gdy wpisuje ją 200 osób/rok (prawdziwy cmentarz: popyt realny-ale-pomijalny), jak gdy wpisuje 200 tys./rok. Dlatego </w:t>
-      </w:r>
-      <w:r>
-        <w:rPr>
-          <w:rFonts w:ascii="EB Garamond" w:hAnsi="EB Garamond" w:cs="EB Garamond"/>
-          <w:b/>
-          <w:color w:val="582F0E"/>
-        </w:rPr>
-        <w:t>sama obecność w autocomplete jest warunkiem koniecznym, nie wystarczającym</w:t>
-      </w:r>
-      <w:r>
-        <w:rPr>
-          <w:rFonts w:ascii="EB Garamond" w:hAnsi="EB Garamond" w:cs="EB Garamond"/>
-          <w:color w:val="582F0E"/>
-        </w:rPr>
-        <w:t xml:space="preserve"> — B-popyt wymaga TRZECH skorelowanych dowodów, z czego co najmniej jeden niesie wielkość (poprawka red-team „magnitude anchor"):</w:t>
-      </w:r>
-    </w:p>
-    <w:p>
-      <w:r>
-        <w:rPr>
-          <w:rFonts w:ascii="EB Garamond" w:hAnsi="EB Garamond" w:cs="EB Garamond"/>
-          <w:color w:val="582F0E"/>
-        </w:rPr>
-        <w:t xml:space="preserve">1. </w:t>
-      </w:r>
-      <w:r>
-        <w:rPr>
-          <w:rFonts w:ascii="EB Garamond" w:hAnsi="EB Garamond" w:cs="EB Garamond"/>
-          <w:b/>
-          <w:color w:val="582F0E"/>
-        </w:rPr>
-        <w:t>Sygnał frazy (obecność/bogactwo):</w:t>
-      </w:r>
-      <w:r>
-        <w:rPr>
-          <w:rFonts w:ascii="EB Garamond" w:hAnsi="EB Garamond" w:cs="EB Garamond"/>
-          <w:color w:val="582F0E"/>
-        </w:rPr>
-        <w:t xml:space="preserve"> Google-WEB autocomplete PL (</w:t>
-      </w:r>
-      <w:r>
-        <w:rPr>
-          <w:rFonts w:ascii="Consolas" w:hAnsi="Consolas" w:cs="Consolas"/>
-          <w:color w:val="582F0E"/>
-        </w:rPr>
-        <w:t>client=firefox</w:t>
-      </w:r>
-      <w:r>
-        <w:rPr>
-          <w:rFonts w:ascii="EB Garamond" w:hAnsi="EB Garamond" w:cs="EB Garamond"/>
-          <w:color w:val="582F0E"/>
-        </w:rPr>
-        <w:t>) na seedy-pytania w języku problemu (prefiksy *dlaczego/jak/czemu/czy/co zrobić gdy* × rdzeń-emocja) — główny detektor; YT-autocomplete (</w:t>
-      </w:r>
-      <w:r>
-        <w:rPr>
-          <w:rFonts w:ascii="Consolas" w:hAnsi="Consolas" w:cs="Consolas"/>
-          <w:color w:val="582F0E"/>
-        </w:rPr>
-        <w:t>client=youtube&amp;ds=yt</w:t>
-      </w:r>
-      <w:r>
-        <w:rPr>
-          <w:rFonts w:ascii="EB Garamond" w:hAnsi="EB Garamond" w:cs="EB Garamond"/>
-          <w:color w:val="582F0E"/>
-        </w:rPr>
-        <w:t xml:space="preserve">) jako wtórny. Surowe listy zapisywane do </w:t>
-      </w:r>
-      <w:r>
-        <w:rPr>
-          <w:rFonts w:ascii="Consolas" w:hAnsi="Consolas" w:cs="Consolas"/>
-          <w:color w:val="582F0E"/>
-        </w:rPr>
-        <w:t>brainstorms/</w:t>
-      </w:r>
-      <w:r>
-        <w:rPr>
-          <w:rFonts w:ascii="EB Garamond" w:hAnsi="EB Garamond" w:cs="EB Garamond"/>
-          <w:color w:val="582F0E"/>
-        </w:rPr>
-        <w:t xml:space="preserve"> dla audytowalności.</w:t>
-      </w:r>
-    </w:p>
-    <w:p>
-      <w:r>
-        <w:rPr>
-          <w:rFonts w:ascii="EB Garamond" w:hAnsi="EB Garamond" w:cs="EB Garamond"/>
-          <w:color w:val="582F0E"/>
-        </w:rPr>
-        <w:t xml:space="preserve">2. </w:t>
-      </w:r>
-      <w:r>
-        <w:rPr>
-          <w:rFonts w:ascii="EB Garamond" w:hAnsi="EB Garamond" w:cs="EB Garamond"/>
-          <w:b/>
-          <w:color w:val="582F0E"/>
-        </w:rPr>
-        <w:t>Kotwica kategorii w Trends:</w:t>
-      </w:r>
-      <w:r>
-        <w:rPr>
-          <w:rFonts w:ascii="EB Garamond" w:hAnsi="EB Garamond" w:cs="EB Garamond"/>
-          <w:color w:val="582F0E"/>
-        </w:rPr>
-        <w:t xml:space="preserve"> szeroki seed kategorii (rodzic-emocja, np. „samotność", „wstyd", „poczucie że jestem w tyle") MUSI przekroczyć próg widoczności w Google Trends geo=PL, nawet jeśli wąska fraza jest pod progiem próbkowania. „Brak danych" dla *wąskiej* frazy ≠ brak popytu — ale rodzic-emocja musi się rejestrować, inaczej to cmentarz.</w:t>
-      </w:r>
-    </w:p>
-    <w:p>
-      <w:r>
-        <w:rPr>
-          <w:rFonts w:ascii="EB Garamond" w:hAnsi="EB Garamond" w:cs="EB Garamond"/>
-          <w:color w:val="582F0E"/>
-        </w:rPr>
-        <w:t xml:space="preserve">3. </w:t>
-      </w:r>
-      <w:r>
-        <w:rPr>
-          <w:rFonts w:ascii="EB Garamond" w:hAnsi="EB Garamond" w:cs="EB Garamond"/>
-          <w:b/>
-          <w:color w:val="582F0E"/>
-        </w:rPr>
-        <w:t>Dowód-wielkości kategorii (Z2-style):</w:t>
-      </w:r>
-      <w:r>
-        <w:rPr>
-          <w:rFonts w:ascii="EB Garamond" w:hAnsi="EB Garamond" w:cs="EB Garamond"/>
-          <w:color w:val="582F0E"/>
-        </w:rPr>
-        <w:t xml:space="preserve"> ≥1 polski film (DOWOLNY kanał, dowolna jakość) na pokrewną emocję z </w:t>
-      </w:r>
-      <w:r>
-        <w:rPr>
-          <w:rFonts w:ascii="EB Garamond" w:hAnsi="EB Garamond" w:cs="EB Garamond"/>
-          <w:b/>
-          <w:color w:val="582F0E"/>
-        </w:rPr>
-        <w:t>realnym progiem wyświetleń (≥50k)</w:t>
-      </w:r>
-      <w:r>
-        <w:rPr>
-          <w:rFonts w:ascii="EB Garamond" w:hAnsi="EB Garamond" w:cs="EB Garamond"/>
-          <w:color w:val="582F0E"/>
-        </w:rPr>
-        <w:t>, dowodzący, że *kategoria monetyzuje uwagę po polsku*, nawet jeśli TEN kąt jest nieobsłużony.</w:t>
       </w:r>
     </w:p>
     <w:p>
       <w:pPr>
-        <w:ind w:left="432"/>
+        <w:jc w:val="both"/>
       </w:pPr>
       <w:r>
         <w:rPr>
           <w:rFonts w:ascii="EB Garamond" w:hAnsi="EB Garamond" w:cs="EB Garamond"/>
           <w:color w:val="582F0E"/>
         </w:rPr>
-        <w:t xml:space="preserve">•  </w:t>
-      </w:r>
-      <w:r>
-        <w:rPr>
-          <w:rFonts w:ascii="EB Garamond" w:hAnsi="EB Garamond" w:cs="EB Garamond"/>
-          <w:b/>
-          <w:color w:val="582F0E"/>
-        </w:rPr>
-        <w:t>Skala B-popyt:</w:t>
+        <w:t>#### B-popyt (0–3) — czy Polacy WERBALIZUJĄ ten ból po polsku, z kotwicą wielkości</w:t>
       </w:r>
     </w:p>
     <w:p>
       <w:pPr>
-        <w:ind w:left="432"/>
+        <w:jc w:val="both"/>
       </w:pPr>
       <w:r>
         <w:rPr>
           <w:rFonts w:ascii="EB Garamond" w:hAnsi="EB Garamond" w:cs="EB Garamond"/>
           <w:color w:val="582F0E"/>
         </w:rPr>
-        <w:t xml:space="preserve">•  </w:t>
+        <w:t xml:space="preserve">Autocomplete-presence </w:t>
       </w:r>
       <w:r>
         <w:rPr>
@@ -1774,14 +1941,14 @@
           <w:b/>
           <w:color w:val="582F0E"/>
         </w:rPr>
-        <w:t>3</w:t>
-      </w:r>
-      <w:r>
-        <w:rPr>
-          <w:rFonts w:ascii="EB Garamond" w:hAnsi="EB Garamond" w:cs="EB Garamond"/>
-          <w:color w:val="582F0E"/>
-        </w:rPr>
-        <w:t xml:space="preserve"> — bogaty PL web-autocomplete na seed-ból </w:t>
+        <w:t>nie ma podłogi wolumenu</w:t>
+      </w:r>
+      <w:r>
+        <w:rPr>
+          <w:rFonts w:ascii="EB Garamond" w:hAnsi="EB Garamond" w:cs="EB Garamond"/>
+          <w:color w:val="582F0E"/>
+        </w:rPr>
+        <w:t xml:space="preserve">: fraza podpowiada się tak samo, gdy wpisuje ją 200 osób/rok (prawdziwy cmentarz: popyt realny-ale-pomijalny), jak gdy wpisuje 200 tys./rok. Dlatego </w:t>
       </w:r>
       <w:r>
         <w:rPr>
@@ -1789,41 +1956,26 @@
           <w:b/>
           <w:color w:val="582F0E"/>
         </w:rPr>
-        <w:t>ORAZ</w:t>
-      </w:r>
-      <w:r>
-        <w:rPr>
-          <w:rFonts w:ascii="EB Garamond" w:hAnsi="EB Garamond" w:cs="EB Garamond"/>
-          <w:color w:val="582F0E"/>
-        </w:rPr>
-        <w:t xml:space="preserve"> rodzic-emocja przekracza próg Trends geo=PL </w:t>
-      </w:r>
-      <w:r>
-        <w:rPr>
-          <w:rFonts w:ascii="EB Garamond" w:hAnsi="EB Garamond" w:cs="EB Garamond"/>
-          <w:b/>
-          <w:color w:val="582F0E"/>
-        </w:rPr>
-        <w:t>ORAZ</w:t>
-      </w:r>
-      <w:r>
-        <w:rPr>
-          <w:rFonts w:ascii="EB Garamond" w:hAnsi="EB Garamond" w:cs="EB Garamond"/>
-          <w:color w:val="582F0E"/>
-        </w:rPr>
-        <w:t xml:space="preserve"> istnieje pokrewny PL film ≥50k. Wszystkie trzy zielone.</w:t>
+        <w:t>sama obecność w autocomplete jest warunkiem koniecznym, nie wystarczającym</w:t>
+      </w:r>
+      <w:r>
+        <w:rPr>
+          <w:rFonts w:ascii="EB Garamond" w:hAnsi="EB Garamond" w:cs="EB Garamond"/>
+          <w:color w:val="582F0E"/>
+        </w:rPr>
+        <w:t xml:space="preserve"> — B-popyt wymaga TRZECH skorelowanych dowodów, z czego co najmniej jeden niesie wielkość (poprawka red-team „magnitude anchor"):</w:t>
       </w:r>
     </w:p>
     <w:p>
       <w:pPr>
-        <w:ind w:left="432"/>
+        <w:jc w:val="both"/>
       </w:pPr>
       <w:r>
         <w:rPr>
           <w:rFonts w:ascii="EB Garamond" w:hAnsi="EB Garamond" w:cs="EB Garamond"/>
           <w:color w:val="582F0E"/>
         </w:rPr>
-        <w:t xml:space="preserve">•  </w:t>
+        <w:t xml:space="preserve">1. </w:t>
       </w:r>
       <w:r>
         <w:rPr>
@@ -1831,26 +1983,89 @@
           <w:b/>
           <w:color w:val="582F0E"/>
         </w:rPr>
-        <w:t>2</w:t>
-      </w:r>
-      <w:r>
-        <w:rPr>
-          <w:rFonts w:ascii="EB Garamond" w:hAnsi="EB Garamond" w:cs="EB Garamond"/>
-          <w:color w:val="582F0E"/>
-        </w:rPr>
-        <w:t xml:space="preserve"> — sygnał frazy bogaty + JEDEN z dwóch dowodów-wielkości (Trends-kategoria lub film ≥50k), drugi słaby/niedostępny.</w:t>
+        <w:t>Sygnał frazy (obecność/bogactwo):</w:t>
+      </w:r>
+      <w:r>
+        <w:rPr>
+          <w:rFonts w:ascii="EB Garamond" w:hAnsi="EB Garamond" w:cs="EB Garamond"/>
+          <w:color w:val="582F0E"/>
+        </w:rPr>
+        <w:t xml:space="preserve"> Google-WEB autocomplete PL (</w:t>
+      </w:r>
+      <w:r>
+        <w:rPr>
+          <w:rFonts w:ascii="Consolas" w:hAnsi="Consolas" w:cs="Consolas"/>
+          <w:color w:val="582F0E"/>
+          <w:sz w:val="20"/>
+          <w:shd w:val="clear" w:color="auto" w:fill="EBD9B8"/>
+        </w:rPr>
+        <w:t xml:space="preserve"> client=firefox </w:t>
+      </w:r>
+      <w:r>
+        <w:rPr>
+          <w:rFonts w:ascii="EB Garamond" w:hAnsi="EB Garamond" w:cs="EB Garamond"/>
+          <w:color w:val="582F0E"/>
+        </w:rPr>
+        <w:t xml:space="preserve">) na seedy-pytania w języku problemu (prefiksy </w:t>
+      </w:r>
+      <w:r>
+        <w:rPr>
+          <w:rFonts w:ascii="EB Garamond" w:hAnsi="EB Garamond" w:cs="EB Garamond"/>
+          <w:i/>
+          <w:color w:val="582F0E"/>
+        </w:rPr>
+        <w:t>dlaczego/jak/czemu/czy/co zrobić gdy</w:t>
+      </w:r>
+      <w:r>
+        <w:rPr>
+          <w:rFonts w:ascii="EB Garamond" w:hAnsi="EB Garamond" w:cs="EB Garamond"/>
+          <w:color w:val="582F0E"/>
+        </w:rPr>
+        <w:t xml:space="preserve"> × rdzeń-emocja) — główny detektor; YT-autocomplete (</w:t>
+      </w:r>
+      <w:r>
+        <w:rPr>
+          <w:rFonts w:ascii="Consolas" w:hAnsi="Consolas" w:cs="Consolas"/>
+          <w:color w:val="582F0E"/>
+          <w:sz w:val="20"/>
+          <w:shd w:val="clear" w:color="auto" w:fill="EBD9B8"/>
+        </w:rPr>
+        <w:t xml:space="preserve"> client=youtube&amp;ds=yt </w:t>
+      </w:r>
+      <w:r>
+        <w:rPr>
+          <w:rFonts w:ascii="EB Garamond" w:hAnsi="EB Garamond" w:cs="EB Garamond"/>
+          <w:color w:val="582F0E"/>
+        </w:rPr>
+        <w:t xml:space="preserve">) jako wtórny. Surowe listy zapisywane do </w:t>
+      </w:r>
+      <w:r>
+        <w:rPr>
+          <w:rFonts w:ascii="Consolas" w:hAnsi="Consolas" w:cs="Consolas"/>
+          <w:color w:val="582F0E"/>
+          <w:sz w:val="20"/>
+          <w:shd w:val="clear" w:color="auto" w:fill="EBD9B8"/>
+        </w:rPr>
+        <w:t xml:space="preserve"> brainstorms/ </w:t>
+      </w:r>
+      <w:r>
+        <w:rPr>
+          <w:rFonts w:ascii="EB Garamond" w:hAnsi="EB Garamond" w:cs="EB Garamond"/>
+          <w:color w:val="582F0E"/>
+        </w:rPr>
+        <w:t xml:space="preserve"> dla audytowalności.</w:t>
       </w:r>
     </w:p>
     <w:p>
       <w:pPr>
-        <w:ind w:left="432"/>
+        <w:jc w:val="both"/>
       </w:pPr>
       <w:r>
         <w:rPr>
           <w:rFonts w:ascii="EB Garamond" w:hAnsi="EB Garamond" w:cs="EB Garamond"/>
           <w:color w:val="582F0E"/>
         </w:rPr>
-        <w:t xml:space="preserve">•  </w:t>
+        <w:t xml:space="preserve">2. </w:t>
       </w:r>
       <w:r>
         <w:rPr>
@@ -1858,41 +2073,41 @@
           <w:b/>
           <w:color w:val="582F0E"/>
         </w:rPr>
-        <w:t>1</w:t>
-      </w:r>
-      <w:r>
-        <w:rPr>
-          <w:rFonts w:ascii="EB Garamond" w:hAnsi="EB Garamond" w:cs="EB Garamond"/>
-          <w:color w:val="582F0E"/>
-        </w:rPr>
-        <w:t xml:space="preserve"> — sygnał frazy obecny, ale CIENKI (po reseedingu językiem problemu nadal ubogi) </w:t>
-      </w:r>
-      <w:r>
-        <w:rPr>
-          <w:rFonts w:ascii="EB Garamond" w:hAnsi="EB Garamond" w:cs="EB Garamond"/>
-          <w:b/>
-          <w:color w:val="582F0E"/>
-        </w:rPr>
-        <w:t>lub</w:t>
-      </w:r>
-      <w:r>
-        <w:rPr>
-          <w:rFonts w:ascii="EB Garamond" w:hAnsi="EB Garamond" w:cs="EB Garamond"/>
-          <w:color w:val="582F0E"/>
-        </w:rPr>
-        <w:t xml:space="preserve"> brak obu dowodów-wielkości.</w:t>
+        <w:t>Kotwica kategorii w Trends:</w:t>
+      </w:r>
+      <w:r>
+        <w:rPr>
+          <w:rFonts w:ascii="EB Garamond" w:hAnsi="EB Garamond" w:cs="EB Garamond"/>
+          <w:color w:val="582F0E"/>
+        </w:rPr>
+        <w:t xml:space="preserve"> szeroki seed kategorii (rodzic-emocja, np. „samotność", „wstyd", „poczucie że jestem w tyle") MUSI przekroczyć próg widoczności w Google Trends geo=PL, nawet jeśli wąska fraza jest pod progiem próbkowania. „Brak danych" dla </w:t>
+      </w:r>
+      <w:r>
+        <w:rPr>
+          <w:rFonts w:ascii="EB Garamond" w:hAnsi="EB Garamond" w:cs="EB Garamond"/>
+          <w:i/>
+          <w:color w:val="582F0E"/>
+        </w:rPr>
+        <w:t>wąskiej</w:t>
+      </w:r>
+      <w:r>
+        <w:rPr>
+          <w:rFonts w:ascii="EB Garamond" w:hAnsi="EB Garamond" w:cs="EB Garamond"/>
+          <w:color w:val="582F0E"/>
+        </w:rPr>
+        <w:t xml:space="preserve"> frazy ≠ brak popytu — ale rodzic-emocja musi się rejestrować, inaczej to cmentarz.</w:t>
       </w:r>
     </w:p>
     <w:p>
       <w:pPr>
-        <w:ind w:left="432"/>
+        <w:jc w:val="both"/>
       </w:pPr>
       <w:r>
         <w:rPr>
           <w:rFonts w:ascii="EB Garamond" w:hAnsi="EB Garamond" w:cs="EB Garamond"/>
           <w:color w:val="582F0E"/>
         </w:rPr>
-        <w:t xml:space="preserve">•  </w:t>
+        <w:t xml:space="preserve">3. </w:t>
       </w:r>
       <w:r>
         <w:rPr>
@@ -1900,28 +2115,51 @@
           <w:b/>
           <w:color w:val="582F0E"/>
         </w:rPr>
-        <w:t>0</w:t>
-      </w:r>
-      <w:r>
-        <w:rPr>
-          <w:rFonts w:ascii="EB Garamond" w:hAnsi="EB Garamond" w:cs="EB Garamond"/>
-          <w:color w:val="582F0E"/>
-        </w:rPr>
-        <w:t xml:space="preserve"> — brak werbalizacji po polsku (cmentarz): cienki web+YT-autocomplete, rodzic-emocja poniżej progu Trends, brak pokrewnego filmu ≥50k.</w:t>
-      </w:r>
-    </w:p>
-    <w:p>
-      <w:r>
-        <w:rPr>
-          <w:rFonts w:ascii="EB Garamond" w:hAnsi="EB Garamond" w:cs="EB Garamond"/>
-          <w:color w:val="582F0E"/>
-        </w:rPr>
-        <w:t>#### B-podaż (0–3) — czy istnieje DOBRA polska wersja (ilość ORAZ jakość)</w:t>
+        <w:t>Dowód-wielkości kategorii (Z2-style):</w:t>
+      </w:r>
+      <w:r>
+        <w:rPr>
+          <w:rFonts w:ascii="EB Garamond" w:hAnsi="EB Garamond" w:cs="EB Garamond"/>
+          <w:color w:val="582F0E"/>
+        </w:rPr>
+        <w:t xml:space="preserve"> ≥1 polski film (DOWOLNY kanał, dowolna jakość) na pokrewną emocję z </w:t>
+      </w:r>
+      <w:r>
+        <w:rPr>
+          <w:rFonts w:ascii="EB Garamond" w:hAnsi="EB Garamond" w:cs="EB Garamond"/>
+          <w:b/>
+          <w:color w:val="582F0E"/>
+        </w:rPr>
+        <w:t>realnym progiem wyświetleń (≥50k)</w:t>
+      </w:r>
+      <w:r>
+        <w:rPr>
+          <w:rFonts w:ascii="EB Garamond" w:hAnsi="EB Garamond" w:cs="EB Garamond"/>
+          <w:color w:val="582F0E"/>
+        </w:rPr>
+        <w:t xml:space="preserve">, dowodzący, że </w:t>
+      </w:r>
+      <w:r>
+        <w:rPr>
+          <w:rFonts w:ascii="EB Garamond" w:hAnsi="EB Garamond" w:cs="EB Garamond"/>
+          <w:i/>
+          <w:color w:val="582F0E"/>
+        </w:rPr>
+        <w:t>kategoria monetyzuje uwagę po polsku</w:t>
+      </w:r>
+      <w:r>
+        <w:rPr>
+          <w:rFonts w:ascii="EB Garamond" w:hAnsi="EB Garamond" w:cs="EB Garamond"/>
+          <w:color w:val="582F0E"/>
+        </w:rPr>
+        <w:t>, nawet jeśli TEN kąt jest nieobsłużony.</w:t>
       </w:r>
     </w:p>
     <w:p>
       <w:pPr>
-        <w:ind w:left="432"/>
+        <w:spacing w:after="80" w:line="302" w:lineRule="auto"/>
+        <w:ind w:left="605" w:hanging="317"/>
+        <w:jc w:val="left"/>
       </w:pPr>
       <w:r>
         <w:rPr>
@@ -1936,76 +2174,14 @@
           <w:b/>
           <w:color w:val="582F0E"/>
         </w:rPr>
-        <w:t>Źródło:</w:t>
-      </w:r>
-      <w:r>
-        <w:rPr>
-          <w:rFonts w:ascii="EB Garamond" w:hAnsi="EB Garamond" w:cs="EB Garamond"/>
-          <w:color w:val="582F0E"/>
-        </w:rPr>
-        <w:t xml:space="preserve"> census </w:t>
-      </w:r>
-      <w:r>
-        <w:rPr>
-          <w:rFonts w:ascii="Consolas" w:hAnsi="Consolas" w:cs="Consolas"/>
-          <w:color w:val="582F0E"/>
-        </w:rPr>
-        <w:t>yt-dlp "ytsearch40:&lt;fraza&gt;"</w:t>
-      </w:r>
-      <w:r>
-        <w:rPr>
-          <w:rFonts w:ascii="EB Garamond" w:hAnsi="EB Garamond" w:cs="EB Garamond"/>
-          <w:color w:val="582F0E"/>
-        </w:rPr>
-        <w:t xml:space="preserve"> / </w:t>
-      </w:r>
-      <w:r>
-        <w:rPr>
-          <w:rFonts w:ascii="Consolas" w:hAnsi="Consolas" w:cs="Consolas"/>
-          <w:color w:val="582F0E"/>
-        </w:rPr>
-        <w:t>--flat-playlist</w:t>
-      </w:r>
-      <w:r>
-        <w:rPr>
-          <w:rFonts w:ascii="EB Garamond" w:hAnsi="EB Garamond" w:cs="EB Garamond"/>
-          <w:color w:val="582F0E"/>
-        </w:rPr>
-        <w:t xml:space="preserve"> </w:t>
-      </w:r>
-      <w:r>
-        <w:rPr>
-          <w:rFonts w:ascii="EB Garamond" w:hAnsi="EB Garamond" w:cs="EB Garamond"/>
-          <w:b/>
-          <w:color w:val="582F0E"/>
-        </w:rPr>
-        <w:t>tylko do enumeracji istniejących filmów</w:t>
-      </w:r>
-      <w:r>
-        <w:rPr>
-          <w:rFonts w:ascii="EB Garamond" w:hAnsi="EB Garamond" w:cs="EB Garamond"/>
-          <w:color w:val="582F0E"/>
-        </w:rPr>
-        <w:t xml:space="preserve"> (NIE jako miara popytu — </w:t>
-      </w:r>
-      <w:r>
-        <w:rPr>
-          <w:rFonts w:ascii="Consolas" w:hAnsi="Consolas" w:cs="Consolas"/>
-          <w:color w:val="582F0E"/>
-        </w:rPr>
-        <w:t>ytsearchN:</w:t>
-      </w:r>
-      <w:r>
-        <w:rPr>
-          <w:rFonts w:ascii="EB Garamond" w:hAnsi="EB Garamond" w:cs="EB Garamond"/>
-          <w:color w:val="582F0E"/>
-        </w:rPr>
-        <w:t xml:space="preserve"> zwraca ranking trafności/popularności YT, nie wolumen). Jakość oceniana ręcznie rubryką SENSUM 1–5 (głos/rozpoznanie, produkcja, dopasowanie do bólu).</w:t>
+        <w:t>Skala B-popyt:</w:t>
       </w:r>
     </w:p>
     <w:p>
       <w:pPr>
-        <w:ind w:left="432"/>
+        <w:spacing w:after="80" w:line="302" w:lineRule="auto"/>
+        <w:ind w:left="605" w:hanging="317"/>
+        <w:jc w:val="left"/>
       </w:pPr>
       <w:r>
         <w:rPr>
@@ -2020,12 +2196,51 @@
           <w:b/>
           <w:color w:val="582F0E"/>
         </w:rPr>
-        <w:t>Skala B-podaż (im wyższa, tym SŁABSZA/rzadsza podaż = większa okazja):</w:t>
+        <w:t>3</w:t>
+      </w:r>
+      <w:r>
+        <w:rPr>
+          <w:rFonts w:ascii="EB Garamond" w:hAnsi="EB Garamond" w:cs="EB Garamond"/>
+          <w:color w:val="582F0E"/>
+        </w:rPr>
+        <w:t xml:space="preserve"> — bogaty PL web-autocomplete na seed-ból </w:t>
+      </w:r>
+      <w:r>
+        <w:rPr>
+          <w:rFonts w:ascii="EB Garamond" w:hAnsi="EB Garamond" w:cs="EB Garamond"/>
+          <w:b/>
+          <w:color w:val="582F0E"/>
+        </w:rPr>
+        <w:t>ORAZ</w:t>
+      </w:r>
+      <w:r>
+        <w:rPr>
+          <w:rFonts w:ascii="EB Garamond" w:hAnsi="EB Garamond" w:cs="EB Garamond"/>
+          <w:color w:val="582F0E"/>
+        </w:rPr>
+        <w:t xml:space="preserve"> rodzic-emocja przekracza próg Trends geo=PL </w:t>
+      </w:r>
+      <w:r>
+        <w:rPr>
+          <w:rFonts w:ascii="EB Garamond" w:hAnsi="EB Garamond" w:cs="EB Garamond"/>
+          <w:b/>
+          <w:color w:val="582F0E"/>
+        </w:rPr>
+        <w:t>ORAZ</w:t>
+      </w:r>
+      <w:r>
+        <w:rPr>
+          <w:rFonts w:ascii="EB Garamond" w:hAnsi="EB Garamond" w:cs="EB Garamond"/>
+          <w:color w:val="582F0E"/>
+        </w:rPr>
+        <w:t xml:space="preserve"> istnieje pokrewny PL film ≥50k. Wszystkie trzy zielone.</w:t>
       </w:r>
     </w:p>
     <w:p>
       <w:pPr>
-        <w:ind w:left="432"/>
+        <w:spacing w:after="80" w:line="302" w:lineRule="auto"/>
+        <w:ind w:left="605" w:hanging="317"/>
+        <w:jc w:val="left"/>
       </w:pPr>
       <w:r>
         <w:rPr>
@@ -2040,19 +2255,21 @@
           <w:b/>
           <w:color w:val="582F0E"/>
         </w:rPr>
-        <w:t>3 — ZŁOTO podażowe:</w:t>
-      </w:r>
-      <w:r>
-        <w:rPr>
-          <w:rFonts w:ascii="EB Garamond" w:hAnsi="EB Garamond" w:cs="EB Garamond"/>
-          <w:color w:val="582F0E"/>
-        </w:rPr>
-        <w:t xml:space="preserve"> 0–2 polskie filmy, wszystkie ≤2/5 SENSUM-fit lub stare/clickbait/AI-lektor.</w:t>
+        <w:t>2</w:t>
+      </w:r>
+      <w:r>
+        <w:rPr>
+          <w:rFonts w:ascii="EB Garamond" w:hAnsi="EB Garamond" w:cs="EB Garamond"/>
+          <w:color w:val="582F0E"/>
+        </w:rPr>
+        <w:t xml:space="preserve"> — sygnał frazy bogaty + JEDEN z dwóch dowodów-wielkości (Trends-kategoria lub film ≥50k), drugi słaby/niedostępny.</w:t>
       </w:r>
     </w:p>
     <w:p>
       <w:pPr>
-        <w:ind w:left="432"/>
+        <w:spacing w:after="80" w:line="302" w:lineRule="auto"/>
+        <w:ind w:left="605" w:hanging="317"/>
+        <w:jc w:val="left"/>
       </w:pPr>
       <w:r>
         <w:rPr>
@@ -2067,19 +2284,36 @@
           <w:b/>
           <w:color w:val="582F0E"/>
         </w:rPr>
-        <w:t>2:</w:t>
-      </w:r>
-      <w:r>
-        <w:rPr>
-          <w:rFonts w:ascii="EB Garamond" w:hAnsi="EB Garamond" w:cs="EB Garamond"/>
-          <w:color w:val="582F0E"/>
-        </w:rPr>
-        <w:t xml:space="preserve"> podaż istnieje, ale przeciętna (kilka filmów, najlepszy ≤3/5 SENSUM-fit) — luka jakościowa realna.</w:t>
+        <w:t>1</w:t>
+      </w:r>
+      <w:r>
+        <w:rPr>
+          <w:rFonts w:ascii="EB Garamond" w:hAnsi="EB Garamond" w:cs="EB Garamond"/>
+          <w:color w:val="582F0E"/>
+        </w:rPr>
+        <w:t xml:space="preserve"> — sygnał frazy obecny, ale CIENKI (po reseedingu językiem problemu nadal ubogi) </w:t>
+      </w:r>
+      <w:r>
+        <w:rPr>
+          <w:rFonts w:ascii="EB Garamond" w:hAnsi="EB Garamond" w:cs="EB Garamond"/>
+          <w:b/>
+          <w:color w:val="582F0E"/>
+        </w:rPr>
+        <w:t>lub</w:t>
+      </w:r>
+      <w:r>
+        <w:rPr>
+          <w:rFonts w:ascii="EB Garamond" w:hAnsi="EB Garamond" w:cs="EB Garamond"/>
+          <w:color w:val="582F0E"/>
+        </w:rPr>
+        <w:t xml:space="preserve"> brak obu dowodów-wielkości.</w:t>
       </w:r>
     </w:p>
     <w:p>
       <w:pPr>
-        <w:ind w:left="432"/>
+        <w:spacing w:after="80" w:line="302" w:lineRule="auto"/>
+        <w:ind w:left="605" w:hanging="317"/>
+        <w:jc w:val="left"/>
       </w:pPr>
       <w:r>
         <w:rPr>
@@ -2094,336 +2328,33 @@
           <w:b/>
           <w:color w:val="582F0E"/>
         </w:rPr>
-        <w:t>1:</w:t>
-      </w:r>
-      <w:r>
-        <w:rPr>
-          <w:rFonts w:ascii="EB Garamond" w:hAnsi="EB Garamond" w:cs="EB Garamond"/>
-          <w:color w:val="582F0E"/>
-        </w:rPr>
-        <w:t xml:space="preserve"> podaż częściowo dobra (jest film 3–4/5 z umiarkowanymi zasięgami).</w:t>
+        <w:t>0</w:t>
+      </w:r>
+      <w:r>
+        <w:rPr>
+          <w:rFonts w:ascii="EB Garamond" w:hAnsi="EB Garamond" w:cs="EB Garamond"/>
+          <w:color w:val="582F0E"/>
+        </w:rPr>
+        <w:t xml:space="preserve"> — brak werbalizacji po polsku (cmentarz): cienki web+YT-autocomplete, rodzic-emocja poniżej progu Trends, brak pokrewnego filmu ≥50k.</w:t>
       </w:r>
     </w:p>
     <w:p>
       <w:pPr>
-        <w:ind w:left="432"/>
+        <w:jc w:val="both"/>
       </w:pPr>
       <w:r>
         <w:rPr>
           <w:rFonts w:ascii="EB Garamond" w:hAnsi="EB Garamond" w:cs="EB Garamond"/>
           <w:color w:val="582F0E"/>
         </w:rPr>
-        <w:t xml:space="preserve">•  </w:t>
-      </w:r>
-      <w:r>
-        <w:rPr>
-          <w:rFonts w:ascii="EB Garamond" w:hAnsi="EB Garamond" w:cs="EB Garamond"/>
-          <w:b/>
-          <w:color w:val="582F0E"/>
-        </w:rPr>
-        <w:t>0:</w:t>
-      </w:r>
-      <w:r>
-        <w:rPr>
-          <w:rFonts w:ascii="EB Garamond" w:hAnsi="EB Garamond" w:cs="EB Garamond"/>
-          <w:color w:val="582F0E"/>
-        </w:rPr>
-        <w:t xml:space="preserve"> pole zajęte — istnieje polski film </w:t>
-      </w:r>
-      <w:r>
-        <w:rPr>
-          <w:rFonts w:ascii="EB Garamond" w:hAnsi="EB Garamond" w:cs="EB Garamond"/>
-          <w:b/>
-          <w:color w:val="582F0E"/>
-        </w:rPr>
-        <w:t>≥4/5 SENSUM-fit z dużymi zasięgami</w:t>
-      </w:r>
-      <w:r>
-        <w:rPr>
-          <w:rFonts w:ascii="EB Garamond" w:hAnsi="EB Garamond" w:cs="EB Garamond"/>
-          <w:color w:val="582F0E"/>
-        </w:rPr>
-        <w:t>.</w:t>
-      </w:r>
-    </w:p>
-    <w:p>
-      <w:r>
-        <w:rPr>
-          <w:rFonts w:ascii="EB Garamond" w:hAnsi="EB Garamond" w:cs="EB Garamond"/>
-          <w:b/>
-          <w:color w:val="582F0E"/>
-        </w:rPr>
-        <w:t>Zapis B w tabeli:</w:t>
-      </w:r>
-      <w:r>
-        <w:rPr>
-          <w:rFonts w:ascii="EB Garamond" w:hAnsi="EB Garamond" w:cs="EB Garamond"/>
-          <w:color w:val="582F0E"/>
-        </w:rPr>
-        <w:t xml:space="preserve"> </w:t>
-      </w:r>
-      <w:r>
-        <w:rPr>
-          <w:rFonts w:ascii="Consolas" w:hAnsi="Consolas" w:cs="Consolas"/>
-          <w:color w:val="582F0E"/>
-        </w:rPr>
-        <w:t>B-popyt=N / B-podaż=M</w:t>
-      </w:r>
-      <w:r>
-        <w:rPr>
-          <w:rFonts w:ascii="EB Garamond" w:hAnsi="EB Garamond" w:cs="EB Garamond"/>
-          <w:color w:val="582F0E"/>
-        </w:rPr>
-        <w:t xml:space="preserve"> (np. </w:t>
-      </w:r>
-      <w:r>
-        <w:rPr>
-          <w:rFonts w:ascii="Consolas" w:hAnsi="Consolas" w:cs="Consolas"/>
-          <w:color w:val="582F0E"/>
-        </w:rPr>
-        <w:t>B-popyt=3 / B-podaż=3</w:t>
-      </w:r>
-      <w:r>
-        <w:rPr>
-          <w:rFonts w:ascii="EB Garamond" w:hAnsi="EB Garamond" w:cs="EB Garamond"/>
-          <w:color w:val="582F0E"/>
-        </w:rPr>
-        <w:t>). Gate: oba ≥2.</w:t>
-      </w:r>
-    </w:p>
-    <w:p>
-      <w:r>
-        <w:rPr>
-          <w:rFonts w:ascii="EB Garamond" w:hAnsi="EB Garamond" w:cs="EB Garamond"/>
-          <w:b/>
-          <w:color w:val="582F0E"/>
-        </w:rPr>
-        <w:t>JAWNIE — jak rozszczepiony B odróżnia „cmentarz" od realnej okazji:</w:t>
-      </w:r>
-    </w:p>
-    <w:p>
-      <w:r>
-        <w:rPr>
-          <w:rFonts w:ascii="EB Garamond" w:hAnsi="EB Garamond" w:cs="EB Garamond"/>
-          <w:color w:val="582F0E"/>
-        </w:rPr>
-        <w:t xml:space="preserve">Okazja = </w:t>
-      </w:r>
-      <w:r>
-        <w:rPr>
-          <w:rFonts w:ascii="EB Garamond" w:hAnsi="EB Garamond" w:cs="EB Garamond"/>
-          <w:b/>
-          <w:color w:val="582F0E"/>
-        </w:rPr>
-        <w:t>B-popyt wysoki × B-podaż wysoka</w:t>
-      </w:r>
-      <w:r>
-        <w:rPr>
-          <w:rFonts w:ascii="EB Garamond" w:hAnsi="EB Garamond" w:cs="EB Garamond"/>
-          <w:color w:val="582F0E"/>
-        </w:rPr>
-        <w:t xml:space="preserve"> (= słaba/rzadka podaż). Cmentarz = </w:t>
-      </w:r>
-      <w:r>
-        <w:rPr>
-          <w:rFonts w:ascii="EB Garamond" w:hAnsi="EB Garamond" w:cs="EB Garamond"/>
-          <w:b/>
-          <w:color w:val="582F0E"/>
-        </w:rPr>
-        <w:t>B-popyt 0</w:t>
-      </w:r>
-      <w:r>
-        <w:rPr>
-          <w:rFonts w:ascii="EB Garamond" w:hAnsi="EB Garamond" w:cs="EB Garamond"/>
-          <w:color w:val="582F0E"/>
-        </w:rPr>
-        <w:t xml:space="preserve"> (niezależnie od podaży: zero filmów + zero popytu = martwo). Reguła operacyjna: *najpierw udowodnij popyt trzema dowodami B-popyt (w tym kotwicą wielkości), dopiero potem census B-podaż.* „Zero filmów" </w:t>
-      </w:r>
-      <w:r>
-        <w:rPr>
-          <w:rFonts w:ascii="EB Garamond" w:hAnsi="EB Garamond" w:cs="EB Garamond"/>
-          <w:b/>
-          <w:color w:val="582F0E"/>
-        </w:rPr>
-        <w:t>nigdy</w:t>
-      </w:r>
-      <w:r>
-        <w:rPr>
-          <w:rFonts w:ascii="EB Garamond" w:hAnsi="EB Garamond" w:cs="EB Garamond"/>
-          <w:color w:val="582F0E"/>
-        </w:rPr>
-        <w:t xml:space="preserve"> nie podnosi wyniku samo z siebie — bez B-popyt≥2 zero filmów znaczy cmentarz, nie lukę. Bez kotwicy wielkości filtr cmentarza jest teatrem; dlatego B-popyt=3 jest niemożliwe na samej obecności w autocomplete.</w:t>
-      </w:r>
-    </w:p>
-    <w:p>
-      <w:r>
-        <w:rPr>
-          <w:rFonts w:ascii="EB Garamond" w:hAnsi="EB Garamond" w:cs="EB Garamond"/>
-          <w:b/>
-          <w:color w:val="582F0E"/>
-        </w:rPr>
-        <w:t>JAWNIE — jak B łapie „dwujęzycznych" (oglądają po angielsku):</w:t>
-      </w:r>
-    </w:p>
-    <w:p>
-      <w:r>
-        <w:rPr>
-          <w:rFonts w:ascii="EB Garamond" w:hAnsi="EB Garamond" w:cs="EB Garamond"/>
-          <w:color w:val="582F0E"/>
-        </w:rPr>
-        <w:t xml:space="preserve">Decyzja bilingual opiera się na </w:t>
-      </w:r>
-      <w:r>
-        <w:rPr>
-          <w:rFonts w:ascii="EB Garamond" w:hAnsi="EB Garamond" w:cs="EB Garamond"/>
-          <w:b/>
-          <w:color w:val="582F0E"/>
-        </w:rPr>
-        <w:t>dwóch ROBUSTNYCH sygnałach, nie na udziale komentarzy</w:t>
-      </w:r>
-      <w:r>
-        <w:rPr>
-          <w:rFonts w:ascii="EB Garamond" w:hAnsi="EB Garamond" w:cs="EB Garamond"/>
-          <w:color w:val="582F0E"/>
-        </w:rPr>
-        <w:t xml:space="preserve"> (poprawka red-team — udział PL komentarzy jest systematycznie zaniżony, demograficznie ślepy i porównywany do wymyślonego progu):</w:t>
-      </w:r>
-    </w:p>
-    <w:p>
-      <w:r>
-        <w:rPr>
-          <w:rFonts w:ascii="EB Garamond" w:hAnsi="EB Garamond" w:cs="EB Garamond"/>
-          <w:color w:val="582F0E"/>
-        </w:rPr>
-        <w:t xml:space="preserve">1. </w:t>
-      </w:r>
-      <w:r>
-        <w:rPr>
-          <w:rFonts w:ascii="EB Garamond" w:hAnsi="EB Garamond" w:cs="EB Garamond"/>
-          <w:b/>
-          <w:color w:val="582F0E"/>
-        </w:rPr>
-        <w:t>Trends head-to-head w geo=PL (sygnał główny, niesie skalę):</w:t>
-      </w:r>
-      <w:r>
-        <w:rPr>
-          <w:rFonts w:ascii="EB Garamond" w:hAnsi="EB Garamond" w:cs="EB Garamond"/>
-          <w:color w:val="582F0E"/>
-        </w:rPr>
-        <w:t xml:space="preserve"> porównaj polski termin vs jego angielski odpowiednik W POLSCE (np. „wypalenie" vs „burnout", „samotność" vs „loneliness"). Jeśli angielski termin współ-dominuje lub dominuje w polskich wyszukiwaniach — TO jest sygnał „bilingual-served", wprost i na skali.</w:t>
-      </w:r>
-    </w:p>
-    <w:p>
-      <w:r>
-        <w:rPr>
-          <w:rFonts w:ascii="EB Garamond" w:hAnsi="EB Garamond" w:cs="EB Garamond"/>
-          <w:color w:val="582F0E"/>
-        </w:rPr>
-        <w:t xml:space="preserve">2. </w:t>
-      </w:r>
-      <w:r>
-        <w:rPr>
-          <w:rFonts w:ascii="EB Garamond" w:hAnsi="EB Garamond" w:cs="EB Garamond"/>
-          <w:b/>
-          <w:color w:val="582F0E"/>
-        </w:rPr>
-        <w:t>Obecność/brak polskiej podaży z trakcją (sygnał główny):</w:t>
-      </w:r>
-      <w:r>
-        <w:rPr>
-          <w:rFonts w:ascii="EB Garamond" w:hAnsi="EB Garamond" w:cs="EB Garamond"/>
-          <w:color w:val="582F0E"/>
-        </w:rPr>
-        <w:t xml:space="preserve"> jeśli istnieje polski film realnie obsługujący ten kąt z zasięgami — luka jest pozorna NIEZALEŻNIE od konsumpcji EN. (To pokrywa się z B-podaż, więc B-podaż i bilingual czytają ten sam fakt z dwóch stron.)</w:t>
-      </w:r>
-    </w:p>
-    <w:p>
-      <w:r>
-        <w:rPr>
-          <w:rFonts w:ascii="EB Garamond" w:hAnsi="EB Garamond" w:cs="EB Garamond"/>
-          <w:color w:val="582F0E"/>
-        </w:rPr>
-        <w:t xml:space="preserve">3. </w:t>
-      </w:r>
-      <w:r>
-        <w:rPr>
-          <w:rFonts w:ascii="EB Garamond" w:hAnsi="EB Garamond" w:cs="EB Garamond"/>
-          <w:b/>
-          <w:color w:val="582F0E"/>
-        </w:rPr>
-        <w:t>Udział PL komentarzy pod dużymi anglo-filmami — TYLKO miękki korroborator/tie-break</w:t>
-      </w:r>
-      <w:r>
-        <w:rPr>
-          <w:rFonts w:ascii="EB Garamond" w:hAnsi="EB Garamond" w:cs="EB Garamond"/>
-          <w:color w:val="582F0E"/>
-        </w:rPr>
-        <w:t xml:space="preserve"> (yt-dlp </w:t>
-      </w:r>
-      <w:r>
-        <w:rPr>
-          <w:rFonts w:ascii="Consolas" w:hAnsi="Consolas" w:cs="Consolas"/>
-          <w:color w:val="582F0E"/>
-        </w:rPr>
-        <w:t>--write-comments</w:t>
-      </w:r>
-      <w:r>
-        <w:rPr>
-          <w:rFonts w:ascii="EB Garamond" w:hAnsi="EB Garamond" w:cs="EB Garamond"/>
-          <w:color w:val="582F0E"/>
-        </w:rPr>
-        <w:t xml:space="preserve"> + </w:t>
-      </w:r>
-      <w:r>
-        <w:rPr>
-          <w:rFonts w:ascii="Consolas" w:hAnsi="Consolas" w:cs="Consolas"/>
-          <w:color w:val="582F0E"/>
-        </w:rPr>
-        <w:t>langdetect</w:t>
-      </w:r>
-      <w:r>
-        <w:rPr>
-          <w:rFonts w:ascii="EB Garamond" w:hAnsi="EB Garamond" w:cs="EB Garamond"/>
-          <w:color w:val="582F0E"/>
-        </w:rPr>
-        <w:t xml:space="preserve">/heurystyka diakrytyczna; *best-effort, finalists-only*). </w:t>
-      </w:r>
-      <w:r>
-        <w:rPr>
-          <w:rFonts w:ascii="EB Garamond" w:hAnsi="EB Garamond" w:cs="EB Garamond"/>
-          <w:b/>
-          <w:color w:val="582F0E"/>
-        </w:rPr>
-        <w:t>Bez progu 3–5%</w:t>
-      </w:r>
-      <w:r>
-        <w:rPr>
-          <w:rFonts w:ascii="EB Garamond" w:hAnsi="EB Garamond" w:cs="EB Garamond"/>
-          <w:color w:val="582F0E"/>
-        </w:rPr>
-        <w:t xml:space="preserve"> (był wymyślony). Demografia docelowa SENSUM (45+, mniejsze miasta, TV) to grupa NAJMNIEJ skłonna komentować na YouTube — dlatego komentarze są niemal ślepe na dokładnie tego widza i z definicji nie mogą być bramką. Eksplicytne „czy jest po polsku?" liczy się jako jakościowa wskazówka, nie jako procent.</w:t>
-      </w:r>
-    </w:p>
-    <w:p>
-      <w:r>
-        <w:rPr>
-          <w:rFonts w:ascii="EB Garamond" w:hAnsi="EB Garamond" w:cs="EB Garamond"/>
-          <w:color w:val="582F0E"/>
-        </w:rPr>
-        <w:t xml:space="preserve">4. </w:t>
-      </w:r>
-      <w:r>
-        <w:rPr>
-          <w:rFonts w:ascii="EB Garamond" w:hAnsi="EB Garamond" w:cs="EB Garamond"/>
-          <w:b/>
-          <w:color w:val="582F0E"/>
-        </w:rPr>
-        <w:t>Interpretacja (decyzja JUDGEMENTOWA z Trends + podaży, nie zmierzony procent):</w:t>
+        <w:t>#### B-podaż (0–3) — czy istnieje DOBRA polska wersja (ilość ORAZ jakość)</w:t>
       </w:r>
     </w:p>
     <w:p>
       <w:pPr>
-        <w:ind w:left="432"/>
+        <w:spacing w:after="80" w:line="302" w:lineRule="auto"/>
+        <w:ind w:left="605" w:hanging="317"/>
+        <w:jc w:val="left"/>
       </w:pPr>
       <w:r>
         <w:rPr>
@@ -2435,24 +2366,49 @@
       <w:r>
         <w:rPr>
           <w:rFonts w:ascii="EB Garamond" w:hAnsi="EB Garamond" w:cs="EB Garamond"/>
-          <w:color w:val="582F0E"/>
-        </w:rPr>
-        <w:t xml:space="preserve">(A) bogaty PL B-popyt + Trends pokazuje EN-współdominację w geo=PL </w:t>
-      </w:r>
-      <w:r>
-        <w:rPr>
-          <w:rFonts w:ascii="EB Garamond" w:hAnsi="EB Garamond" w:cs="EB Garamond"/>
           <w:b/>
           <w:color w:val="582F0E"/>
         </w:rPr>
-        <w:t>i/lub</w:t>
-      </w:r>
-      <w:r>
-        <w:rPr>
-          <w:rFonts w:ascii="EB Garamond" w:hAnsi="EB Garamond" w:cs="EB Garamond"/>
-          <w:color w:val="582F0E"/>
-        </w:rPr>
-        <w:t xml:space="preserve"> istnieje słaba-ale-obecna polska podaż = popyt realny, ZASPOKOJONY po angielsku → </w:t>
+        <w:t>Źródło:</w:t>
+      </w:r>
+      <w:r>
+        <w:rPr>
+          <w:rFonts w:ascii="EB Garamond" w:hAnsi="EB Garamond" w:cs="EB Garamond"/>
+          <w:color w:val="582F0E"/>
+        </w:rPr>
+        <w:t xml:space="preserve"> census </w:t>
+      </w:r>
+      <w:r>
+        <w:rPr>
+          <w:rFonts w:ascii="Consolas" w:hAnsi="Consolas" w:cs="Consolas"/>
+          <w:color w:val="582F0E"/>
+          <w:sz w:val="20"/>
+          <w:shd w:val="clear" w:color="auto" w:fill="EBD9B8"/>
+        </w:rPr>
+        <w:t xml:space="preserve"> yt-dlp "ytsearch40:&lt;fraza&gt;" </w:t>
+      </w:r>
+      <w:r>
+        <w:rPr>
+          <w:rFonts w:ascii="EB Garamond" w:hAnsi="EB Garamond" w:cs="EB Garamond"/>
+          <w:color w:val="582F0E"/>
+        </w:rPr>
+        <w:t xml:space="preserve"> / </w:t>
+      </w:r>
+      <w:r>
+        <w:rPr>
+          <w:rFonts w:ascii="Consolas" w:hAnsi="Consolas" w:cs="Consolas"/>
+          <w:color w:val="582F0E"/>
+          <w:sz w:val="20"/>
+          <w:shd w:val="clear" w:color="auto" w:fill="EBD9B8"/>
+        </w:rPr>
+        <w:t xml:space="preserve"> --flat-playlist </w:t>
+      </w:r>
+      <w:r>
+        <w:rPr>
+          <w:rFonts w:ascii="EB Garamond" w:hAnsi="EB Garamond" w:cs="EB Garamond"/>
+          <w:color w:val="582F0E"/>
+        </w:rPr>
+        <w:t xml:space="preserve"> </w:t>
       </w:r>
       <w:r>
         <w:rPr>
@@ -2460,34 +2416,37 @@
           <w:b/>
           <w:color w:val="582F0E"/>
         </w:rPr>
-        <w:t>luka POZORNA dla biegłych, PRAWDZIWA dla docelowej widowni SENSUM</w:t>
-      </w:r>
-      <w:r>
-        <w:rPr>
-          <w:rFonts w:ascii="EB Garamond" w:hAnsi="EB Garamond" w:cs="EB Garamond"/>
-          <w:color w:val="582F0E"/>
-        </w:rPr>
-        <w:t xml:space="preserve"> (funkcjonalny-ale-nie-emocjonalny angielski, 45+, mniejsze miasta) → </w:t>
-      </w:r>
-      <w:r>
-        <w:rPr>
-          <w:rFonts w:ascii="EB Garamond" w:hAnsi="EB Garamond" w:cs="EB Garamond"/>
-          <w:b/>
-          <w:color w:val="582F0E"/>
-        </w:rPr>
-        <w:t>flaga `bilingual-served`</w:t>
-      </w:r>
-      <w:r>
-        <w:rPr>
-          <w:rFonts w:ascii="EB Garamond" w:hAnsi="EB Garamond" w:cs="EB Garamond"/>
-          <w:color w:val="582F0E"/>
-        </w:rPr>
-        <w:t>, B-podaż capowane na max 2 → maksymalnie SREBRO.</w:t>
+        <w:t>tylko do enumeracji istniejących filmów</w:t>
+      </w:r>
+      <w:r>
+        <w:rPr>
+          <w:rFonts w:ascii="EB Garamond" w:hAnsi="EB Garamond" w:cs="EB Garamond"/>
+          <w:color w:val="582F0E"/>
+        </w:rPr>
+        <w:t xml:space="preserve"> (NIE jako miara popytu — </w:t>
+      </w:r>
+      <w:r>
+        <w:rPr>
+          <w:rFonts w:ascii="Consolas" w:hAnsi="Consolas" w:cs="Consolas"/>
+          <w:color w:val="582F0E"/>
+          <w:sz w:val="20"/>
+          <w:shd w:val="clear" w:color="auto" w:fill="EBD9B8"/>
+        </w:rPr>
+        <w:t xml:space="preserve"> ytsearchN: </w:t>
+      </w:r>
+      <w:r>
+        <w:rPr>
+          <w:rFonts w:ascii="EB Garamond" w:hAnsi="EB Garamond" w:cs="EB Garamond"/>
+          <w:color w:val="582F0E"/>
+        </w:rPr>
+        <w:t xml:space="preserve"> zwraca ranking trafności/popularności YT, nie wolumen). Jakość oceniana ręcznie rubryką SENSUM 1–5 (głos/rozpoznanie, produkcja, dopasowanie do bólu).</w:t>
       </w:r>
     </w:p>
     <w:p>
       <w:pPr>
-        <w:ind w:left="432"/>
+        <w:spacing w:after="80" w:line="302" w:lineRule="auto"/>
+        <w:ind w:left="605" w:hanging="317"/>
+        <w:jc w:val="left"/>
       </w:pPr>
       <w:r>
         <w:rPr>
@@ -2499,22 +2458,17 @@
       <w:r>
         <w:rPr>
           <w:rFonts w:ascii="EB Garamond" w:hAnsi="EB Garamond" w:cs="EB Garamond"/>
-          <w:color w:val="582F0E"/>
-        </w:rPr>
-        <w:t xml:space="preserve">(B) bogaty PL B-popyt + Trends pokazuje przewagę polskiego terminu + brak/słaba polska podaż = </w:t>
-      </w:r>
-      <w:r>
-        <w:rPr>
-          <w:rFonts w:ascii="EB Garamond" w:hAnsi="EB Garamond" w:cs="EB Garamond"/>
           <w:b/>
           <w:color w:val="582F0E"/>
         </w:rPr>
-        <w:t>czysta luka → ZŁOTO podażowe (B-podaż 3).</w:t>
+        <w:t>Skala B-podaż (im wyższa, tym SŁABSZA/rzadsza podaż = większa okazja):</w:t>
       </w:r>
     </w:p>
     <w:p>
       <w:pPr>
-        <w:ind w:left="432"/>
+        <w:spacing w:after="80" w:line="302" w:lineRule="auto"/>
+        <w:ind w:left="605" w:hanging="317"/>
+        <w:jc w:val="left"/>
       </w:pPr>
       <w:r>
         <w:rPr>
@@ -2526,14 +2480,24 @@
       <w:r>
         <w:rPr>
           <w:rFonts w:ascii="EB Garamond" w:hAnsi="EB Garamond" w:cs="EB Garamond"/>
-          <w:color w:val="582F0E"/>
-        </w:rPr>
-        <w:t>(C) ubogi PL B-popyt (temat żyje tylko po angielsku) → B-popyt=0, odrzuć.</w:t>
+          <w:b/>
+          <w:color w:val="582F0E"/>
+        </w:rPr>
+        <w:t>3 — ZŁOTO podażowe:</w:t>
+      </w:r>
+      <w:r>
+        <w:rPr>
+          <w:rFonts w:ascii="EB Garamond" w:hAnsi="EB Garamond" w:cs="EB Garamond"/>
+          <w:color w:val="582F0E"/>
+        </w:rPr>
+        <w:t xml:space="preserve"> 0–2 polskie filmy, wszystkie ≤2/5 SENSUM-fit lub stare/clickbait/AI-lektor.</w:t>
       </w:r>
     </w:p>
     <w:p>
       <w:pPr>
-        <w:ind w:left="432"/>
+        <w:spacing w:after="80" w:line="302" w:lineRule="auto"/>
+        <w:ind w:left="605" w:hanging="317"/>
+        <w:jc w:val="left"/>
       </w:pPr>
       <w:r>
         <w:rPr>
@@ -2548,6 +2512,564 @@
           <w:b/>
           <w:color w:val="582F0E"/>
         </w:rPr>
+        <w:t>2:</w:t>
+      </w:r>
+      <w:r>
+        <w:rPr>
+          <w:rFonts w:ascii="EB Garamond" w:hAnsi="EB Garamond" w:cs="EB Garamond"/>
+          <w:color w:val="582F0E"/>
+        </w:rPr>
+        <w:t xml:space="preserve"> podaż istnieje, ale przeciętna (kilka filmów, najlepszy ≤3/5 SENSUM-fit) — luka jakościowa realna.</w:t>
+      </w:r>
+    </w:p>
+    <w:p>
+      <w:pPr>
+        <w:spacing w:after="80" w:line="302" w:lineRule="auto"/>
+        <w:ind w:left="605" w:hanging="317"/>
+        <w:jc w:val="left"/>
+      </w:pPr>
+      <w:r>
+        <w:rPr>
+          <w:rFonts w:ascii="EB Garamond" w:hAnsi="EB Garamond" w:cs="EB Garamond"/>
+          <w:color w:val="582F0E"/>
+        </w:rPr>
+        <w:t xml:space="preserve">•  </w:t>
+      </w:r>
+      <w:r>
+        <w:rPr>
+          <w:rFonts w:ascii="EB Garamond" w:hAnsi="EB Garamond" w:cs="EB Garamond"/>
+          <w:b/>
+          <w:color w:val="582F0E"/>
+        </w:rPr>
+        <w:t>1:</w:t>
+      </w:r>
+      <w:r>
+        <w:rPr>
+          <w:rFonts w:ascii="EB Garamond" w:hAnsi="EB Garamond" w:cs="EB Garamond"/>
+          <w:color w:val="582F0E"/>
+        </w:rPr>
+        <w:t xml:space="preserve"> podaż częściowo dobra (jest film 3–4/5 z umiarkowanymi zasięgami).</w:t>
+      </w:r>
+    </w:p>
+    <w:p>
+      <w:pPr>
+        <w:spacing w:after="80" w:line="302" w:lineRule="auto"/>
+        <w:ind w:left="605" w:hanging="317"/>
+        <w:jc w:val="left"/>
+      </w:pPr>
+      <w:r>
+        <w:rPr>
+          <w:rFonts w:ascii="EB Garamond" w:hAnsi="EB Garamond" w:cs="EB Garamond"/>
+          <w:color w:val="582F0E"/>
+        </w:rPr>
+        <w:t xml:space="preserve">•  </w:t>
+      </w:r>
+      <w:r>
+        <w:rPr>
+          <w:rFonts w:ascii="EB Garamond" w:hAnsi="EB Garamond" w:cs="EB Garamond"/>
+          <w:b/>
+          <w:color w:val="582F0E"/>
+        </w:rPr>
+        <w:t>0:</w:t>
+      </w:r>
+      <w:r>
+        <w:rPr>
+          <w:rFonts w:ascii="EB Garamond" w:hAnsi="EB Garamond" w:cs="EB Garamond"/>
+          <w:color w:val="582F0E"/>
+        </w:rPr>
+        <w:t xml:space="preserve"> pole zajęte — istnieje polski film </w:t>
+      </w:r>
+      <w:r>
+        <w:rPr>
+          <w:rFonts w:ascii="EB Garamond" w:hAnsi="EB Garamond" w:cs="EB Garamond"/>
+          <w:b/>
+          <w:color w:val="582F0E"/>
+        </w:rPr>
+        <w:t>≥4/5 SENSUM-fit z dużymi zasięgami</w:t>
+      </w:r>
+      <w:r>
+        <w:rPr>
+          <w:rFonts w:ascii="EB Garamond" w:hAnsi="EB Garamond" w:cs="EB Garamond"/>
+          <w:color w:val="582F0E"/>
+        </w:rPr>
+        <w:t>.</w:t>
+      </w:r>
+    </w:p>
+    <w:p>
+      <w:pPr>
+        <w:jc w:val="both"/>
+      </w:pPr>
+      <w:r>
+        <w:rPr>
+          <w:rFonts w:ascii="EB Garamond" w:hAnsi="EB Garamond" w:cs="EB Garamond"/>
+          <w:b/>
+          <w:color w:val="582F0E"/>
+        </w:rPr>
+        <w:t>Zapis B w tabeli:</w:t>
+      </w:r>
+      <w:r>
+        <w:rPr>
+          <w:rFonts w:ascii="EB Garamond" w:hAnsi="EB Garamond" w:cs="EB Garamond"/>
+          <w:color w:val="582F0E"/>
+        </w:rPr>
+        <w:t xml:space="preserve"> </w:t>
+      </w:r>
+      <w:r>
+        <w:rPr>
+          <w:rFonts w:ascii="Consolas" w:hAnsi="Consolas" w:cs="Consolas"/>
+          <w:color w:val="582F0E"/>
+          <w:sz w:val="20"/>
+          <w:shd w:val="clear" w:color="auto" w:fill="EBD9B8"/>
+        </w:rPr>
+        <w:t xml:space="preserve"> B-popyt=N / B-podaż=M </w:t>
+      </w:r>
+      <w:r>
+        <w:rPr>
+          <w:rFonts w:ascii="EB Garamond" w:hAnsi="EB Garamond" w:cs="EB Garamond"/>
+          <w:color w:val="582F0E"/>
+        </w:rPr>
+        <w:t xml:space="preserve"> (np. </w:t>
+      </w:r>
+      <w:r>
+        <w:rPr>
+          <w:rFonts w:ascii="Consolas" w:hAnsi="Consolas" w:cs="Consolas"/>
+          <w:color w:val="582F0E"/>
+          <w:sz w:val="20"/>
+          <w:shd w:val="clear" w:color="auto" w:fill="EBD9B8"/>
+        </w:rPr>
+        <w:t xml:space="preserve"> B-popyt=3 / B-podaż=3 </w:t>
+      </w:r>
+      <w:r>
+        <w:rPr>
+          <w:rFonts w:ascii="EB Garamond" w:hAnsi="EB Garamond" w:cs="EB Garamond"/>
+          <w:color w:val="582F0E"/>
+        </w:rPr>
+        <w:t>). Gate: oba ≥2.</w:t>
+      </w:r>
+    </w:p>
+    <w:p>
+      <w:pPr>
+        <w:jc w:val="both"/>
+      </w:pPr>
+      <w:r>
+        <w:rPr>
+          <w:rFonts w:ascii="EB Garamond" w:hAnsi="EB Garamond" w:cs="EB Garamond"/>
+          <w:b/>
+          <w:color w:val="582F0E"/>
+        </w:rPr>
+        <w:t>JAWNIE — jak rozszczepiony B odróżnia „cmentarz" od realnej okazji:</w:t>
+      </w:r>
+    </w:p>
+    <w:p>
+      <w:pPr>
+        <w:jc w:val="both"/>
+      </w:pPr>
+      <w:r>
+        <w:rPr>
+          <w:rFonts w:ascii="EB Garamond" w:hAnsi="EB Garamond" w:cs="EB Garamond"/>
+          <w:color w:val="582F0E"/>
+        </w:rPr>
+        <w:t xml:space="preserve">Okazja = </w:t>
+      </w:r>
+      <w:r>
+        <w:rPr>
+          <w:rFonts w:ascii="EB Garamond" w:hAnsi="EB Garamond" w:cs="EB Garamond"/>
+          <w:b/>
+          <w:color w:val="582F0E"/>
+        </w:rPr>
+        <w:t>B-popyt wysoki × B-podaż wysoka</w:t>
+      </w:r>
+      <w:r>
+        <w:rPr>
+          <w:rFonts w:ascii="EB Garamond" w:hAnsi="EB Garamond" w:cs="EB Garamond"/>
+          <w:color w:val="582F0E"/>
+        </w:rPr>
+        <w:t xml:space="preserve"> (= słaba/rzadka podaż). Cmentarz = </w:t>
+      </w:r>
+      <w:r>
+        <w:rPr>
+          <w:rFonts w:ascii="EB Garamond" w:hAnsi="EB Garamond" w:cs="EB Garamond"/>
+          <w:b/>
+          <w:color w:val="582F0E"/>
+        </w:rPr>
+        <w:t>B-popyt 0</w:t>
+      </w:r>
+      <w:r>
+        <w:rPr>
+          <w:rFonts w:ascii="EB Garamond" w:hAnsi="EB Garamond" w:cs="EB Garamond"/>
+          <w:color w:val="582F0E"/>
+        </w:rPr>
+        <w:t xml:space="preserve"> (niezależnie od podaży: zero filmów + zero popytu = martwo). Reguła operacyjna: </w:t>
+      </w:r>
+      <w:r>
+        <w:rPr>
+          <w:rFonts w:ascii="EB Garamond" w:hAnsi="EB Garamond" w:cs="EB Garamond"/>
+          <w:i/>
+          <w:color w:val="582F0E"/>
+        </w:rPr>
+        <w:t>najpierw udowodnij popyt trzema dowodami B-popyt (w tym kotwicą wielkości), dopiero potem census B-podaż.</w:t>
+      </w:r>
+      <w:r>
+        <w:rPr>
+          <w:rFonts w:ascii="EB Garamond" w:hAnsi="EB Garamond" w:cs="EB Garamond"/>
+          <w:color w:val="582F0E"/>
+        </w:rPr>
+        <w:t xml:space="preserve"> „Zero filmów" </w:t>
+      </w:r>
+      <w:r>
+        <w:rPr>
+          <w:rFonts w:ascii="EB Garamond" w:hAnsi="EB Garamond" w:cs="EB Garamond"/>
+          <w:b/>
+          <w:color w:val="582F0E"/>
+        </w:rPr>
+        <w:t>nigdy</w:t>
+      </w:r>
+      <w:r>
+        <w:rPr>
+          <w:rFonts w:ascii="EB Garamond" w:hAnsi="EB Garamond" w:cs="EB Garamond"/>
+          <w:color w:val="582F0E"/>
+        </w:rPr>
+        <w:t xml:space="preserve"> nie podnosi wyniku samo z siebie — bez B-popyt≥2 zero filmów znaczy cmentarz, nie lukę. Bez kotwicy wielkości filtr cmentarza jest teatrem; dlatego B-popyt=3 jest niemożliwe na samej obecności w autocomplete.</w:t>
+      </w:r>
+    </w:p>
+    <w:p>
+      <w:pPr>
+        <w:jc w:val="both"/>
+      </w:pPr>
+      <w:r>
+        <w:rPr>
+          <w:rFonts w:ascii="EB Garamond" w:hAnsi="EB Garamond" w:cs="EB Garamond"/>
+          <w:b/>
+          <w:color w:val="582F0E"/>
+        </w:rPr>
+        <w:t>JAWNIE — jak B łapie „dwujęzycznych" (oglądają po angielsku):</w:t>
+      </w:r>
+    </w:p>
+    <w:p>
+      <w:pPr>
+        <w:jc w:val="both"/>
+      </w:pPr>
+      <w:r>
+        <w:rPr>
+          <w:rFonts w:ascii="EB Garamond" w:hAnsi="EB Garamond" w:cs="EB Garamond"/>
+          <w:color w:val="582F0E"/>
+        </w:rPr>
+        <w:t xml:space="preserve">Decyzja bilingual opiera się na </w:t>
+      </w:r>
+      <w:r>
+        <w:rPr>
+          <w:rFonts w:ascii="EB Garamond" w:hAnsi="EB Garamond" w:cs="EB Garamond"/>
+          <w:b/>
+          <w:color w:val="582F0E"/>
+        </w:rPr>
+        <w:t>dwóch ROBUSTNYCH sygnałach, nie na udziale komentarzy</w:t>
+      </w:r>
+      <w:r>
+        <w:rPr>
+          <w:rFonts w:ascii="EB Garamond" w:hAnsi="EB Garamond" w:cs="EB Garamond"/>
+          <w:color w:val="582F0E"/>
+        </w:rPr>
+        <w:t xml:space="preserve"> (poprawka red-team — udział PL komentarzy jest systematycznie zaniżony, demograficznie ślepy i porównywany do wymyślonego progu):</w:t>
+      </w:r>
+    </w:p>
+    <w:p>
+      <w:pPr>
+        <w:jc w:val="both"/>
+      </w:pPr>
+      <w:r>
+        <w:rPr>
+          <w:rFonts w:ascii="EB Garamond" w:hAnsi="EB Garamond" w:cs="EB Garamond"/>
+          <w:color w:val="582F0E"/>
+        </w:rPr>
+        <w:t xml:space="preserve">1. </w:t>
+      </w:r>
+      <w:r>
+        <w:rPr>
+          <w:rFonts w:ascii="EB Garamond" w:hAnsi="EB Garamond" w:cs="EB Garamond"/>
+          <w:b/>
+          <w:color w:val="582F0E"/>
+        </w:rPr>
+        <w:t>Trends head-to-head w geo=PL (sygnał główny, niesie skalę):</w:t>
+      </w:r>
+      <w:r>
+        <w:rPr>
+          <w:rFonts w:ascii="EB Garamond" w:hAnsi="EB Garamond" w:cs="EB Garamond"/>
+          <w:color w:val="582F0E"/>
+        </w:rPr>
+        <w:t xml:space="preserve"> porównaj polski termin vs jego angielski odpowiednik W POLSCE (np. „wypalenie" vs „burnout", „samotność" vs „loneliness"). Jeśli angielski termin współ-dominuje lub dominuje w polskich wyszukiwaniach — TO jest sygnał „bilingual-served", wprost i na skali.</w:t>
+      </w:r>
+    </w:p>
+    <w:p>
+      <w:pPr>
+        <w:jc w:val="both"/>
+      </w:pPr>
+      <w:r>
+        <w:rPr>
+          <w:rFonts w:ascii="EB Garamond" w:hAnsi="EB Garamond" w:cs="EB Garamond"/>
+          <w:color w:val="582F0E"/>
+        </w:rPr>
+        <w:t xml:space="preserve">2. </w:t>
+      </w:r>
+      <w:r>
+        <w:rPr>
+          <w:rFonts w:ascii="EB Garamond" w:hAnsi="EB Garamond" w:cs="EB Garamond"/>
+          <w:b/>
+          <w:color w:val="582F0E"/>
+        </w:rPr>
+        <w:t>Obecność/brak polskiej podaży z trakcją (sygnał główny):</w:t>
+      </w:r>
+      <w:r>
+        <w:rPr>
+          <w:rFonts w:ascii="EB Garamond" w:hAnsi="EB Garamond" w:cs="EB Garamond"/>
+          <w:color w:val="582F0E"/>
+        </w:rPr>
+        <w:t xml:space="preserve"> jeśli istnieje polski film realnie obsługujący ten kąt z zasięgami — luka jest pozorna NIEZALEŻNIE od konsumpcji EN. (To pokrywa się z B-podaż, więc B-podaż i bilingual czytają ten sam fakt z dwóch stron.)</w:t>
+      </w:r>
+    </w:p>
+    <w:p>
+      <w:pPr>
+        <w:jc w:val="both"/>
+      </w:pPr>
+      <w:r>
+        <w:rPr>
+          <w:rFonts w:ascii="EB Garamond" w:hAnsi="EB Garamond" w:cs="EB Garamond"/>
+          <w:color w:val="582F0E"/>
+        </w:rPr>
+        <w:t xml:space="preserve">3. </w:t>
+      </w:r>
+      <w:r>
+        <w:rPr>
+          <w:rFonts w:ascii="EB Garamond" w:hAnsi="EB Garamond" w:cs="EB Garamond"/>
+          <w:b/>
+          <w:color w:val="582F0E"/>
+        </w:rPr>
+        <w:t>Udział PL komentarzy pod dużymi anglo-filmami — TYLKO miękki korroborator/tie-break</w:t>
+      </w:r>
+      <w:r>
+        <w:rPr>
+          <w:rFonts w:ascii="EB Garamond" w:hAnsi="EB Garamond" w:cs="EB Garamond"/>
+          <w:color w:val="582F0E"/>
+        </w:rPr>
+        <w:t xml:space="preserve"> (yt-dlp </w:t>
+      </w:r>
+      <w:r>
+        <w:rPr>
+          <w:rFonts w:ascii="Consolas" w:hAnsi="Consolas" w:cs="Consolas"/>
+          <w:color w:val="582F0E"/>
+          <w:sz w:val="20"/>
+          <w:shd w:val="clear" w:color="auto" w:fill="EBD9B8"/>
+        </w:rPr>
+        <w:t xml:space="preserve"> --write-comments </w:t>
+      </w:r>
+      <w:r>
+        <w:rPr>
+          <w:rFonts w:ascii="EB Garamond" w:hAnsi="EB Garamond" w:cs="EB Garamond"/>
+          <w:color w:val="582F0E"/>
+        </w:rPr>
+        <w:t xml:space="preserve"> + </w:t>
+      </w:r>
+      <w:r>
+        <w:rPr>
+          <w:rFonts w:ascii="Consolas" w:hAnsi="Consolas" w:cs="Consolas"/>
+          <w:color w:val="582F0E"/>
+          <w:sz w:val="20"/>
+          <w:shd w:val="clear" w:color="auto" w:fill="EBD9B8"/>
+        </w:rPr>
+        <w:t xml:space="preserve"> langdetect </w:t>
+      </w:r>
+      <w:r>
+        <w:rPr>
+          <w:rFonts w:ascii="EB Garamond" w:hAnsi="EB Garamond" w:cs="EB Garamond"/>
+          <w:color w:val="582F0E"/>
+        </w:rPr>
+        <w:t xml:space="preserve">/heurystyka diakrytyczna; </w:t>
+      </w:r>
+      <w:r>
+        <w:rPr>
+          <w:rFonts w:ascii="EB Garamond" w:hAnsi="EB Garamond" w:cs="EB Garamond"/>
+          <w:i/>
+          <w:color w:val="582F0E"/>
+        </w:rPr>
+        <w:t>best-effort, finalists-only</w:t>
+      </w:r>
+      <w:r>
+        <w:rPr>
+          <w:rFonts w:ascii="EB Garamond" w:hAnsi="EB Garamond" w:cs="EB Garamond"/>
+          <w:color w:val="582F0E"/>
+        </w:rPr>
+        <w:t xml:space="preserve">). </w:t>
+      </w:r>
+      <w:r>
+        <w:rPr>
+          <w:rFonts w:ascii="EB Garamond" w:hAnsi="EB Garamond" w:cs="EB Garamond"/>
+          <w:b/>
+          <w:color w:val="582F0E"/>
+        </w:rPr>
+        <w:t>Bez progu 3–5%</w:t>
+      </w:r>
+      <w:r>
+        <w:rPr>
+          <w:rFonts w:ascii="EB Garamond" w:hAnsi="EB Garamond" w:cs="EB Garamond"/>
+          <w:color w:val="582F0E"/>
+        </w:rPr>
+        <w:t xml:space="preserve"> (był wymyślony). Demografia docelowa SENSUM (45+, mniejsze miasta, TV) to grupa NAJMNIEJ skłonna komentować na YouTube — dlatego komentarze są niemal ślepe na dokładnie tego widza i z definicji nie mogą być bramką. Eksplicytne „czy jest po polsku?" liczy się jako jakościowa wskazówka, nie jako procent.</w:t>
+      </w:r>
+    </w:p>
+    <w:p>
+      <w:pPr>
+        <w:jc w:val="both"/>
+      </w:pPr>
+      <w:r>
+        <w:rPr>
+          <w:rFonts w:ascii="EB Garamond" w:hAnsi="EB Garamond" w:cs="EB Garamond"/>
+          <w:color w:val="582F0E"/>
+        </w:rPr>
+        <w:t xml:space="preserve">4. </w:t>
+      </w:r>
+      <w:r>
+        <w:rPr>
+          <w:rFonts w:ascii="EB Garamond" w:hAnsi="EB Garamond" w:cs="EB Garamond"/>
+          <w:b/>
+          <w:color w:val="582F0E"/>
+        </w:rPr>
+        <w:t>Interpretacja (decyzja JUDGEMENTOWA z Trends + podaży, nie zmierzony procent):</w:t>
+      </w:r>
+    </w:p>
+    <w:p>
+      <w:pPr>
+        <w:spacing w:after="80" w:line="302" w:lineRule="auto"/>
+        <w:ind w:left="605" w:hanging="317"/>
+        <w:jc w:val="left"/>
+      </w:pPr>
+      <w:r>
+        <w:rPr>
+          <w:rFonts w:ascii="EB Garamond" w:hAnsi="EB Garamond" w:cs="EB Garamond"/>
+          <w:color w:val="582F0E"/>
+        </w:rPr>
+        <w:t xml:space="preserve">•  </w:t>
+      </w:r>
+      <w:r>
+        <w:rPr>
+          <w:rFonts w:ascii="EB Garamond" w:hAnsi="EB Garamond" w:cs="EB Garamond"/>
+          <w:color w:val="582F0E"/>
+        </w:rPr>
+        <w:t xml:space="preserve">(A) bogaty PL B-popyt + Trends pokazuje EN-współdominację w geo=PL </w:t>
+      </w:r>
+      <w:r>
+        <w:rPr>
+          <w:rFonts w:ascii="EB Garamond" w:hAnsi="EB Garamond" w:cs="EB Garamond"/>
+          <w:b/>
+          <w:color w:val="582F0E"/>
+        </w:rPr>
+        <w:t>i/lub</w:t>
+      </w:r>
+      <w:r>
+        <w:rPr>
+          <w:rFonts w:ascii="EB Garamond" w:hAnsi="EB Garamond" w:cs="EB Garamond"/>
+          <w:color w:val="582F0E"/>
+        </w:rPr>
+        <w:t xml:space="preserve"> istnieje słaba-ale-obecna polska podaż = popyt realny, ZASPOKOJONY po angielsku → </w:t>
+      </w:r>
+      <w:r>
+        <w:rPr>
+          <w:rFonts w:ascii="EB Garamond" w:hAnsi="EB Garamond" w:cs="EB Garamond"/>
+          <w:b/>
+          <w:color w:val="582F0E"/>
+        </w:rPr>
+        <w:t>luka POZORNA dla biegłych, PRAWDZIWA dla docelowej widowni SENSUM</w:t>
+      </w:r>
+      <w:r>
+        <w:rPr>
+          <w:rFonts w:ascii="EB Garamond" w:hAnsi="EB Garamond" w:cs="EB Garamond"/>
+          <w:color w:val="582F0E"/>
+        </w:rPr>
+        <w:t xml:space="preserve"> (funkcjonalny-ale-nie-emocjonalny angielski, 45+, mniejsze miasta) → </w:t>
+      </w:r>
+      <w:r>
+        <w:rPr>
+          <w:rFonts w:ascii="EB Garamond" w:hAnsi="EB Garamond" w:cs="EB Garamond"/>
+          <w:b/>
+          <w:color w:val="582F0E"/>
+        </w:rPr>
+        <w:t>flaga `bilingual-served`</w:t>
+      </w:r>
+      <w:r>
+        <w:rPr>
+          <w:rFonts w:ascii="EB Garamond" w:hAnsi="EB Garamond" w:cs="EB Garamond"/>
+          <w:color w:val="582F0E"/>
+        </w:rPr>
+        <w:t>, B-podaż capowane na max 2 → maksymalnie SREBRO.</w:t>
+      </w:r>
+    </w:p>
+    <w:p>
+      <w:pPr>
+        <w:spacing w:after="80" w:line="302" w:lineRule="auto"/>
+        <w:ind w:left="605" w:hanging="317"/>
+        <w:jc w:val="left"/>
+      </w:pPr>
+      <w:r>
+        <w:rPr>
+          <w:rFonts w:ascii="EB Garamond" w:hAnsi="EB Garamond" w:cs="EB Garamond"/>
+          <w:color w:val="582F0E"/>
+        </w:rPr>
+        <w:t xml:space="preserve">•  </w:t>
+      </w:r>
+      <w:r>
+        <w:rPr>
+          <w:rFonts w:ascii="EB Garamond" w:hAnsi="EB Garamond" w:cs="EB Garamond"/>
+          <w:color w:val="582F0E"/>
+        </w:rPr>
+        <w:t xml:space="preserve">(B) bogaty PL B-popyt + Trends pokazuje przewagę polskiego terminu + brak/słaba polska podaż = </w:t>
+      </w:r>
+      <w:r>
+        <w:rPr>
+          <w:rFonts w:ascii="EB Garamond" w:hAnsi="EB Garamond" w:cs="EB Garamond"/>
+          <w:b/>
+          <w:color w:val="582F0E"/>
+        </w:rPr>
+        <w:t>czysta luka → ZŁOTO podażowe (B-podaż 3).</w:t>
+      </w:r>
+    </w:p>
+    <w:p>
+      <w:pPr>
+        <w:spacing w:after="80" w:line="302" w:lineRule="auto"/>
+        <w:ind w:left="605" w:hanging="317"/>
+        <w:jc w:val="left"/>
+      </w:pPr>
+      <w:r>
+        <w:rPr>
+          <w:rFonts w:ascii="EB Garamond" w:hAnsi="EB Garamond" w:cs="EB Garamond"/>
+          <w:color w:val="582F0E"/>
+        </w:rPr>
+        <w:t xml:space="preserve">•  </w:t>
+      </w:r>
+      <w:r>
+        <w:rPr>
+          <w:rFonts w:ascii="EB Garamond" w:hAnsi="EB Garamond" w:cs="EB Garamond"/>
+          <w:color w:val="582F0E"/>
+        </w:rPr>
+        <w:t>(C) ubogi PL B-popyt (temat żyje tylko po angielsku) → B-popyt=0, odrzuć.</w:t>
+      </w:r>
+    </w:p>
+    <w:p>
+      <w:pPr>
+        <w:spacing w:after="80" w:line="302" w:lineRule="auto"/>
+        <w:ind w:left="605" w:hanging="317"/>
+        <w:jc w:val="left"/>
+      </w:pPr>
+      <w:r>
+        <w:rPr>
+          <w:rFonts w:ascii="EB Garamond" w:hAnsi="EB Garamond" w:cs="EB Garamond"/>
+          <w:color w:val="582F0E"/>
+        </w:rPr>
+        <w:t xml:space="preserve">•  </w:t>
+      </w:r>
+      <w:r>
+        <w:rPr>
+          <w:rFonts w:ascii="EB Garamond" w:hAnsi="EB Garamond" w:cs="EB Garamond"/>
+          <w:b/>
+          <w:color w:val="582F0E"/>
+        </w:rPr>
         <w:t>Reguła rozstrzygania wątpliwości:</w:t>
       </w:r>
       <w:r>
@@ -2555,7 +3077,22 @@
           <w:rFonts w:ascii="EB Garamond" w:hAnsi="EB Garamond" w:cs="EB Garamond"/>
           <w:color w:val="582F0E"/>
         </w:rPr>
-        <w:t xml:space="preserve"> *gdy dowód bilingual jest niejednoznaczny, domyślnie SREBRO, nie ZŁOTO.* Błąd „produkcja w rynek już zaspokojony" jest droższy niż błąd „pominęliśmy okazję", więc przy ambiwalencji przechylaj ku ostrożności.</w:t>
+        <w:t xml:space="preserve"> </w:t>
+      </w:r>
+      <w:r>
+        <w:rPr>
+          <w:rFonts w:ascii="EB Garamond" w:hAnsi="EB Garamond" w:cs="EB Garamond"/>
+          <w:i/>
+          <w:color w:val="582F0E"/>
+        </w:rPr>
+        <w:t>gdy dowód bilingual jest niejednoznaczny, domyślnie SREBRO, nie ZŁOTO.</w:t>
+      </w:r>
+      <w:r>
+        <w:rPr>
+          <w:rFonts w:ascii="EB Garamond" w:hAnsi="EB Garamond" w:cs="EB Garamond"/>
+          <w:color w:val="582F0E"/>
+        </w:rPr>
+        <w:t xml:space="preserve"> Błąd „produkcja w rynek już zaspokojony" jest droższy niż błąd „pominęliśmy okazję", więc przy ambiwalencji przechylaj ku ostrożności.</w:t>
       </w:r>
     </w:p>
     <w:p>
@@ -2566,13 +3103,16 @@
         <w:rPr>
           <w:rFonts w:ascii="EB Garamond" w:hAnsi="EB Garamond" w:cs="EB Garamond"/>
           <w:color w:val="582F0E"/>
+          <w:spacing w:val="14"/>
         </w:rPr>
         <w:t>Noga C — SENSUM-fit (głos + architektura + przekładalność kulturowa)</w:t>
       </w:r>
     </w:p>
     <w:p>
       <w:pPr>
-        <w:ind w:left="432"/>
+        <w:spacing w:after="80" w:line="302" w:lineRule="auto"/>
+        <w:ind w:left="605" w:hanging="317"/>
+        <w:jc w:val="left"/>
       </w:pPr>
       <w:r>
         <w:rPr>
@@ -2599,7 +3139,9 @@
     </w:p>
     <w:p>
       <w:pPr>
-        <w:ind w:left="432"/>
+        <w:spacing w:after="80" w:line="302" w:lineRule="auto"/>
+        <w:ind w:left="605" w:hanging="317"/>
+        <w:jc w:val="left"/>
       </w:pPr>
       <w:r>
         <w:rPr>
@@ -2626,7 +3168,9 @@
     </w:p>
     <w:p>
       <w:pPr>
-        <w:ind w:left="432"/>
+        <w:spacing w:after="80" w:line="302" w:lineRule="auto"/>
+        <w:ind w:left="605" w:hanging="317"/>
+        <w:jc w:val="left"/>
       </w:pPr>
       <w:r>
         <w:rPr>
@@ -2654,8 +3198,10 @@
         <w:rPr>
           <w:rFonts w:ascii="Consolas" w:hAnsi="Consolas" w:cs="Consolas"/>
           <w:color w:val="582F0E"/>
-        </w:rPr>
-        <w:t>voice_corpus.md</w:t>
+          <w:sz w:val="20"/>
+          <w:shd w:val="clear" w:color="auto" w:fill="EBD9B8"/>
+        </w:rPr>
+        <w:t xml:space="preserve"> voice_corpus.md </w:t>
       </w:r>
       <w:r>
         <w:rPr>
@@ -2668,8 +3214,10 @@
         <w:rPr>
           <w:rFonts w:ascii="Consolas" w:hAnsi="Consolas" w:cs="Consolas"/>
           <w:color w:val="582F0E"/>
-        </w:rPr>
-        <w:t>style_guide.md</w:t>
+          <w:sz w:val="20"/>
+          <w:shd w:val="clear" w:color="auto" w:fill="EBD9B8"/>
+        </w:rPr>
+        <w:t xml:space="preserve"> style_guide.md </w:t>
       </w:r>
       <w:r>
         <w:rPr>
@@ -2682,8 +3230,10 @@
         <w:rPr>
           <w:rFonts w:ascii="Consolas" w:hAnsi="Consolas" w:cs="Consolas"/>
           <w:color w:val="582F0E"/>
-        </w:rPr>
-        <w:t>03_architecture_select.md</w:t>
+          <w:sz w:val="20"/>
+          <w:shd w:val="clear" w:color="auto" w:fill="EBD9B8"/>
+        </w:rPr>
+        <w:t xml:space="preserve"> 03_architecture_select.md </w:t>
       </w:r>
       <w:r>
         <w:rPr>
@@ -2711,8 +3261,10 @@
         <w:rPr>
           <w:rFonts w:ascii="Consolas" w:hAnsi="Consolas" w:cs="Consolas"/>
           <w:color w:val="582F0E"/>
-        </w:rPr>
-        <w:t>/draft</w:t>
+          <w:sz w:val="20"/>
+          <w:shd w:val="clear" w:color="auto" w:fill="EBD9B8"/>
+        </w:rPr>
+        <w:t xml:space="preserve"> /draft </w:t>
       </w:r>
       <w:r>
         <w:rPr>
@@ -2724,7 +3276,9 @@
     </w:p>
     <w:p>
       <w:pPr>
-        <w:ind w:left="432"/>
+        <w:spacing w:after="80" w:line="302" w:lineRule="auto"/>
+        <w:ind w:left="605" w:hanging="317"/>
+        <w:jc w:val="left"/>
       </w:pPr>
       <w:r>
         <w:rPr>
@@ -2744,7 +3298,9 @@
     </w:p>
     <w:p>
       <w:pPr>
-        <w:ind w:left="432"/>
+        <w:spacing w:after="80" w:line="302" w:lineRule="auto"/>
+        <w:ind w:left="605" w:hanging="317"/>
+        <w:jc w:val="left"/>
       </w:pPr>
       <w:r>
         <w:rPr>
@@ -2771,7 +3327,9 @@
     </w:p>
     <w:p>
       <w:pPr>
-        <w:ind w:left="432"/>
+        <w:spacing w:after="80" w:line="302" w:lineRule="auto"/>
+        <w:ind w:left="605" w:hanging="317"/>
+        <w:jc w:val="left"/>
       </w:pPr>
       <w:r>
         <w:rPr>
@@ -2813,7 +3371,9 @@
     </w:p>
     <w:p>
       <w:pPr>
-        <w:ind w:left="432"/>
+        <w:spacing w:after="80" w:line="302" w:lineRule="auto"/>
+        <w:ind w:left="605" w:hanging="317"/>
+        <w:jc w:val="left"/>
       </w:pPr>
       <w:r>
         <w:rPr>
@@ -2840,7 +3400,9 @@
     </w:p>
     <w:p>
       <w:pPr>
-        <w:ind w:left="432"/>
+        <w:spacing w:after="80" w:line="302" w:lineRule="auto"/>
+        <w:ind w:left="605" w:hanging="317"/>
+        <w:jc w:val="left"/>
       </w:pPr>
       <w:r>
         <w:rPr>
@@ -2927,7 +3489,9 @@
     </w:p>
     <w:p>
       <w:pPr>
-        <w:ind w:left="432"/>
+        <w:spacing w:after="80" w:line="302" w:lineRule="auto"/>
+        <w:ind w:left="605" w:hanging="317"/>
+        <w:jc w:val="left"/>
       </w:pPr>
       <w:r>
         <w:rPr>
@@ -2981,10 +3545,22 @@
         </w:rPr>
         <w:t xml:space="preserve"> (brak uniwersalnej emocji albo brak głosu kanału).</w:t>
       </w:r>
+    </w:p>
+    <w:p>
+      <w:pPr>
+        <w:spacing w:before="120" w:after="200"/>
+        <w:jc w:val="center"/>
+        <w:pBdr>
+          <w:bottom w:val="single" w:sz="6" w:space="1" w:color="CDB488"/>
+        </w:pBdr>
+      </w:pPr>
     </w:p>
     <w:p>
       <w:pPr>
         <w:pStyle w:val="Heading2"/>
+        <w:pBdr>
+          <w:bottom w:val="single" w:sz="8" w:space="3" w:color="582F0E"/>
+        </w:pBdr>
       </w:pPr>
       <w:r>
         <w:rPr>
@@ -3002,11 +3578,15 @@
         <w:rPr>
           <w:rFonts w:ascii="EB Garamond" w:hAnsi="EB Garamond" w:cs="EB Garamond"/>
           <w:color w:val="582F0E"/>
+          <w:spacing w:val="14"/>
         </w:rPr>
         <w:t>Składanie A, B-popyt, B-podaż, C w jeden werdykt</w:t>
       </w:r>
     </w:p>
     <w:p>
+      <w:pPr>
+        <w:jc w:val="both"/>
+      </w:pPr>
       <w:r>
         <w:rPr>
           <w:rFonts w:ascii="EB Garamond" w:hAnsi="EB Garamond" w:cs="EB Garamond"/>
@@ -3031,6 +3611,9 @@
       </w:r>
     </w:p>
     <w:p>
+      <w:pPr>
+        <w:jc w:val="both"/>
+      </w:pPr>
       <w:r>
         <w:rPr>
           <w:rFonts w:ascii="EB Garamond" w:hAnsi="EB Garamond" w:cs="EB Garamond"/>
@@ -3070,6 +3653,9 @@
       </w:r>
     </w:p>
     <w:p>
+      <w:pPr>
+        <w:jc w:val="both"/>
+      </w:pPr>
       <w:r>
         <w:rPr>
           <w:rFonts w:ascii="EB Garamond" w:hAnsi="EB Garamond" w:cs="EB Garamond"/>
@@ -3146,6 +3732,7 @@
         <w:rPr>
           <w:rFonts w:ascii="EB Garamond" w:hAnsi="EB Garamond" w:cs="EB Garamond"/>
           <w:color w:val="582F0E"/>
+          <w:spacing w:val="14"/>
         </w:rPr>
         <w:t xml:space="preserve">Jednoznaczna definicja </w:t>
       </w:r>
@@ -3154,13 +3741,19 @@
           <w:rFonts w:ascii="EB Garamond" w:hAnsi="EB Garamond" w:cs="EB Garamond"/>
           <w:b/>
           <w:color w:val="582F0E"/>
+          <w:spacing w:val="14"/>
         </w:rPr>
         <w:t>ZŁOTA</w:t>
       </w:r>
     </w:p>
     <w:p>
       <w:pPr>
-        <w:ind w:left="432"/>
+        <w:spacing w:before="80" w:after="160"/>
+        <w:ind w:left="547" w:right="360"/>
+        <w:pBdr>
+          <w:left w:val="single" w:sz="18" w:space="10" w:color="582F0E"/>
+        </w:pBdr>
+        <w:shd w:val="clear" w:fill="EBD9B8"/>
       </w:pPr>
       <w:r>
         <w:rPr>
@@ -3174,7 +3767,12 @@
     </w:p>
     <w:p>
       <w:pPr>
-        <w:ind w:left="432"/>
+        <w:spacing w:before="80" w:after="160"/>
+        <w:ind w:left="547" w:right="360"/>
+        <w:pBdr>
+          <w:left w:val="single" w:sz="18" w:space="10" w:color="582F0E"/>
+        </w:pBdr>
+        <w:shd w:val="clear" w:fill="EBD9B8"/>
       </w:pPr>
       <w:r>
         <w:rPr>
@@ -3189,8 +3787,10 @@
           <w:rFonts w:ascii="Consolas" w:hAnsi="Consolas" w:cs="Consolas"/>
           <w:i/>
           <w:color w:val="582F0E"/>
-        </w:rPr>
-        <w:t>bilingual-served</w:t>
+          <w:sz w:val="20"/>
+          <w:shd w:val="clear" w:color="auto" w:fill="EBD9B8"/>
+        </w:rPr>
+        <w:t xml:space="preserve"> bilingual-served </w:t>
       </w:r>
       <w:r>
         <w:rPr>
@@ -3202,6 +3802,9 @@
       </w:r>
     </w:p>
     <w:p>
+      <w:pPr>
+        <w:jc w:val="both"/>
+      </w:pPr>
       <w:r>
         <w:rPr>
           <w:rFonts w:ascii="EB Garamond" w:hAnsi="EB Garamond" w:cs="EB Garamond"/>
@@ -3228,8 +3831,10 @@
         <w:rPr>
           <w:rFonts w:ascii="Consolas" w:hAnsi="Consolas" w:cs="Consolas"/>
           <w:color w:val="582F0E"/>
-        </w:rPr>
-        <w:t>bilingual-served</w:t>
+          <w:sz w:val="20"/>
+          <w:shd w:val="clear" w:color="auto" w:fill="EBD9B8"/>
+        </w:rPr>
+        <w:t xml:space="preserve"> bilingual-served </w:t>
       </w:r>
       <w:r>
         <w:rPr>
@@ -3255,13 +3860,16 @@
         <w:rPr>
           <w:rFonts w:ascii="EB Garamond" w:hAnsi="EB Garamond" w:cs="EB Garamond"/>
           <w:color w:val="582F0E"/>
+          <w:spacing w:val="14"/>
         </w:rPr>
         <w:t>JAWNE filtry wykluczające OBIE pułapki (stosowane wewnątrz bramki B)</w:t>
       </w:r>
     </w:p>
     <w:p>
       <w:pPr>
-        <w:ind w:left="432"/>
+        <w:spacing w:after="80" w:line="302" w:lineRule="auto"/>
+        <w:ind w:left="605" w:hanging="317"/>
+        <w:jc w:val="left"/>
       </w:pPr>
       <w:r>
         <w:rPr>
@@ -3296,7 +3904,9 @@
     </w:p>
     <w:p>
       <w:pPr>
-        <w:ind w:left="432"/>
+        <w:spacing w:after="80" w:line="302" w:lineRule="auto"/>
+        <w:ind w:left="605" w:hanging="317"/>
+        <w:jc w:val="left"/>
       </w:pPr>
       <w:r>
         <w:rPr>
@@ -3323,7 +3933,9 @@
     </w:p>
     <w:p>
       <w:pPr>
-        <w:ind w:left="432"/>
+        <w:spacing w:after="80" w:line="302" w:lineRule="auto"/>
+        <w:ind w:left="605" w:hanging="317"/>
+        <w:jc w:val="left"/>
       </w:pPr>
       <w:r>
         <w:rPr>
@@ -3356,11 +3968,15 @@
         <w:rPr>
           <w:rFonts w:ascii="EB Garamond" w:hAnsi="EB Garamond" w:cs="EB Garamond"/>
           <w:color w:val="582F0E"/>
+          <w:spacing w:val="14"/>
         </w:rPr>
         <w:t>Obsługa remisów (tie-break, kolejno) — to jest właściwy ranker</w:t>
       </w:r>
     </w:p>
     <w:p>
+      <w:pPr>
+        <w:jc w:val="both"/>
+      </w:pPr>
       <w:r>
         <w:rPr>
           <w:rFonts w:ascii="EB Garamond" w:hAnsi="EB Garamond" w:cs="EB Garamond"/>
@@ -3370,6 +3986,9 @@
       </w:r>
     </w:p>
     <w:p>
+      <w:pPr>
+        <w:jc w:val="both"/>
+      </w:pPr>
       <w:r>
         <w:rPr>
           <w:rFonts w:ascii="EB Garamond" w:hAnsi="EB Garamond" w:cs="EB Garamond"/>
@@ -3394,6 +4013,9 @@
       </w:r>
     </w:p>
     <w:p>
+      <w:pPr>
+        <w:jc w:val="both"/>
+      </w:pPr>
       <w:r>
         <w:rPr>
           <w:rFonts w:ascii="EB Garamond" w:hAnsi="EB Garamond" w:cs="EB Garamond"/>
@@ -3418,6 +4040,9 @@
       </w:r>
     </w:p>
     <w:p>
+      <w:pPr>
+        <w:jc w:val="both"/>
+      </w:pPr>
       <w:r>
         <w:rPr>
           <w:rFonts w:ascii="EB Garamond" w:hAnsi="EB Garamond" w:cs="EB Garamond"/>
@@ -3442,6 +4067,9 @@
       </w:r>
     </w:p>
     <w:p>
+      <w:pPr>
+        <w:jc w:val="both"/>
+      </w:pPr>
       <w:r>
         <w:rPr>
           <w:rFonts w:ascii="EB Garamond" w:hAnsi="EB Garamond" w:cs="EB Garamond"/>
@@ -3466,6 +4094,9 @@
       </w:r>
     </w:p>
     <w:p>
+      <w:pPr>
+        <w:jc w:val="both"/>
+      </w:pPr>
       <w:r>
         <w:rPr>
           <w:rFonts w:ascii="EB Garamond" w:hAnsi="EB Garamond" w:cs="EB Garamond"/>
@@ -3492,8 +4123,10 @@
         <w:rPr>
           <w:rFonts w:ascii="Consolas" w:hAnsi="Consolas" w:cs="Consolas"/>
           <w:color w:val="582F0E"/>
-        </w:rPr>
-        <w:t>03_architecture_select.md</w:t>
+          <w:sz w:val="20"/>
+          <w:shd w:val="clear" w:color="auto" w:fill="EBD9B8"/>
+        </w:rPr>
+        <w:t xml:space="preserve"> 03_architecture_select.md </w:t>
       </w:r>
       <w:r>
         <w:rPr>
@@ -3504,6 +4137,9 @@
       </w:r>
     </w:p>
     <w:p>
+      <w:pPr>
+        <w:jc w:val="both"/>
+      </w:pPr>
       <w:r>
         <w:rPr>
           <w:rFonts w:ascii="EB Garamond" w:hAnsi="EB Garamond" w:cs="EB Garamond"/>
@@ -3535,75 +4171,62 @@
         <w:rPr>
           <w:rFonts w:ascii="EB Garamond" w:hAnsi="EB Garamond" w:cs="EB Garamond"/>
           <w:color w:val="582F0E"/>
+          <w:spacing w:val="14"/>
         </w:rPr>
         <w:t>Anti-repeat względem 3 istniejących tematów — klucz dedup MECHANICZNY, nie „archetyp emocji"</w:t>
-      </w:r>
-    </w:p>
-    <w:p>
-      <w:r>
-        <w:rPr>
-          <w:rFonts w:ascii="EB Garamond" w:hAnsi="EB Garamond" w:cs="EB Garamond"/>
-          <w:color w:val="582F0E"/>
-        </w:rPr>
-        <w:t xml:space="preserve">Stary klucz („pokrycie emocjonalnego rdzenia/archetypu") był </w:t>
-      </w:r>
-      <w:r>
-        <w:rPr>
-          <w:rFonts w:ascii="EB Garamond" w:hAnsi="EB Garamond" w:cs="EB Garamond"/>
-          <w:b/>
-          <w:color w:val="582F0E"/>
-        </w:rPr>
-        <w:t>nieoperacyjny dla kanału jednego meta-uczucia</w:t>
-      </w:r>
-      <w:r>
-        <w:rPr>
-          <w:rFonts w:ascii="EB Garamond" w:hAnsi="EB Garamond" w:cs="EB Garamond"/>
-          <w:color w:val="582F0E"/>
-        </w:rPr>
-        <w:t xml:space="preserve">: skoro całe pozycjonowanie SENSUM to „nie jesteś zepsuty / bycie-zauważonym", to PRAWIE KAŻDY on-brand kandydat dzieli rdzeń z trójką istniejących — ściśle stosowany, zabijał cały lejek; luźno stosowany (przez furtkę „odrębny kąt" + free-text), nigdy nie wiązał. Zastępujemy go </w:t>
-      </w:r>
-      <w:r>
-        <w:rPr>
-          <w:rFonts w:ascii="EB Garamond" w:hAnsi="EB Garamond" w:cs="EB Garamond"/>
-          <w:b/>
-          <w:color w:val="582F0E"/>
-        </w:rPr>
-        <w:t>mechanicznym kluczem dedup</w:t>
-      </w:r>
-      <w:r>
-        <w:rPr>
-          <w:rFonts w:ascii="EB Garamond" w:hAnsi="EB Garamond" w:cs="EB Garamond"/>
-          <w:color w:val="582F0E"/>
-        </w:rPr>
-        <w:t xml:space="preserve"> (poprawka red-team):</w:t>
       </w:r>
     </w:p>
     <w:p>
       <w:pPr>
-        <w:ind w:left="432"/>
+        <w:jc w:val="both"/>
       </w:pPr>
       <w:r>
         <w:rPr>
           <w:rFonts w:ascii="EB Garamond" w:hAnsi="EB Garamond" w:cs="EB Garamond"/>
+          <w:color w:val="582F0E"/>
+        </w:rPr>
+        <w:t xml:space="preserve">Stary klucz („pokrycie emocjonalnego rdzenia/archetypu") był </w:t>
+      </w:r>
+      <w:r>
+        <w:rPr>
+          <w:rFonts w:ascii="EB Garamond" w:hAnsi="EB Garamond" w:cs="EB Garamond"/>
           <w:b/>
-          <w:i/>
-          <w:color w:val="582F0E"/>
-        </w:rPr>
-        <w:t>Repeat = TEN SAM {centralny obraz/metafora} ALBO TEN SAM {behawioralny objaw-powierzchniowy, który widz wpisuje w wyszukiwarkę}.</w:t>
+          <w:color w:val="582F0E"/>
+        </w:rPr>
+        <w:t>nieoperacyjny dla kanału jednego meta-uczucia</w:t>
+      </w:r>
+      <w:r>
+        <w:rPr>
+          <w:rFonts w:ascii="EB Garamond" w:hAnsi="EB Garamond" w:cs="EB Garamond"/>
+          <w:color w:val="582F0E"/>
+        </w:rPr>
+        <w:t xml:space="preserve">: skoro całe pozycjonowanie SENSUM to „nie jesteś zepsuty / bycie-zauważonym", to PRAWIE KAŻDY on-brand kandydat dzieli rdzeń z trójką istniejących — ściśle stosowany, zabijał cały lejek; luźno stosowany (przez furtkę „odrębny kąt" + free-text), nigdy nie wiązał. Zastępujemy go </w:t>
+      </w:r>
+      <w:r>
+        <w:rPr>
+          <w:rFonts w:ascii="EB Garamond" w:hAnsi="EB Garamond" w:cs="EB Garamond"/>
+          <w:b/>
+          <w:color w:val="582F0E"/>
+        </w:rPr>
+        <w:t>mechanicznym kluczem dedup</w:t>
+      </w:r>
+      <w:r>
+        <w:rPr>
+          <w:rFonts w:ascii="EB Garamond" w:hAnsi="EB Garamond" w:cs="EB Garamond"/>
+          <w:color w:val="582F0E"/>
+        </w:rPr>
+        <w:t xml:space="preserve"> (poprawka red-team):</w:t>
       </w:r>
     </w:p>
     <w:p>
       <w:pPr>
-        <w:ind w:left="432"/>
+        <w:spacing w:before="80" w:after="160"/>
+        <w:ind w:left="547" w:right="360"/>
+        <w:pBdr>
+          <w:left w:val="single" w:sz="18" w:space="10" w:color="582F0E"/>
+        </w:pBdr>
+        <w:shd w:val="clear" w:fill="EBD9B8"/>
       </w:pPr>
-      <w:r>
-        <w:rPr>
-          <w:rFonts w:ascii="EB Garamond" w:hAnsi="EB Garamond" w:cs="EB Garamond"/>
-          <w:i/>
-          <w:color w:val="582F0E"/>
-        </w:rPr>
-        <w:t xml:space="preserve">Dwa tematy dzielące meta-uczucie „nie jesteś zepsuty", ale o RÓŻNYCH objawach-powierzchniowych (prokrastynacja vs people-pleasing vs samotność) i różnych centralnych metaforach — </w:t>
-      </w:r>
       <w:r>
         <w:rPr>
           <w:rFonts w:ascii="EB Garamond" w:hAnsi="EB Garamond" w:cs="EB Garamond"/>
@@ -3611,59 +4234,53 @@
           <w:i/>
           <w:color w:val="582F0E"/>
         </w:rPr>
-        <w:t>NIE są repeatem.</w:t>
-      </w:r>
-    </w:p>
-    <w:p>
-      <w:r>
-        <w:rPr>
-          <w:rFonts w:ascii="EB Garamond" w:hAnsi="EB Garamond" w:cs="EB Garamond"/>
-          <w:color w:val="582F0E"/>
-        </w:rPr>
-        <w:t>Istniejące, wyprodukowane tematy SENSUM (lane-confirmation, NIE do ponownej produkcji), z ich kluczami dedup:</w:t>
+        <w:t>Repeat = TEN SAM {centralny obraz/metafora} ALBO TEN SAM {behawioralny objaw-powierzchniowy, który widz wpisuje w wyszukiwarkę}.</w:t>
       </w:r>
     </w:p>
     <w:p>
       <w:pPr>
-        <w:ind w:left="432"/>
+        <w:spacing w:before="80" w:after="160"/>
+        <w:ind w:left="547" w:right="360"/>
+        <w:pBdr>
+          <w:left w:val="single" w:sz="18" w:space="10" w:color="582F0E"/>
+        </w:pBdr>
+        <w:shd w:val="clear" w:fill="EBD9B8"/>
       </w:pPr>
       <w:r>
         <w:rPr>
           <w:rFonts w:ascii="EB Garamond" w:hAnsi="EB Garamond" w:cs="EB Garamond"/>
-          <w:color w:val="582F0E"/>
-        </w:rPr>
-        <w:t xml:space="preserve">•  </w:t>
-      </w:r>
-      <w:r>
-        <w:rPr>
-          <w:rFonts w:ascii="EB Garamond" w:hAnsi="EB Garamond" w:cs="EB Garamond"/>
-          <w:color w:val="582F0E"/>
-        </w:rPr>
-        <w:t>„czujesz że jesteś w tyle" — objaw: *porównywanie się / bycie-z-tyłu względem rówieśników*.</w:t>
+          <w:i/>
+          <w:color w:val="582F0E"/>
+        </w:rPr>
+        <w:t xml:space="preserve">Dwa tematy dzielące meta-uczucie „nie jesteś zepsuty", ale o RÓŻNYCH objawach-powierzchniowych (prokrastynacja vs people-pleasing vs samotność) i różnych centralnych metaforach — </w:t>
+      </w:r>
+      <w:r>
+        <w:rPr>
+          <w:rFonts w:ascii="EB Garamond" w:hAnsi="EB Garamond" w:cs="EB Garamond"/>
+          <w:b/>
+          <w:i/>
+          <w:color w:val="582F0E"/>
+        </w:rPr>
+        <w:t>NIE są repeatem.</w:t>
       </w:r>
     </w:p>
     <w:p>
       <w:pPr>
-        <w:ind w:left="432"/>
+        <w:jc w:val="both"/>
       </w:pPr>
       <w:r>
         <w:rPr>
           <w:rFonts w:ascii="EB Garamond" w:hAnsi="EB Garamond" w:cs="EB Garamond"/>
           <w:color w:val="582F0E"/>
         </w:rPr>
-        <w:t xml:space="preserve">•  </w:t>
-      </w:r>
-      <w:r>
-        <w:rPr>
-          <w:rFonts w:ascii="EB Garamond" w:hAnsi="EB Garamond" w:cs="EB Garamond"/>
-          <w:color w:val="582F0E"/>
-        </w:rPr>
-        <w:t>„dlaczego nie potrafisz się niczego trzymać" — objaw: *zaczynanie-i-porzucanie / brak wytrwałości*.</w:t>
+        <w:t>Istniejące, wyprodukowane tematy SENSUM (lane-confirmation, NIE do ponownej produkcji), z ich kluczami dedup:</w:t>
       </w:r>
     </w:p>
     <w:p>
       <w:pPr>
-        <w:ind w:left="432"/>
+        <w:spacing w:after="80" w:line="302" w:lineRule="auto"/>
+        <w:ind w:left="605" w:hanging="317"/>
+        <w:jc w:val="left"/>
       </w:pPr>
       <w:r>
         <w:rPr>
@@ -3677,10 +4294,100 @@
           <w:rFonts w:ascii="EB Garamond" w:hAnsi="EB Garamond" w:cs="EB Garamond"/>
           <w:color w:val="582F0E"/>
         </w:rPr>
-        <w:t>„wstyd za własne życie" — objaw: *chroniczny wstyd za to, gdzie/kim jestem*.</w:t>
+        <w:t xml:space="preserve">„czujesz że jesteś w tyle" — objaw: </w:t>
+      </w:r>
+      <w:r>
+        <w:rPr>
+          <w:rFonts w:ascii="EB Garamond" w:hAnsi="EB Garamond" w:cs="EB Garamond"/>
+          <w:i/>
+          <w:color w:val="582F0E"/>
+        </w:rPr>
+        <w:t>porównywanie się / bycie-z-tyłu względem rówieśników</w:t>
+      </w:r>
+      <w:r>
+        <w:rPr>
+          <w:rFonts w:ascii="EB Garamond" w:hAnsi="EB Garamond" w:cs="EB Garamond"/>
+          <w:color w:val="582F0E"/>
+        </w:rPr>
+        <w:t>.</w:t>
       </w:r>
     </w:p>
     <w:p>
+      <w:pPr>
+        <w:spacing w:after="80" w:line="302" w:lineRule="auto"/>
+        <w:ind w:left="605" w:hanging="317"/>
+        <w:jc w:val="left"/>
+      </w:pPr>
+      <w:r>
+        <w:rPr>
+          <w:rFonts w:ascii="EB Garamond" w:hAnsi="EB Garamond" w:cs="EB Garamond"/>
+          <w:color w:val="582F0E"/>
+        </w:rPr>
+        <w:t xml:space="preserve">•  </w:t>
+      </w:r>
+      <w:r>
+        <w:rPr>
+          <w:rFonts w:ascii="EB Garamond" w:hAnsi="EB Garamond" w:cs="EB Garamond"/>
+          <w:color w:val="582F0E"/>
+        </w:rPr>
+        <w:t xml:space="preserve">„dlaczego nie potrafisz się niczego trzymać" — objaw: </w:t>
+      </w:r>
+      <w:r>
+        <w:rPr>
+          <w:rFonts w:ascii="EB Garamond" w:hAnsi="EB Garamond" w:cs="EB Garamond"/>
+          <w:i/>
+          <w:color w:val="582F0E"/>
+        </w:rPr>
+        <w:t>zaczynanie-i-porzucanie / brak wytrwałości</w:t>
+      </w:r>
+      <w:r>
+        <w:rPr>
+          <w:rFonts w:ascii="EB Garamond" w:hAnsi="EB Garamond" w:cs="EB Garamond"/>
+          <w:color w:val="582F0E"/>
+        </w:rPr>
+        <w:t>.</w:t>
+      </w:r>
+    </w:p>
+    <w:p>
+      <w:pPr>
+        <w:spacing w:after="80" w:line="302" w:lineRule="auto"/>
+        <w:ind w:left="605" w:hanging="317"/>
+        <w:jc w:val="left"/>
+      </w:pPr>
+      <w:r>
+        <w:rPr>
+          <w:rFonts w:ascii="EB Garamond" w:hAnsi="EB Garamond" w:cs="EB Garamond"/>
+          <w:color w:val="582F0E"/>
+        </w:rPr>
+        <w:t xml:space="preserve">•  </w:t>
+      </w:r>
+      <w:r>
+        <w:rPr>
+          <w:rFonts w:ascii="EB Garamond" w:hAnsi="EB Garamond" w:cs="EB Garamond"/>
+          <w:color w:val="582F0E"/>
+        </w:rPr>
+        <w:t xml:space="preserve">„wstyd za własne życie" — objaw: </w:t>
+      </w:r>
+      <w:r>
+        <w:rPr>
+          <w:rFonts w:ascii="EB Garamond" w:hAnsi="EB Garamond" w:cs="EB Garamond"/>
+          <w:i/>
+          <w:color w:val="582F0E"/>
+        </w:rPr>
+        <w:t>chroniczny wstyd za to, gdzie/kim jestem</w:t>
+      </w:r>
+      <w:r>
+        <w:rPr>
+          <w:rFonts w:ascii="EB Garamond" w:hAnsi="EB Garamond" w:cs="EB Garamond"/>
+          <w:color w:val="582F0E"/>
+        </w:rPr>
+        <w:t>.</w:t>
+      </w:r>
+    </w:p>
+    <w:p>
+      <w:pPr>
+        <w:jc w:val="both"/>
+      </w:pPr>
       <w:r>
         <w:rPr>
           <w:rFonts w:ascii="EB Garamond" w:hAnsi="EB Garamond" w:cs="EB Garamond"/>
@@ -3707,8 +4414,10 @@
         <w:rPr>
           <w:rFonts w:ascii="Consolas" w:hAnsi="Consolas" w:cs="Consolas"/>
           <w:color w:val="582F0E"/>
-        </w:rPr>
-        <w:t>repeat</w:t>
+          <w:sz w:val="20"/>
+          <w:shd w:val="clear" w:color="auto" w:fill="EBD9B8"/>
+        </w:rPr>
+        <w:t xml:space="preserve"> repeat </w:t>
       </w:r>
       <w:r>
         <w:rPr>
@@ -3717,10 +4426,22 @@
         </w:rPr>
         <w:t>, wykluczony z rankingu produkcyjnego (zostaje w mapie jako „pokryte"). Przykład: nowy temat „odkładam rzeczy, na których mi zależy" dzieli objaw „zaczynanie-i-porzucanie" z „niczego się nie trzymać" → repeat. Temat „nie umiem powiedzieć nie" (objaw: people-pleasing) → NIE repeat, mimo wspólnego meta-uczucia.</w:t>
       </w:r>
+    </w:p>
+    <w:p>
+      <w:pPr>
+        <w:spacing w:before="120" w:after="200"/>
+        <w:jc w:val="center"/>
+        <w:pBdr>
+          <w:bottom w:val="single" w:sz="6" w:space="1" w:color="CDB488"/>
+        </w:pBdr>
+      </w:pPr>
     </w:p>
     <w:p>
       <w:pPr>
         <w:pStyle w:val="Heading2"/>
+        <w:pBdr>
+          <w:bottom w:val="single" w:sz="8" w:space="3" w:color="582F0E"/>
+        </w:pBdr>
       </w:pPr>
       <w:r>
         <w:rPr>
@@ -3731,6 +4452,9 @@
       </w:r>
     </w:p>
     <w:p>
+      <w:pPr>
+        <w:jc w:val="both"/>
+      </w:pPr>
       <w:r>
         <w:rPr>
           <w:rFonts w:ascii="EB Garamond" w:hAnsi="EB Garamond" w:cs="EB Garamond"/>
@@ -3778,6 +4502,9 @@
       </w:r>
     </w:p>
     <w:p>
+      <w:pPr>
+        <w:jc w:val="both"/>
+      </w:pPr>
       <w:r>
         <w:rPr>
           <w:rFonts w:ascii="EB Garamond" w:hAnsi="EB Garamond" w:cs="EB Garamond"/>
@@ -3842,8 +4569,10 @@
         <w:rPr>
           <w:rFonts w:ascii="Consolas" w:hAnsi="Consolas" w:cs="Consolas"/>
           <w:color w:val="582F0E"/>
-        </w:rPr>
-        <w:t>n/a — gated out (demand/fit)</w:t>
+          <w:sz w:val="20"/>
+          <w:shd w:val="clear" w:color="auto" w:fill="EBD9B8"/>
+        </w:rPr>
+        <w:t xml:space="preserve"> n/a — gated out (demand/fit) </w:t>
       </w:r>
       <w:r>
         <w:rPr>
@@ -3861,37 +4590,56 @@
         <w:rPr>
           <w:rFonts w:ascii="EB Garamond" w:hAnsi="EB Garamond" w:cs="EB Garamond"/>
           <w:color w:val="582F0E"/>
+          <w:spacing w:val="14"/>
         </w:rPr>
         <w:t>Kolumny finalnej tabeli rankingowej</w:t>
       </w:r>
     </w:p>
     <w:tbl>
       <w:tblPr>
-        <w:tblW w:type="auto" w:w="0"/>
+        <w:jc w:val="center"/>
         <w:tblLook w:firstColumn="1" w:firstRow="1" w:lastColumn="0" w:lastRow="0" w:noHBand="0" w:noVBand="1" w:val="04A0"/>
+        <w:tblW w:type="dxa" w:w="8928"/>
         <w:tblBorders>
-          <w:top w:val="single" w:sz="4" w:space="0" w:color="582F0E"/>
-          <w:left w:val="single" w:sz="4" w:space="0" w:color="582F0E"/>
-          <w:bottom w:val="single" w:sz="4" w:space="0" w:color="582F0E"/>
-          <w:right w:val="single" w:sz="4" w:space="0" w:color="582F0E"/>
-          <w:insideH w:val="single" w:sz="4" w:space="0" w:color="582F0E"/>
-          <w:insideV w:val="single" w:sz="4" w:space="0" w:color="582F0E"/>
+          <w:top w:val="single" w:sz="8" w:space="0" w:color="582F0E"/>
+          <w:left w:val="single" w:sz="8" w:space="0" w:color="582F0E"/>
+          <w:bottom w:val="single" w:sz="8" w:space="0" w:color="582F0E"/>
+          <w:right w:val="single" w:sz="8" w:space="0" w:color="582F0E"/>
+          <w:insideH w:val="single" w:sz="4" w:space="0" w:color="CDB488"/>
+          <w:insideV w:val="none"/>
         </w:tblBorders>
+        <w:tblLayout w:type="fixed"/>
+        <w:tblCellMar>
+          <w:top w:w="60" w:type="dxa"/>
+          <w:bottom w:w="60" w:type="dxa"/>
+          <w:left w:w="110" w:type="dxa"/>
+          <w:right w:w="110" w:type="dxa"/>
+        </w:tblCellMar>
       </w:tblPr>
       <w:tblGrid>
-        <w:gridCol w:w="4320"/>
-        <w:gridCol w:w="4320"/>
+        <w:gridCol w:w="3978"/>
+        <w:gridCol w:w="4950"/>
       </w:tblGrid>
       <w:tr>
+        <w:trPr>
+          <w:tblHeader w:val="true"/>
+          <w:cantSplit w:val="true"/>
+        </w:trPr>
         <w:tc>
           <w:tcPr>
-            <w:tcW w:type="dxa" w:w="4320"/>
+            <w:tcW w:type="dxa" w:w="3978"/>
             <w:shd w:val="clear" w:fill="582F0E"/>
+            <w:vAlign w:val="center"/>
           </w:tcPr>
           <w:p>
+            <w:pPr>
+              <w:spacing w:after="40" w:before="40" w:line="269" w:lineRule="auto"/>
+            </w:pPr>
             <w:r>
               <w:rPr>
                 <w:b/>
+                <w:color w:val="F4E5CA"/>
+                <w:sz w:val="21"/>
               </w:rPr>
             </w:r>
             <w:r>
@@ -3899,6 +4647,7 @@
                 <w:rFonts w:ascii="EB Garamond" w:hAnsi="EB Garamond" w:cs="EB Garamond"/>
                 <w:b/>
                 <w:color w:val="F4E5CA"/>
+                <w:sz w:val="21"/>
               </w:rPr>
               <w:t>Kolumna</w:t>
             </w:r>
@@ -3906,13 +4655,19 @@
         </w:tc>
         <w:tc>
           <w:tcPr>
-            <w:tcW w:type="dxa" w:w="4320"/>
+            <w:tcW w:type="dxa" w:w="4950"/>
             <w:shd w:val="clear" w:fill="582F0E"/>
+            <w:vAlign w:val="center"/>
           </w:tcPr>
           <w:p>
+            <w:pPr>
+              <w:spacing w:after="40" w:before="40" w:line="269" w:lineRule="auto"/>
+            </w:pPr>
             <w:r>
               <w:rPr>
                 <w:b/>
+                <w:color w:val="F4E5CA"/>
+                <w:sz w:val="21"/>
               </w:rPr>
             </w:r>
             <w:r>
@@ -3920,6 +4675,7 @@
                 <w:rFonts w:ascii="EB Garamond" w:hAnsi="EB Garamond" w:cs="EB Garamond"/>
                 <w:b/>
                 <w:color w:val="F4E5CA"/>
+                <w:sz w:val="21"/>
               </w:rPr>
               <w:t>Zawartość</w:t>
             </w:r>
@@ -3927,18 +4683,31 @@
         </w:tc>
       </w:tr>
       <w:tr>
+        <w:trPr>
+          <w:cantSplit w:val="true"/>
+        </w:trPr>
         <w:tc>
           <w:tcPr>
-            <w:tcW w:type="dxa" w:w="4320"/>
-            <w:shd w:val="clear" w:fill="F4E5CA"/>
+            <w:tcW w:type="dxa" w:w="3978"/>
+            <w:shd w:val="clear" w:fill="EBD9B8"/>
+            <w:vAlign w:val="center"/>
           </w:tcPr>
           <w:p>
-            <w:r/>
+            <w:pPr>
+              <w:spacing w:after="40" w:before="40" w:line="269" w:lineRule="auto"/>
+            </w:pPr>
+            <w:r>
+              <w:rPr>
+                <w:color w:val="582F0E"/>
+                <w:sz w:val="21"/>
+              </w:rPr>
+            </w:r>
             <w:r>
               <w:rPr>
                 <w:rFonts w:ascii="EB Garamond" w:hAnsi="EB Garamond" w:cs="EB Garamond"/>
                 <w:b/>
                 <w:color w:val="582F0E"/>
+                <w:sz w:val="21"/>
               </w:rPr>
               <w:t>#</w:t>
             </w:r>
@@ -3946,15 +4715,25 @@
         </w:tc>
         <w:tc>
           <w:tcPr>
-            <w:tcW w:type="dxa" w:w="4320"/>
-            <w:shd w:val="clear" w:fill="F4E5CA"/>
+            <w:tcW w:type="dxa" w:w="4950"/>
+            <w:shd w:val="clear" w:fill="EBD9B8"/>
+            <w:vAlign w:val="center"/>
           </w:tcPr>
           <w:p>
-            <w:r/>
+            <w:pPr>
+              <w:spacing w:after="40" w:before="40" w:line="269" w:lineRule="auto"/>
+            </w:pPr>
+            <w:r>
+              <w:rPr>
+                <w:color w:val="582F0E"/>
+                <w:sz w:val="21"/>
+              </w:rPr>
+            </w:r>
             <w:r>
               <w:rPr>
                 <w:rFonts w:ascii="EB Garamond" w:hAnsi="EB Garamond" w:cs="EB Garamond"/>
                 <w:color w:val="582F0E"/>
+                <w:sz w:val="21"/>
               </w:rPr>
               <w:t>Pozycja w rankingu (po tie-breakach)</w:t>
             </w:r>
@@ -3962,18 +4741,31 @@
         </w:tc>
       </w:tr>
       <w:tr>
+        <w:trPr>
+          <w:cantSplit w:val="true"/>
+        </w:trPr>
         <w:tc>
           <w:tcPr>
-            <w:tcW w:type="dxa" w:w="4320"/>
+            <w:tcW w:type="dxa" w:w="3978"/>
             <w:shd w:val="clear" w:fill="F4E5CA"/>
+            <w:vAlign w:val="center"/>
           </w:tcPr>
           <w:p>
-            <w:r/>
+            <w:pPr>
+              <w:spacing w:after="40" w:before="40" w:line="269" w:lineRule="auto"/>
+            </w:pPr>
+            <w:r>
+              <w:rPr>
+                <w:color w:val="582F0E"/>
+                <w:sz w:val="21"/>
+              </w:rPr>
+            </w:r>
             <w:r>
               <w:rPr>
                 <w:rFonts w:ascii="EB Garamond" w:hAnsi="EB Garamond" w:cs="EB Garamond"/>
                 <w:b/>
                 <w:color w:val="582F0E"/>
+                <w:sz w:val="21"/>
               </w:rPr>
               <w:t>Temat (PL, język bólu)</w:t>
             </w:r>
@@ -3981,15 +4773,25 @@
         </w:tc>
         <w:tc>
           <w:tcPr>
-            <w:tcW w:type="dxa" w:w="4320"/>
+            <w:tcW w:type="dxa" w:w="4950"/>
             <w:shd w:val="clear" w:fill="F4E5CA"/>
+            <w:vAlign w:val="center"/>
           </w:tcPr>
           <w:p>
-            <w:r/>
+            <w:pPr>
+              <w:spacing w:after="40" w:before="40" w:line="269" w:lineRule="auto"/>
+            </w:pPr>
+            <w:r>
+              <w:rPr>
+                <w:color w:val="582F0E"/>
+                <w:sz w:val="21"/>
+              </w:rPr>
+            </w:r>
             <w:r>
               <w:rPr>
                 <w:rFonts w:ascii="EB Garamond" w:hAnsi="EB Garamond" w:cs="EB Garamond"/>
                 <w:color w:val="582F0E"/>
+                <w:sz w:val="21"/>
               </w:rPr>
               <w:t>Robocza fraza w języku problemu widza, nie metaforyczny tytuł SENSUM (np. „dlaczego ciągle czuję, że muszę wszystkim dogadzać")</w:t>
             </w:r>
@@ -3997,18 +4799,31 @@
         </w:tc>
       </w:tr>
       <w:tr>
+        <w:trPr>
+          <w:cantSplit w:val="true"/>
+        </w:trPr>
         <w:tc>
           <w:tcPr>
-            <w:tcW w:type="dxa" w:w="4320"/>
-            <w:shd w:val="clear" w:fill="F4E5CA"/>
+            <w:tcW w:type="dxa" w:w="3978"/>
+            <w:shd w:val="clear" w:fill="EBD9B8"/>
+            <w:vAlign w:val="center"/>
           </w:tcPr>
           <w:p>
-            <w:r/>
+            <w:pPr>
+              <w:spacing w:after="40" w:before="40" w:line="269" w:lineRule="auto"/>
+            </w:pPr>
+            <w:r>
+              <w:rPr>
+                <w:color w:val="582F0E"/>
+                <w:sz w:val="21"/>
+              </w:rPr>
+            </w:r>
             <w:r>
               <w:rPr>
                 <w:rFonts w:ascii="EB Garamond" w:hAnsi="EB Garamond" w:cs="EB Garamond"/>
                 <w:b/>
                 <w:color w:val="582F0E"/>
+                <w:sz w:val="21"/>
               </w:rPr>
               <w:t>Objaw-powierzchniowy + metafora</w:t>
             </w:r>
@@ -4016,15 +4831,25 @@
         </w:tc>
         <w:tc>
           <w:tcPr>
-            <w:tcW w:type="dxa" w:w="4320"/>
-            <w:shd w:val="clear" w:fill="F4E5CA"/>
+            <w:tcW w:type="dxa" w:w="4950"/>
+            <w:shd w:val="clear" w:fill="EBD9B8"/>
+            <w:vAlign w:val="center"/>
           </w:tcPr>
           <w:p>
-            <w:r/>
+            <w:pPr>
+              <w:spacing w:after="40" w:before="40" w:line="269" w:lineRule="auto"/>
+            </w:pPr>
+            <w:r>
+              <w:rPr>
+                <w:color w:val="582F0E"/>
+                <w:sz w:val="21"/>
+              </w:rPr>
+            </w:r>
             <w:r>
               <w:rPr>
                 <w:rFonts w:ascii="EB Garamond" w:hAnsi="EB Garamond" w:cs="EB Garamond"/>
                 <w:color w:val="582F0E"/>
+                <w:sz w:val="21"/>
               </w:rPr>
               <w:t>Klucz dedup: searchowany objaw + centralny obraz (do anti-repeat)</w:t>
             </w:r>
@@ -4032,18 +4857,31 @@
         </w:tc>
       </w:tr>
       <w:tr>
+        <w:trPr>
+          <w:cantSplit w:val="true"/>
+        </w:trPr>
         <w:tc>
           <w:tcPr>
-            <w:tcW w:type="dxa" w:w="4320"/>
+            <w:tcW w:type="dxa" w:w="3978"/>
             <w:shd w:val="clear" w:fill="F4E5CA"/>
+            <w:vAlign w:val="center"/>
           </w:tcPr>
           <w:p>
-            <w:r/>
+            <w:pPr>
+              <w:spacing w:after="40" w:before="40" w:line="269" w:lineRule="auto"/>
+            </w:pPr>
+            <w:r>
+              <w:rPr>
+                <w:color w:val="582F0E"/>
+                <w:sz w:val="21"/>
+              </w:rPr>
+            </w:r>
             <w:r>
               <w:rPr>
                 <w:rFonts w:ascii="EB Garamond" w:hAnsi="EB Garamond" w:cs="EB Garamond"/>
                 <w:b/>
                 <w:color w:val="582F0E"/>
+                <w:sz w:val="21"/>
               </w:rPr>
               <w:t>Archetyp A</w:t>
             </w:r>
@@ -4051,15 +4889,25 @@
         </w:tc>
         <w:tc>
           <w:tcPr>
-            <w:tcW w:type="dxa" w:w="4320"/>
+            <w:tcW w:type="dxa" w:w="4950"/>
             <w:shd w:val="clear" w:fill="F4E5CA"/>
+            <w:vAlign w:val="center"/>
           </w:tcPr>
           <w:p>
-            <w:r/>
+            <w:pPr>
+              <w:spacing w:after="40" w:before="40" w:line="269" w:lineRule="auto"/>
+            </w:pPr>
+            <w:r>
+              <w:rPr>
+                <w:color w:val="582F0E"/>
+                <w:sz w:val="21"/>
+              </w:rPr>
+            </w:r>
             <w:r>
               <w:rPr>
                 <w:rFonts w:ascii="EB Garamond" w:hAnsi="EB Garamond" w:cs="EB Garamond"/>
                 <w:color w:val="582F0E"/>
+                <w:sz w:val="21"/>
               </w:rPr>
               <w:t>Nazwa archetypu z groundingu A (np. „people-pleaser's trap / self-erasure")</w:t>
             </w:r>
@@ -4067,18 +4915,31 @@
         </w:tc>
       </w:tr>
       <w:tr>
+        <w:trPr>
+          <w:cantSplit w:val="true"/>
+        </w:trPr>
         <w:tc>
           <w:tcPr>
-            <w:tcW w:type="dxa" w:w="4320"/>
-            <w:shd w:val="clear" w:fill="F4E5CA"/>
+            <w:tcW w:type="dxa" w:w="3978"/>
+            <w:shd w:val="clear" w:fill="EBD9B8"/>
+            <w:vAlign w:val="center"/>
           </w:tcPr>
           <w:p>
-            <w:r/>
+            <w:pPr>
+              <w:spacing w:after="40" w:before="40" w:line="269" w:lineRule="auto"/>
+            </w:pPr>
+            <w:r>
+              <w:rPr>
+                <w:color w:val="582F0E"/>
+                <w:sz w:val="21"/>
+              </w:rPr>
+            </w:r>
             <w:r>
               <w:rPr>
                 <w:rFonts w:ascii="EB Garamond" w:hAnsi="EB Garamond" w:cs="EB Garamond"/>
                 <w:b/>
                 <w:color w:val="582F0E"/>
+                <w:sz w:val="21"/>
               </w:rPr>
               <w:t>A-score + dowód</w:t>
             </w:r>
@@ -4086,15 +4947,25 @@
         </w:tc>
         <w:tc>
           <w:tcPr>
-            <w:tcW w:type="dxa" w:w="4320"/>
-            <w:shd w:val="clear" w:fill="F4E5CA"/>
+            <w:tcW w:type="dxa" w:w="4950"/>
+            <w:shd w:val="clear" w:fill="EBD9B8"/>
+            <w:vAlign w:val="center"/>
           </w:tcPr>
           <w:p>
-            <w:r/>
+            <w:pPr>
+              <w:spacing w:after="40" w:before="40" w:line="269" w:lineRule="auto"/>
+            </w:pPr>
+            <w:r>
+              <w:rPr>
+                <w:color w:val="582F0E"/>
+                <w:sz w:val="21"/>
+              </w:rPr>
+            </w:r>
             <w:r>
               <w:rPr>
                 <w:rFonts w:ascii="EB Garamond" w:hAnsi="EB Garamond" w:cs="EB Garamond"/>
                 <w:color w:val="582F0E"/>
+                <w:sz w:val="21"/>
               </w:rPr>
               <w:t>0–3 + 1 linia dowodu (creator + flagowy tytuł + rząd wyświetleń, np. „PoW „The Paradox of Being Nice" 812K")</w:t>
             </w:r>
@@ -4102,18 +4973,31 @@
         </w:tc>
       </w:tr>
       <w:tr>
+        <w:trPr>
+          <w:cantSplit w:val="true"/>
+        </w:trPr>
         <w:tc>
           <w:tcPr>
-            <w:tcW w:type="dxa" w:w="4320"/>
+            <w:tcW w:type="dxa" w:w="3978"/>
             <w:shd w:val="clear" w:fill="F4E5CA"/>
+            <w:vAlign w:val="center"/>
           </w:tcPr>
           <w:p>
-            <w:r/>
+            <w:pPr>
+              <w:spacing w:after="40" w:before="40" w:line="269" w:lineRule="auto"/>
+            </w:pPr>
+            <w:r>
+              <w:rPr>
+                <w:color w:val="582F0E"/>
+                <w:sz w:val="21"/>
+              </w:rPr>
+            </w:r>
             <w:r>
               <w:rPr>
                 <w:rFonts w:ascii="EB Garamond" w:hAnsi="EB Garamond" w:cs="EB Garamond"/>
                 <w:b/>
                 <w:color w:val="582F0E"/>
+                <w:sz w:val="21"/>
               </w:rPr>
               <w:t>B-popyt + sygnały</w:t>
             </w:r>
@@ -4121,15 +5005,25 @@
         </w:tc>
         <w:tc>
           <w:tcPr>
-            <w:tcW w:type="dxa" w:w="4320"/>
+            <w:tcW w:type="dxa" w:w="4950"/>
             <w:shd w:val="clear" w:fill="F4E5CA"/>
+            <w:vAlign w:val="center"/>
           </w:tcPr>
           <w:p>
-            <w:r/>
+            <w:pPr>
+              <w:spacing w:after="40" w:before="40" w:line="269" w:lineRule="auto"/>
+            </w:pPr>
+            <w:r>
+              <w:rPr>
+                <w:color w:val="582F0E"/>
+                <w:sz w:val="21"/>
+              </w:rPr>
+            </w:r>
             <w:r>
               <w:rPr>
                 <w:rFonts w:ascii="EB Garamond" w:hAnsi="EB Garamond" w:cs="EB Garamond"/>
                 <w:color w:val="582F0E"/>
+                <w:sz w:val="21"/>
               </w:rPr>
               <w:t xml:space="preserve">0–3 + skrót: </w:t>
             </w:r>
@@ -4137,13 +5031,16 @@
               <w:rPr>
                 <w:rFonts w:ascii="Consolas" w:hAnsi="Consolas" w:cs="Consolas"/>
                 <w:color w:val="582F0E"/>
+                <w:sz w:val="21"/>
+                <w:shd w:val="clear" w:color="auto" w:fill="EBD9B8"/>
               </w:rPr>
-              <w:t>web-AC=bogaty/cienki</w:t>
+              <w:t xml:space="preserve"> web-AC=bogaty/cienki </w:t>
             </w:r>
             <w:r>
               <w:rPr>
                 <w:rFonts w:ascii="EB Garamond" w:hAnsi="EB Garamond" w:cs="EB Garamond"/>
                 <w:color w:val="582F0E"/>
+                <w:sz w:val="21"/>
               </w:rPr>
               <w:t xml:space="preserve">, </w:t>
             </w:r>
@@ -4151,13 +5048,16 @@
               <w:rPr>
                 <w:rFonts w:ascii="Consolas" w:hAnsi="Consolas" w:cs="Consolas"/>
                 <w:color w:val="582F0E"/>
+                <w:sz w:val="21"/>
+                <w:shd w:val="clear" w:color="auto" w:fill="EBD9B8"/>
               </w:rPr>
-              <w:t>YT-AC=n podp.</w:t>
+              <w:t xml:space="preserve"> YT-AC=n podp. </w:t>
             </w:r>
             <w:r>
               <w:rPr>
                 <w:rFonts w:ascii="EB Garamond" w:hAnsi="EB Garamond" w:cs="EB Garamond"/>
                 <w:color w:val="582F0E"/>
+                <w:sz w:val="21"/>
               </w:rPr>
               <w:t xml:space="preserve">, </w:t>
             </w:r>
@@ -4165,13 +5065,16 @@
               <w:rPr>
                 <w:rFonts w:ascii="Consolas" w:hAnsi="Consolas" w:cs="Consolas"/>
                 <w:color w:val="582F0E"/>
+                <w:sz w:val="21"/>
+                <w:shd w:val="clear" w:color="auto" w:fill="EBD9B8"/>
               </w:rPr>
-              <w:t>Trends-kategoria=nad/pod progiem</w:t>
+              <w:t xml:space="preserve"> Trends-kategoria=nad/pod progiem </w:t>
             </w:r>
             <w:r>
               <w:rPr>
                 <w:rFonts w:ascii="EB Garamond" w:hAnsi="EB Garamond" w:cs="EB Garamond"/>
                 <w:color w:val="582F0E"/>
+                <w:sz w:val="21"/>
               </w:rPr>
               <w:t xml:space="preserve">, </w:t>
             </w:r>
@@ -4179,25 +5082,40 @@
               <w:rPr>
                 <w:rFonts w:ascii="Consolas" w:hAnsi="Consolas" w:cs="Consolas"/>
                 <w:color w:val="582F0E"/>
+                <w:sz w:val="21"/>
+                <w:shd w:val="clear" w:color="auto" w:fill="EBD9B8"/>
               </w:rPr>
-              <w:t>film-kategorii≥50k=tak/nie</w:t>
+              <w:t xml:space="preserve"> film-kategorii≥50k=tak/nie </w:t>
             </w:r>
           </w:p>
         </w:tc>
       </w:tr>
       <w:tr>
+        <w:trPr>
+          <w:cantSplit w:val="true"/>
+        </w:trPr>
         <w:tc>
           <w:tcPr>
-            <w:tcW w:type="dxa" w:w="4320"/>
-            <w:shd w:val="clear" w:fill="F4E5CA"/>
+            <w:tcW w:type="dxa" w:w="3978"/>
+            <w:shd w:val="clear" w:fill="EBD9B8"/>
+            <w:vAlign w:val="center"/>
           </w:tcPr>
           <w:p>
-            <w:r/>
+            <w:pPr>
+              <w:spacing w:after="40" w:before="40" w:line="269" w:lineRule="auto"/>
+            </w:pPr>
+            <w:r>
+              <w:rPr>
+                <w:color w:val="582F0E"/>
+                <w:sz w:val="21"/>
+              </w:rPr>
+            </w:r>
             <w:r>
               <w:rPr>
                 <w:rFonts w:ascii="EB Garamond" w:hAnsi="EB Garamond" w:cs="EB Garamond"/>
                 <w:b/>
                 <w:color w:val="582F0E"/>
+                <w:sz w:val="21"/>
               </w:rPr>
               <w:t>B-podaż + sygnały</w:t>
             </w:r>
@@ -4205,15 +5123,25 @@
         </w:tc>
         <w:tc>
           <w:tcPr>
-            <w:tcW w:type="dxa" w:w="4320"/>
-            <w:shd w:val="clear" w:fill="F4E5CA"/>
+            <w:tcW w:type="dxa" w:w="4950"/>
+            <w:shd w:val="clear" w:fill="EBD9B8"/>
+            <w:vAlign w:val="center"/>
           </w:tcPr>
           <w:p>
-            <w:r/>
+            <w:pPr>
+              <w:spacing w:after="40" w:before="40" w:line="269" w:lineRule="auto"/>
+            </w:pPr>
+            <w:r>
+              <w:rPr>
+                <w:color w:val="582F0E"/>
+                <w:sz w:val="21"/>
+              </w:rPr>
+            </w:r>
             <w:r>
               <w:rPr>
                 <w:rFonts w:ascii="EB Garamond" w:hAnsi="EB Garamond" w:cs="EB Garamond"/>
                 <w:color w:val="582F0E"/>
+                <w:sz w:val="21"/>
               </w:rPr>
               <w:t xml:space="preserve">0–3 + </w:t>
             </w:r>
@@ -4221,13 +5149,16 @@
               <w:rPr>
                 <w:rFonts w:ascii="Consolas" w:hAnsi="Consolas" w:cs="Consolas"/>
                 <w:color w:val="582F0E"/>
+                <w:sz w:val="21"/>
+                <w:shd w:val="clear" w:color="auto" w:fill="EBD9B8"/>
               </w:rPr>
-              <w:t>podaż=N filmów / best SENSUM-fit X/5</w:t>
+              <w:t xml:space="preserve"> podaż=N filmów / best SENSUM-fit X/5 </w:t>
             </w:r>
             <w:r>
               <w:rPr>
                 <w:rFonts w:ascii="EB Garamond" w:hAnsi="EB Garamond" w:cs="EB Garamond"/>
                 <w:color w:val="582F0E"/>
+                <w:sz w:val="21"/>
               </w:rPr>
               <w:t xml:space="preserve"> (lub </w:t>
             </w:r>
@@ -4235,13 +5166,16 @@
               <w:rPr>
                 <w:rFonts w:ascii="Consolas" w:hAnsi="Consolas" w:cs="Consolas"/>
                 <w:color w:val="582F0E"/>
+                <w:sz w:val="21"/>
+                <w:shd w:val="clear" w:color="auto" w:fill="EBD9B8"/>
               </w:rPr>
-              <w:t>n/a — gated out</w:t>
+              <w:t xml:space="preserve"> n/a — gated out </w:t>
             </w:r>
             <w:r>
               <w:rPr>
                 <w:rFonts w:ascii="EB Garamond" w:hAnsi="EB Garamond" w:cs="EB Garamond"/>
                 <w:color w:val="582F0E"/>
+                <w:sz w:val="21"/>
               </w:rPr>
               <w:t>)</w:t>
             </w:r>
@@ -4249,18 +5183,31 @@
         </w:tc>
       </w:tr>
       <w:tr>
+        <w:trPr>
+          <w:cantSplit w:val="true"/>
+        </w:trPr>
         <w:tc>
           <w:tcPr>
-            <w:tcW w:type="dxa" w:w="4320"/>
+            <w:tcW w:type="dxa" w:w="3978"/>
             <w:shd w:val="clear" w:fill="F4E5CA"/>
+            <w:vAlign w:val="center"/>
           </w:tcPr>
           <w:p>
-            <w:r/>
+            <w:pPr>
+              <w:spacing w:after="40" w:before="40" w:line="269" w:lineRule="auto"/>
+            </w:pPr>
+            <w:r>
+              <w:rPr>
+                <w:color w:val="582F0E"/>
+                <w:sz w:val="21"/>
+              </w:rPr>
+            </w:r>
             <w:r>
               <w:rPr>
                 <w:rFonts w:ascii="EB Garamond" w:hAnsi="EB Garamond" w:cs="EB Garamond"/>
                 <w:b/>
                 <w:color w:val="582F0E"/>
+                <w:sz w:val="21"/>
               </w:rPr>
               <w:t>C-fit + architektura</w:t>
             </w:r>
@@ -4268,15 +5215,25 @@
         </w:tc>
         <w:tc>
           <w:tcPr>
-            <w:tcW w:type="dxa" w:w="4320"/>
+            <w:tcW w:type="dxa" w:w="4950"/>
             <w:shd w:val="clear" w:fill="F4E5CA"/>
+            <w:vAlign w:val="center"/>
           </w:tcPr>
           <w:p>
-            <w:r/>
+            <w:pPr>
+              <w:spacing w:after="40" w:before="40" w:line="269" w:lineRule="auto"/>
+            </w:pPr>
+            <w:r>
+              <w:rPr>
+                <w:color w:val="582F0E"/>
+                <w:sz w:val="21"/>
+              </w:rPr>
+            </w:r>
             <w:r>
               <w:rPr>
                 <w:rFonts w:ascii="EB Garamond" w:hAnsi="EB Garamond" w:cs="EB Garamond"/>
                 <w:color w:val="582F0E"/>
+                <w:sz w:val="21"/>
               </w:rPr>
               <w:t xml:space="preserve">0–3 (ZIELONE/ŻÓŁTE) + wskazana architektura z 5 (Composite/Forensic/Historical Reversal/Socratic/Systems Audit); przy ŻÓŁTYM: </w:t>
             </w:r>
@@ -4285,6 +5242,7 @@
                 <w:rFonts w:ascii="EB Garamond" w:hAnsi="EB Garamond" w:cs="EB Garamond"/>
                 <w:b/>
                 <w:color w:val="582F0E"/>
+                <w:sz w:val="21"/>
               </w:rPr>
               <w:t>zapisane (i potwierdzone) przeramowanie</w:t>
             </w:r>
@@ -4292,6 +5250,7 @@
               <w:rPr>
                 <w:rFonts w:ascii="EB Garamond" w:hAnsi="EB Garamond" w:cs="EB Garamond"/>
                 <w:color w:val="582F0E"/>
+                <w:sz w:val="21"/>
               </w:rPr>
               <w:t xml:space="preserve"> etykieta→mechanizm</w:t>
             </w:r>
@@ -4299,18 +5258,31 @@
         </w:tc>
       </w:tr>
       <w:tr>
+        <w:trPr>
+          <w:cantSplit w:val="true"/>
+        </w:trPr>
         <w:tc>
           <w:tcPr>
-            <w:tcW w:type="dxa" w:w="4320"/>
-            <w:shd w:val="clear" w:fill="F4E5CA"/>
+            <w:tcW w:type="dxa" w:w="3978"/>
+            <w:shd w:val="clear" w:fill="EBD9B8"/>
+            <w:vAlign w:val="center"/>
           </w:tcPr>
           <w:p>
-            <w:r/>
+            <w:pPr>
+              <w:spacing w:after="40" w:before="40" w:line="269" w:lineRule="auto"/>
+            </w:pPr>
+            <w:r>
+              <w:rPr>
+                <w:color w:val="582F0E"/>
+                <w:sz w:val="21"/>
+              </w:rPr>
+            </w:r>
             <w:r>
               <w:rPr>
                 <w:rFonts w:ascii="EB Garamond" w:hAnsi="EB Garamond" w:cs="EB Garamond"/>
                 <w:b/>
                 <w:color w:val="582F0E"/>
+                <w:sz w:val="21"/>
               </w:rPr>
               <w:t>Flaga-pułapki</w:t>
             </w:r>
@@ -4318,15 +5290,25 @@
         </w:tc>
         <w:tc>
           <w:tcPr>
-            <w:tcW w:type="dxa" w:w="4320"/>
-            <w:shd w:val="clear" w:fill="F4E5CA"/>
+            <w:tcW w:type="dxa" w:w="4950"/>
+            <w:shd w:val="clear" w:fill="EBD9B8"/>
+            <w:vAlign w:val="center"/>
           </w:tcPr>
           <w:p>
-            <w:r/>
+            <w:pPr>
+              <w:spacing w:after="40" w:before="40" w:line="269" w:lineRule="auto"/>
+            </w:pPr>
+            <w:r>
+              <w:rPr>
+                <w:color w:val="582F0E"/>
+                <w:sz w:val="21"/>
+              </w:rPr>
+            </w:r>
             <w:r>
               <w:rPr>
                 <w:rFonts w:ascii="EB Garamond" w:hAnsi="EB Garamond" w:cs="EB Garamond"/>
                 <w:color w:val="582F0E"/>
+                <w:sz w:val="21"/>
               </w:rPr>
               <w:t xml:space="preserve">jedna/kilka z: </w:t>
             </w:r>
@@ -4334,13 +5316,16 @@
               <w:rPr>
                 <w:rFonts w:ascii="Consolas" w:hAnsi="Consolas" w:cs="Consolas"/>
                 <w:color w:val="582F0E"/>
+                <w:sz w:val="21"/>
+                <w:shd w:val="clear" w:color="auto" w:fill="EBD9B8"/>
               </w:rPr>
-              <w:t>—</w:t>
+              <w:t xml:space="preserve"> — </w:t>
             </w:r>
             <w:r>
               <w:rPr>
                 <w:rFonts w:ascii="EB Garamond" w:hAnsi="EB Garamond" w:cs="EB Garamond"/>
                 <w:color w:val="582F0E"/>
+                <w:sz w:val="21"/>
               </w:rPr>
               <w:t xml:space="preserve"> / </w:t>
             </w:r>
@@ -4348,13 +5333,16 @@
               <w:rPr>
                 <w:rFonts w:ascii="Consolas" w:hAnsi="Consolas" w:cs="Consolas"/>
                 <w:color w:val="582F0E"/>
+                <w:sz w:val="21"/>
+                <w:shd w:val="clear" w:color="auto" w:fill="EBD9B8"/>
               </w:rPr>
-              <w:t>bilingual-served</w:t>
+              <w:t xml:space="preserve"> bilingual-served </w:t>
             </w:r>
             <w:r>
               <w:rPr>
                 <w:rFonts w:ascii="EB Garamond" w:hAnsi="EB Garamond" w:cs="EB Garamond"/>
                 <w:color w:val="582F0E"/>
+                <w:sz w:val="21"/>
               </w:rPr>
               <w:t xml:space="preserve"> / </w:t>
             </w:r>
@@ -4362,13 +5350,16 @@
               <w:rPr>
                 <w:rFonts w:ascii="Consolas" w:hAnsi="Consolas" w:cs="Consolas"/>
                 <w:color w:val="582F0E"/>
+                <w:sz w:val="21"/>
+                <w:shd w:val="clear" w:color="auto" w:fill="EBD9B8"/>
               </w:rPr>
-              <w:t>cmentarz-ryzyko</w:t>
+              <w:t xml:space="preserve"> cmentarz-ryzyko </w:t>
             </w:r>
             <w:r>
               <w:rPr>
                 <w:rFonts w:ascii="EB Garamond" w:hAnsi="EB Garamond" w:cs="EB Garamond"/>
                 <w:color w:val="582F0E"/>
+                <w:sz w:val="21"/>
               </w:rPr>
               <w:t xml:space="preserve"> / </w:t>
             </w:r>
@@ -4376,13 +5367,16 @@
               <w:rPr>
                 <w:rFonts w:ascii="Consolas" w:hAnsi="Consolas" w:cs="Consolas"/>
                 <w:color w:val="582F0E"/>
+                <w:sz w:val="21"/>
+                <w:shd w:val="clear" w:color="auto" w:fill="EBD9B8"/>
               </w:rPr>
-              <w:t>repeat</w:t>
+              <w:t xml:space="preserve"> repeat </w:t>
             </w:r>
             <w:r>
               <w:rPr>
                 <w:rFonts w:ascii="EB Garamond" w:hAnsi="EB Garamond" w:cs="EB Garamond"/>
                 <w:color w:val="582F0E"/>
+                <w:sz w:val="21"/>
               </w:rPr>
               <w:t xml:space="preserve"> / </w:t>
             </w:r>
@@ -4390,25 +5384,40 @@
               <w:rPr>
                 <w:rFonts w:ascii="Consolas" w:hAnsi="Consolas" w:cs="Consolas"/>
                 <w:color w:val="582F0E"/>
+                <w:sz w:val="21"/>
+                <w:shd w:val="clear" w:color="auto" w:fill="EBD9B8"/>
               </w:rPr>
-              <w:t>opakowanie-anglo</w:t>
+              <w:t xml:space="preserve"> opakowanie-anglo </w:t>
             </w:r>
           </w:p>
         </w:tc>
       </w:tr>
       <w:tr>
+        <w:trPr>
+          <w:cantSplit w:val="true"/>
+        </w:trPr>
         <w:tc>
           <w:tcPr>
-            <w:tcW w:type="dxa" w:w="4320"/>
+            <w:tcW w:type="dxa" w:w="3978"/>
             <w:shd w:val="clear" w:fill="F4E5CA"/>
+            <w:vAlign w:val="center"/>
           </w:tcPr>
           <w:p>
-            <w:r/>
+            <w:pPr>
+              <w:spacing w:after="40" w:before="40" w:line="269" w:lineRule="auto"/>
+            </w:pPr>
+            <w:r>
+              <w:rPr>
+                <w:color w:val="582F0E"/>
+                <w:sz w:val="21"/>
+              </w:rPr>
+            </w:r>
             <w:r>
               <w:rPr>
                 <w:rFonts w:ascii="EB Garamond" w:hAnsi="EB Garamond" w:cs="EB Garamond"/>
                 <w:b/>
                 <w:color w:val="582F0E"/>
+                <w:sz w:val="21"/>
               </w:rPr>
               <w:t>Tier</w:t>
             </w:r>
@@ -4416,22 +5425,34 @@
         </w:tc>
         <w:tc>
           <w:tcPr>
-            <w:tcW w:type="dxa" w:w="4320"/>
+            <w:tcW w:type="dxa" w:w="4950"/>
             <w:shd w:val="clear" w:fill="F4E5CA"/>
+            <w:vAlign w:val="center"/>
           </w:tcPr>
           <w:p>
-            <w:r/>
+            <w:pPr>
+              <w:spacing w:after="40" w:before="40" w:line="269" w:lineRule="auto"/>
+            </w:pPr>
+            <w:r>
+              <w:rPr>
+                <w:color w:val="582F0E"/>
+                <w:sz w:val="21"/>
+              </w:rPr>
+            </w:r>
             <w:r>
               <w:rPr>
                 <w:rFonts w:ascii="Consolas" w:hAnsi="Consolas" w:cs="Consolas"/>
                 <w:color w:val="582F0E"/>
+                <w:sz w:val="21"/>
+                <w:shd w:val="clear" w:color="auto" w:fill="EBD9B8"/>
               </w:rPr>
-              <w:t>ZŁOTO</w:t>
+              <w:t xml:space="preserve"> ZŁOTO </w:t>
             </w:r>
             <w:r>
               <w:rPr>
                 <w:rFonts w:ascii="EB Garamond" w:hAnsi="EB Garamond" w:cs="EB Garamond"/>
                 <w:color w:val="582F0E"/>
+                <w:sz w:val="21"/>
               </w:rPr>
               <w:t xml:space="preserve"> / </w:t>
             </w:r>
@@ -4439,13 +5460,16 @@
               <w:rPr>
                 <w:rFonts w:ascii="Consolas" w:hAnsi="Consolas" w:cs="Consolas"/>
                 <w:color w:val="582F0E"/>
+                <w:sz w:val="21"/>
+                <w:shd w:val="clear" w:color="auto" w:fill="EBD9B8"/>
               </w:rPr>
-              <w:t>SREBRO</w:t>
+              <w:t xml:space="preserve"> SREBRO </w:t>
             </w:r>
             <w:r>
               <w:rPr>
                 <w:rFonts w:ascii="EB Garamond" w:hAnsi="EB Garamond" w:cs="EB Garamond"/>
                 <w:color w:val="582F0E"/>
+                <w:sz w:val="21"/>
               </w:rPr>
               <w:t xml:space="preserve"> (kubełek, nie suma liczbowa)</w:t>
             </w:r>
@@ -4453,18 +5477,31 @@
         </w:tc>
       </w:tr>
       <w:tr>
+        <w:trPr>
+          <w:cantSplit w:val="true"/>
+        </w:trPr>
         <w:tc>
           <w:tcPr>
-            <w:tcW w:type="dxa" w:w="4320"/>
-            <w:shd w:val="clear" w:fill="F4E5CA"/>
+            <w:tcW w:type="dxa" w:w="3978"/>
+            <w:shd w:val="clear" w:fill="EBD9B8"/>
+            <w:vAlign w:val="center"/>
           </w:tcPr>
           <w:p>
-            <w:r/>
+            <w:pPr>
+              <w:spacing w:after="40" w:before="40" w:line="269" w:lineRule="auto"/>
+            </w:pPr>
+            <w:r>
+              <w:rPr>
+                <w:color w:val="582F0E"/>
+                <w:sz w:val="21"/>
+              </w:rPr>
+            </w:r>
             <w:r>
               <w:rPr>
                 <w:rFonts w:ascii="EB Garamond" w:hAnsi="EB Garamond" w:cs="EB Garamond"/>
                 <w:b/>
                 <w:color w:val="582F0E"/>
+                <w:sz w:val="21"/>
               </w:rPr>
               <w:t>Werdykt</w:t>
             </w:r>
@@ -4472,22 +5509,34 @@
         </w:tc>
         <w:tc>
           <w:tcPr>
-            <w:tcW w:type="dxa" w:w="4320"/>
-            <w:shd w:val="clear" w:fill="F4E5CA"/>
+            <w:tcW w:type="dxa" w:w="4950"/>
+            <w:shd w:val="clear" w:fill="EBD9B8"/>
+            <w:vAlign w:val="center"/>
           </w:tcPr>
           <w:p>
-            <w:r/>
+            <w:pPr>
+              <w:spacing w:after="40" w:before="40" w:line="269" w:lineRule="auto"/>
+            </w:pPr>
+            <w:r>
+              <w:rPr>
+                <w:color w:val="582F0E"/>
+                <w:sz w:val="21"/>
+              </w:rPr>
+            </w:r>
             <w:r>
               <w:rPr>
                 <w:rFonts w:ascii="Consolas" w:hAnsi="Consolas" w:cs="Consolas"/>
                 <w:color w:val="582F0E"/>
+                <w:sz w:val="21"/>
+                <w:shd w:val="clear" w:color="auto" w:fill="EBD9B8"/>
               </w:rPr>
-              <w:t>ZŁOTO</w:t>
+              <w:t xml:space="preserve"> ZŁOTO </w:t>
             </w:r>
             <w:r>
               <w:rPr>
                 <w:rFonts w:ascii="EB Garamond" w:hAnsi="EB Garamond" w:cs="EB Garamond"/>
                 <w:color w:val="582F0E"/>
+                <w:sz w:val="21"/>
               </w:rPr>
               <w:t xml:space="preserve"> / </w:t>
             </w:r>
@@ -4495,13 +5544,16 @@
               <w:rPr>
                 <w:rFonts w:ascii="Consolas" w:hAnsi="Consolas" w:cs="Consolas"/>
                 <w:color w:val="582F0E"/>
+                <w:sz w:val="21"/>
+                <w:shd w:val="clear" w:color="auto" w:fill="EBD9B8"/>
               </w:rPr>
-              <w:t>SREBRO</w:t>
+              <w:t xml:space="preserve"> SREBRO </w:t>
             </w:r>
             <w:r>
               <w:rPr>
                 <w:rFonts w:ascii="EB Garamond" w:hAnsi="EB Garamond" w:cs="EB Garamond"/>
                 <w:color w:val="582F0E"/>
+                <w:sz w:val="21"/>
               </w:rPr>
               <w:t xml:space="preserve"> / </w:t>
             </w:r>
@@ -4509,13 +5561,16 @@
               <w:rPr>
                 <w:rFonts w:ascii="Consolas" w:hAnsi="Consolas" w:cs="Consolas"/>
                 <w:color w:val="582F0E"/>
+                <w:sz w:val="21"/>
+                <w:shd w:val="clear" w:color="auto" w:fill="EBD9B8"/>
               </w:rPr>
-              <w:t>ODRZUCONE: &lt;powód&gt;</w:t>
+              <w:t xml:space="preserve"> ODRZUCONE: &lt;powód&gt; </w:t>
             </w:r>
             <w:r>
               <w:rPr>
                 <w:rFonts w:ascii="EB Garamond" w:hAnsi="EB Garamond" w:cs="EB Garamond"/>
                 <w:color w:val="582F0E"/>
+                <w:sz w:val="21"/>
               </w:rPr>
               <w:t xml:space="preserve"> + ewentualne uzasadnienie wyjątku anti-repeat (mechaniczne: inny objaw + inna metafora)</w:t>
             </w:r>
@@ -4523,8 +5578,15 @@
         </w:tc>
       </w:tr>
     </w:tbl>
-    <w:p/>
     <w:p>
+      <w:pPr>
+        <w:spacing w:after="80"/>
+      </w:pPr>
+    </w:p>
+    <w:p>
+      <w:pPr>
+        <w:jc w:val="both"/>
+      </w:pPr>
       <w:r>
         <w:rPr>
           <w:rFonts w:ascii="EB Garamond" w:hAnsi="EB Garamond" w:cs="EB Garamond"/>
@@ -4551,8 +5613,10 @@
         <w:rPr>
           <w:rFonts w:ascii="Consolas" w:hAnsi="Consolas" w:cs="Consolas"/>
           <w:color w:val="582F0E"/>
-        </w:rPr>
-        <w:t>/draft</w:t>
+          <w:sz w:val="20"/>
+          <w:shd w:val="clear" w:color="auto" w:fill="EBD9B8"/>
+        </w:rPr>
+        <w:t xml:space="preserve"> /draft </w:t>
       </w:r>
       <w:r>
         <w:rPr>
@@ -4561,10 +5625,22 @@
         </w:rPr>
         <w:t>.</w:t>
       </w:r>
+    </w:p>
+    <w:p>
+      <w:pPr>
+        <w:spacing w:before="120" w:after="200"/>
+        <w:jc w:val="center"/>
+        <w:pBdr>
+          <w:bottom w:val="single" w:sz="6" w:space="1" w:color="CDB488"/>
+        </w:pBdr>
+      </w:pPr>
     </w:p>
     <w:p>
       <w:pPr>
         <w:pStyle w:val="Heading2"/>
+        <w:pBdr>
+          <w:bottom w:val="single" w:sz="8" w:space="3" w:color="582F0E"/>
+        </w:pBdr>
       </w:pPr>
       <w:r>
         <w:rPr>
@@ -4575,6 +5651,9 @@
       </w:r>
     </w:p>
     <w:p>
+      <w:pPr>
+        <w:jc w:val="both"/>
+      </w:pPr>
       <w:r>
         <w:rPr>
           <w:rFonts w:ascii="EB Garamond" w:hAnsi="EB Garamond" w:cs="EB Garamond"/>
@@ -4601,8 +5680,10 @@
         <w:rPr>
           <w:rFonts w:ascii="Consolas" w:hAnsi="Consolas" w:cs="Consolas"/>
           <w:color w:val="582F0E"/>
-        </w:rPr>
-        <w:t>yt-dlp</w:t>
+          <w:sz w:val="20"/>
+          <w:shd w:val="clear" w:color="auto" w:fill="EBD9B8"/>
+        </w:rPr>
+        <w:t xml:space="preserve"> yt-dlp </w:t>
       </w:r>
       <w:r>
         <w:rPr>
@@ -4615,8 +5696,10 @@
         <w:rPr>
           <w:rFonts w:ascii="Consolas" w:hAnsi="Consolas" w:cs="Consolas"/>
           <w:color w:val="582F0E"/>
-        </w:rPr>
-        <w:t>pytrends</w:t>
+          <w:sz w:val="20"/>
+          <w:shd w:val="clear" w:color="auto" w:fill="EBD9B8"/>
+        </w:rPr>
+        <w:t xml:space="preserve"> pytrends </w:t>
       </w:r>
       <w:r>
         <w:rPr>
@@ -4629,8 +5712,10 @@
         <w:rPr>
           <w:rFonts w:ascii="Consolas" w:hAnsi="Consolas" w:cs="Consolas"/>
           <w:color w:val="582F0E"/>
-        </w:rPr>
-        <w:t>langdetect</w:t>
+          <w:sz w:val="20"/>
+          <w:shd w:val="clear" w:color="auto" w:fill="EBD9B8"/>
+        </w:rPr>
+        <w:t xml:space="preserve"> langdetect </w:t>
       </w:r>
       <w:r>
         <w:rPr>
@@ -4643,8 +5728,10 @@
         <w:rPr>
           <w:rFonts w:ascii="Consolas" w:hAnsi="Consolas" w:cs="Consolas"/>
           <w:color w:val="582F0E"/>
-        </w:rPr>
-        <w:t>requirements.txt</w:t>
+          <w:sz w:val="20"/>
+          <w:shd w:val="clear" w:color="auto" w:fill="EBD9B8"/>
+        </w:rPr>
+        <w:t xml:space="preserve"> requirements.txt </w:t>
       </w:r>
       <w:r>
         <w:rPr>
@@ -4657,8 +5744,10 @@
         <w:rPr>
           <w:rFonts w:ascii="Consolas" w:hAnsi="Consolas" w:cs="Consolas"/>
           <w:color w:val="582F0E"/>
-        </w:rPr>
-        <w:t>requests</w:t>
+          <w:sz w:val="20"/>
+          <w:shd w:val="clear" w:color="auto" w:fill="EBD9B8"/>
+        </w:rPr>
+        <w:t xml:space="preserve"> requests </w:t>
       </w:r>
       <w:r>
         <w:rPr>
@@ -4671,8 +5760,10 @@
         <w:rPr>
           <w:rFonts w:ascii="Consolas" w:hAnsi="Consolas" w:cs="Consolas"/>
           <w:color w:val="582F0E"/>
-        </w:rPr>
-        <w:t>brainstorms/</w:t>
+          <w:sz w:val="20"/>
+          <w:shd w:val="clear" w:color="auto" w:fill="EBD9B8"/>
+        </w:rPr>
+        <w:t xml:space="preserve"> brainstorms/ </w:t>
       </w:r>
       <w:r>
         <w:rPr>
@@ -4685,8 +5776,10 @@
         <w:rPr>
           <w:rFonts w:ascii="Consolas" w:hAnsi="Consolas" w:cs="Consolas"/>
           <w:color w:val="582F0E"/>
-        </w:rPr>
-        <w:t>2026-06-*.md</w:t>
+          <w:sz w:val="20"/>
+          <w:shd w:val="clear" w:color="auto" w:fill="EBD9B8"/>
+        </w:rPr>
+        <w:t xml:space="preserve"> 2026-06-*.md </w:t>
       </w:r>
       <w:r>
         <w:rPr>
@@ -4704,11 +5797,15 @@
         <w:rPr>
           <w:rFonts w:ascii="EB Garamond" w:hAnsi="EB Garamond" w:cs="EB Garamond"/>
           <w:color w:val="582F0E"/>
+          <w:spacing w:val="14"/>
         </w:rPr>
         <w:t>FAZA −1 — Tooling bootstrap (NOWA, blokująca; ~0,5 dnia)</w:t>
       </w:r>
     </w:p>
     <w:p>
+      <w:pPr>
+        <w:jc w:val="both"/>
+      </w:pPr>
       <w:r>
         <w:rPr>
           <w:rFonts w:ascii="EB Garamond" w:hAnsi="EB Garamond" w:cs="EB Garamond"/>
@@ -4718,6 +5815,9 @@
       </w:r>
     </w:p>
     <w:p>
+      <w:pPr>
+        <w:jc w:val="both"/>
+      </w:pPr>
       <w:r>
         <w:rPr>
           <w:rFonts w:ascii="EB Garamond" w:hAnsi="EB Garamond" w:cs="EB Garamond"/>
@@ -4744,8 +5844,10 @@
         <w:rPr>
           <w:rFonts w:ascii="Consolas" w:hAnsi="Consolas" w:cs="Consolas"/>
           <w:color w:val="582F0E"/>
-        </w:rPr>
-        <w:t>run_signals(slug, topic_override)</w:t>
+          <w:sz w:val="20"/>
+          <w:shd w:val="clear" w:color="auto" w:fill="EBD9B8"/>
+        </w:rPr>
+        <w:t xml:space="preserve"> run_signals(slug, topic_override) </w:t>
       </w:r>
       <w:r>
         <w:rPr>
@@ -4758,8 +5860,10 @@
         <w:rPr>
           <w:rFonts w:ascii="Consolas" w:hAnsi="Consolas" w:cs="Consolas"/>
           <w:color w:val="582F0E"/>
-        </w:rPr>
-        <w:t>agent8_publish.py</w:t>
+          <w:sz w:val="20"/>
+          <w:shd w:val="clear" w:color="auto" w:fill="EBD9B8"/>
+        </w:rPr>
+        <w:t xml:space="preserve"> agent8_publish.py </w:t>
       </w:r>
       <w:r>
         <w:rPr>
@@ -4772,8 +5876,10 @@
         <w:rPr>
           <w:rFonts w:ascii="Consolas" w:hAnsi="Consolas" w:cs="Consolas"/>
           <w:color w:val="582F0E"/>
-        </w:rPr>
-        <w:t>_load_narration(slug)</w:t>
+          <w:sz w:val="20"/>
+          <w:shd w:val="clear" w:color="auto" w:fill="EBD9B8"/>
+        </w:rPr>
+        <w:t xml:space="preserve"> _load_narration(slug) </w:t>
       </w:r>
       <w:r>
         <w:rPr>
@@ -4801,22 +5907,41 @@
         <w:rPr>
           <w:rFonts w:ascii="Consolas" w:hAnsi="Consolas" w:cs="Consolas"/>
           <w:color w:val="582F0E"/>
-        </w:rPr>
-        <w:t>FileNotFoundError</w:t>
-      </w:r>
-      <w:r>
-        <w:rPr>
-          <w:rFonts w:ascii="EB Garamond" w:hAnsi="EB Garamond" w:cs="EB Garamond"/>
-          <w:color w:val="582F0E"/>
-        </w:rPr>
-        <w:t xml:space="preserve"> — i zapisuje wynik do katalogu sluga. Badany *temat* nie ma sluga, skryptu ani katalogu; </w:t>
+          <w:sz w:val="20"/>
+          <w:shd w:val="clear" w:color="auto" w:fill="EBD9B8"/>
+        </w:rPr>
+        <w:t xml:space="preserve"> FileNotFoundError </w:t>
+      </w:r>
+      <w:r>
+        <w:rPr>
+          <w:rFonts w:ascii="EB Garamond" w:hAnsi="EB Garamond" w:cs="EB Garamond"/>
+          <w:color w:val="582F0E"/>
+        </w:rPr>
+        <w:t xml:space="preserve"> — i zapisuje wynik do katalogu sluga. Badany </w:t>
+      </w:r>
+      <w:r>
+        <w:rPr>
+          <w:rFonts w:ascii="EB Garamond" w:hAnsi="EB Garamond" w:cs="EB Garamond"/>
+          <w:i/>
+          <w:color w:val="582F0E"/>
+        </w:rPr>
+        <w:t>temat</w:t>
+      </w:r>
+      <w:r>
+        <w:rPr>
+          <w:rFonts w:ascii="EB Garamond" w:hAnsi="EB Garamond" w:cs="EB Garamond"/>
+          <w:color w:val="582F0E"/>
+        </w:rPr>
+        <w:t xml:space="preserve"> nie ma sluga, skryptu ani katalogu; </w:t>
       </w:r>
       <w:r>
         <w:rPr>
           <w:rFonts w:ascii="Consolas" w:hAnsi="Consolas" w:cs="Consolas"/>
           <w:color w:val="582F0E"/>
-        </w:rPr>
-        <w:t>--topic=</w:t>
+          <w:sz w:val="20"/>
+          <w:shd w:val="clear" w:color="auto" w:fill="EBD9B8"/>
+        </w:rPr>
+        <w:t xml:space="preserve"> --topic= </w:t>
       </w:r>
       <w:r>
         <w:rPr>
@@ -4859,8 +5984,10 @@
         <w:rPr>
           <w:rFonts w:ascii="Consolas" w:hAnsi="Consolas" w:cs="Consolas"/>
           <w:color w:val="582F0E"/>
-        </w:rPr>
-        <w:t>_scrape_suggestions(query)</w:t>
+          <w:sz w:val="20"/>
+          <w:shd w:val="clear" w:color="auto" w:fill="EBD9B8"/>
+        </w:rPr>
+        <w:t xml:space="preserve"> _scrape_suggestions(query) </w:t>
       </w:r>
       <w:r>
         <w:rPr>
@@ -4873,8 +6000,10 @@
         <w:rPr>
           <w:rFonts w:ascii="Consolas" w:hAnsi="Consolas" w:cs="Consolas"/>
           <w:color w:val="582F0E"/>
-        </w:rPr>
-        <w:t>_alphabet_soup</w:t>
+          <w:sz w:val="20"/>
+          <w:shd w:val="clear" w:color="auto" w:fill="EBD9B8"/>
+        </w:rPr>
+        <w:t xml:space="preserve"> _alphabet_soup </w:t>
       </w:r>
       <w:r>
         <w:rPr>
@@ -4887,8 +6016,10 @@
         <w:rPr>
           <w:rFonts w:ascii="Consolas" w:hAnsi="Consolas" w:cs="Consolas"/>
           <w:color w:val="582F0E"/>
-        </w:rPr>
-        <w:t>tools/niche_signals.py</w:t>
+          <w:sz w:val="20"/>
+          <w:shd w:val="clear" w:color="auto" w:fill="EBD9B8"/>
+        </w:rPr>
+        <w:t xml:space="preserve"> tools/niche_signals.py </w:t>
       </w:r>
       <w:r>
         <w:rPr>
@@ -4901,8 +6032,10 @@
         <w:rPr>
           <w:rFonts w:ascii="Consolas" w:hAnsi="Consolas" w:cs="Consolas"/>
           <w:color w:val="582F0E"/>
-        </w:rPr>
-        <w:t>brainstorms/</w:t>
+          <w:sz w:val="20"/>
+          <w:shd w:val="clear" w:color="auto" w:fill="EBD9B8"/>
+        </w:rPr>
+        <w:t xml:space="preserve"> brainstorms/ </w:t>
       </w:r>
       <w:r>
         <w:rPr>
@@ -4921,6 +6054,9 @@
       </w:r>
     </w:p>
     <w:p>
+      <w:pPr>
+        <w:jc w:val="both"/>
+      </w:pPr>
       <w:r>
         <w:rPr>
           <w:rFonts w:ascii="EB Garamond" w:hAnsi="EB Garamond" w:cs="EB Garamond"/>
@@ -4947,8 +6083,10 @@
         <w:rPr>
           <w:rFonts w:ascii="Consolas" w:hAnsi="Consolas" w:cs="Consolas"/>
           <w:color w:val="582F0E"/>
-        </w:rPr>
-        <w:t>_scrape_suggestions</w:t>
+          <w:sz w:val="20"/>
+          <w:shd w:val="clear" w:color="auto" w:fill="EBD9B8"/>
+        </w:rPr>
+        <w:t xml:space="preserve"> _scrape_suggestions </w:t>
       </w:r>
       <w:r>
         <w:rPr>
@@ -4961,8 +6099,10 @@
         <w:rPr>
           <w:rFonts w:ascii="Consolas" w:hAnsi="Consolas" w:cs="Consolas"/>
           <w:color w:val="582F0E"/>
-        </w:rPr>
-        <w:t>\((\[.+\])\)</w:t>
+          <w:sz w:val="20"/>
+          <w:shd w:val="clear" w:color="auto" w:fill="EBD9B8"/>
+        </w:rPr>
+        <w:t xml:space="preserve"> \((\[.+\])\) </w:t>
       </w:r>
       <w:r>
         <w:rPr>
@@ -4975,8 +6115,10 @@
         <w:rPr>
           <w:rFonts w:ascii="Consolas" w:hAnsi="Consolas" w:cs="Consolas"/>
           <w:color w:val="582F0E"/>
-        </w:rPr>
-        <w:t>data[1]</w:t>
+          <w:sz w:val="20"/>
+          <w:shd w:val="clear" w:color="auto" w:fill="EBD9B8"/>
+        </w:rPr>
+        <w:t xml:space="preserve"> data[1] </w:t>
       </w:r>
       <w:r>
         <w:rPr>
@@ -4989,8 +6131,10 @@
         <w:rPr>
           <w:rFonts w:ascii="Consolas" w:hAnsi="Consolas" w:cs="Consolas"/>
           <w:color w:val="582F0E"/>
-        </w:rPr>
-        <w:t>client=youtube</w:t>
+          <w:sz w:val="20"/>
+          <w:shd w:val="clear" w:color="auto" w:fill="EBD9B8"/>
+        </w:rPr>
+        <w:t xml:space="preserve"> client=youtube </w:t>
       </w:r>
       <w:r>
         <w:rPr>
@@ -5003,8 +6147,10 @@
         <w:rPr>
           <w:rFonts w:ascii="Consolas" w:hAnsi="Consolas" w:cs="Consolas"/>
           <w:color w:val="582F0E"/>
-        </w:rPr>
-        <w:t>client=firefox</w:t>
+          <w:sz w:val="20"/>
+          <w:shd w:val="clear" w:color="auto" w:fill="EBD9B8"/>
+        </w:rPr>
+        <w:t xml:space="preserve"> client=firefox </w:t>
       </w:r>
       <w:r>
         <w:rPr>
@@ -5032,8 +6178,10 @@
         <w:rPr>
           <w:rFonts w:ascii="Consolas" w:hAnsi="Consolas" w:cs="Consolas"/>
           <w:color w:val="582F0E"/>
-        </w:rPr>
-        <w:t>[query,[suggestions]]</w:t>
+          <w:sz w:val="20"/>
+          <w:shd w:val="clear" w:color="auto" w:fill="EBD9B8"/>
+        </w:rPr>
+        <w:t xml:space="preserve"> [query,[suggestions]] </w:t>
       </w:r>
       <w:r>
         <w:rPr>
@@ -5046,8 +6194,10 @@
         <w:rPr>
           <w:rFonts w:ascii="Consolas" w:hAnsi="Consolas" w:cs="Consolas"/>
           <w:color w:val="582F0E"/>
-        </w:rPr>
-        <w:t>[]</w:t>
+          <w:sz w:val="20"/>
+          <w:shd w:val="clear" w:color="auto" w:fill="EBD9B8"/>
+        </w:rPr>
+        <w:t xml:space="preserve"> [] </w:t>
       </w:r>
       <w:r>
         <w:rPr>
@@ -5060,8 +6210,10 @@
         <w:rPr>
           <w:rFonts w:ascii="Consolas" w:hAnsi="Consolas" w:cs="Consolas"/>
           <w:color w:val="582F0E"/>
-        </w:rPr>
-        <w:t>client=firefox</w:t>
+          <w:sz w:val="20"/>
+          <w:shd w:val="clear" w:color="auto" w:fill="EBD9B8"/>
+        </w:rPr>
+        <w:t xml:space="preserve"> client=firefox </w:t>
       </w:r>
       <w:r>
         <w:rPr>
@@ -5089,8 +6241,10 @@
         <w:rPr>
           <w:rFonts w:ascii="Consolas" w:hAnsi="Consolas" w:cs="Consolas"/>
           <w:color w:val="582F0E"/>
-        </w:rPr>
-        <w:t>jak przesta� si� martwi�</w:t>
+          <w:sz w:val="20"/>
+          <w:shd w:val="clear" w:color="auto" w:fill="EBD9B8"/>
+        </w:rPr>
+        <w:t xml:space="preserve"> jak przesta� si� martwi� </w:t>
       </w:r>
       <w:r>
         <w:rPr>
@@ -5116,6 +6270,9 @@
       </w:r>
     </w:p>
     <w:p>
+      <w:pPr>
+        <w:jc w:val="both"/>
+      </w:pPr>
       <w:r>
         <w:rPr>
           <w:rFonts w:ascii="EB Garamond" w:hAnsi="EB Garamond" w:cs="EB Garamond"/>
@@ -5142,8 +6299,10 @@
         <w:rPr>
           <w:rFonts w:ascii="Consolas" w:hAnsi="Consolas" w:cs="Consolas"/>
           <w:color w:val="582F0E"/>
-        </w:rPr>
-        <w:t>pip install yt-dlp pytrends langdetect</w:t>
+          <w:sz w:val="20"/>
+          <w:shd w:val="clear" w:color="auto" w:fill="EBD9B8"/>
+        </w:rPr>
+        <w:t xml:space="preserve"> pip install yt-dlp pytrends langdetect </w:t>
       </w:r>
       <w:r>
         <w:rPr>
@@ -5156,8 +6315,10 @@
         <w:rPr>
           <w:rFonts w:ascii="Consolas" w:hAnsi="Consolas" w:cs="Consolas"/>
           <w:color w:val="582F0E"/>
-        </w:rPr>
-        <w:t>requirements.txt</w:t>
+          <w:sz w:val="20"/>
+          <w:shd w:val="clear" w:color="auto" w:fill="EBD9B8"/>
+        </w:rPr>
+        <w:t xml:space="preserve"> requirements.txt </w:t>
       </w:r>
       <w:r>
         <w:rPr>
@@ -5170,8 +6331,10 @@
         <w:rPr>
           <w:rFonts w:ascii="Consolas" w:hAnsi="Consolas" w:cs="Consolas"/>
           <w:color w:val="582F0E"/>
-        </w:rPr>
-        <w:t>yt-dlp --flat-playlist</w:t>
+          <w:sz w:val="20"/>
+          <w:shd w:val="clear" w:color="auto" w:fill="EBD9B8"/>
+        </w:rPr>
+        <w:t xml:space="preserve"> yt-dlp --flat-playlist </w:t>
       </w:r>
       <w:r>
         <w:rPr>
@@ -5184,8 +6347,10 @@
         <w:rPr>
           <w:rFonts w:ascii="Consolas" w:hAnsi="Consolas" w:cs="Consolas"/>
           <w:color w:val="582F0E"/>
-        </w:rPr>
-        <w:t>yt-dlp --write-comments</w:t>
+          <w:sz w:val="20"/>
+          <w:shd w:val="clear" w:color="auto" w:fill="EBD9B8"/>
+        </w:rPr>
+        <w:t xml:space="preserve"> yt-dlp --write-comments </w:t>
       </w:r>
       <w:r>
         <w:rPr>
@@ -5198,8 +6363,10 @@
         <w:rPr>
           <w:rFonts w:ascii="Consolas" w:hAnsi="Consolas" w:cs="Consolas"/>
           <w:color w:val="582F0E"/>
-        </w:rPr>
-        <w:t>pytrends</w:t>
+          <w:sz w:val="20"/>
+          <w:shd w:val="clear" w:color="auto" w:fill="EBD9B8"/>
+        </w:rPr>
+        <w:t xml:space="preserve"> pytrends </w:t>
       </w:r>
       <w:r>
         <w:rPr>
@@ -5233,6 +6400,9 @@
       </w:r>
     </w:p>
     <w:p>
+      <w:pPr>
+        <w:jc w:val="both"/>
+      </w:pPr>
       <w:r>
         <w:rPr>
           <w:rFonts w:ascii="EB Garamond" w:hAnsi="EB Garamond" w:cs="EB Garamond"/>
@@ -5274,8 +6444,10 @@
         <w:rPr>
           <w:rFonts w:ascii="Consolas" w:hAnsi="Consolas" w:cs="Consolas"/>
           <w:color w:val="582F0E"/>
-        </w:rPr>
-        <w:t>tools/intelligence/analyzer.py</w:t>
+          <w:sz w:val="20"/>
+          <w:shd w:val="clear" w:color="auto" w:fill="EBD9B8"/>
+        </w:rPr>
+        <w:t xml:space="preserve"> tools/intelligence/analyzer.py </w:t>
       </w:r>
       <w:r>
         <w:rPr>
@@ -5288,8 +6460,10 @@
         <w:rPr>
           <w:rFonts w:ascii="Consolas" w:hAnsi="Consolas" w:cs="Consolas"/>
           <w:color w:val="582F0E"/>
-        </w:rPr>
-        <w:t>tools/intelligence/</w:t>
+          <w:sz w:val="20"/>
+          <w:shd w:val="clear" w:color="auto" w:fill="EBD9B8"/>
+        </w:rPr>
+        <w:t xml:space="preserve"> tools/intelligence/ </w:t>
       </w:r>
       <w:r>
         <w:rPr>
@@ -5302,8 +6476,10 @@
         <w:rPr>
           <w:rFonts w:ascii="Consolas" w:hAnsi="Consolas" w:cs="Consolas"/>
           <w:color w:val="582F0E"/>
-        </w:rPr>
-        <w:t>D analyzer.py</w:t>
+          <w:sz w:val="20"/>
+          <w:shd w:val="clear" w:color="auto" w:fill="EBD9B8"/>
+        </w:rPr>
+        <w:t xml:space="preserve"> D analyzer.py </w:t>
       </w:r>
       <w:r>
         <w:rPr>
@@ -5346,8 +6522,10 @@
         <w:rPr>
           <w:rFonts w:ascii="Consolas" w:hAnsi="Consolas" w:cs="Consolas"/>
           <w:color w:val="582F0E"/>
-        </w:rPr>
-        <w:t>[^\W\d_]+</w:t>
+          <w:sz w:val="20"/>
+          <w:shd w:val="clear" w:color="auto" w:fill="EBD9B8"/>
+        </w:rPr>
+        <w:t xml:space="preserve"> [^\W\d_]+ </w:t>
       </w:r>
       <w:r>
         <w:rPr>
@@ -5358,6 +6536,9 @@
       </w:r>
     </w:p>
     <w:p>
+      <w:pPr>
+        <w:jc w:val="both"/>
+      </w:pPr>
       <w:r>
         <w:rPr>
           <w:rFonts w:ascii="EB Garamond" w:hAnsi="EB Garamond" w:cs="EB Garamond"/>
@@ -5374,65 +6555,21 @@
         <w:rPr>
           <w:rFonts w:ascii="EB Garamond" w:hAnsi="EB Garamond" w:cs="EB Garamond"/>
           <w:color w:val="582F0E"/>
+          <w:spacing w:val="14"/>
         </w:rPr>
         <w:t>FAZA 0 — Domknięcie Pytania Zerowego (gate całego projektu; ~0,5 dnia + obejrzenie filmów)</w:t>
-      </w:r>
-    </w:p>
-    <w:p>
-      <w:r>
-        <w:rPr>
-          <w:rFonts w:ascii="EB Garamond" w:hAnsi="EB Garamond" w:cs="EB Garamond"/>
-          <w:color w:val="582F0E"/>
-        </w:rPr>
-        <w:t xml:space="preserve">~1 agent (lead in-session) + </w:t>
-      </w:r>
-      <w:r>
-        <w:rPr>
-          <w:rFonts w:ascii="EB Garamond" w:hAnsi="EB Garamond" w:cs="EB Garamond"/>
-          <w:b/>
-          <w:color w:val="582F0E"/>
-        </w:rPr>
-        <w:t>ręczne obejrzenie 2–3 filmów przez właściciela (twardy gate na OBEJRZANYM wideo, nie na tytułach)</w:t>
-      </w:r>
-      <w:r>
-        <w:rPr>
-          <w:rFonts w:ascii="EB Garamond" w:hAnsi="EB Garamond" w:cs="EB Garamond"/>
-          <w:color w:val="582F0E"/>
-        </w:rPr>
-        <w:t>.</w:t>
       </w:r>
     </w:p>
     <w:p>
       <w:pPr>
-        <w:ind w:left="432"/>
+        <w:jc w:val="both"/>
       </w:pPr>
       <w:r>
         <w:rPr>
           <w:rFonts w:ascii="EB Garamond" w:hAnsi="EB Garamond" w:cs="EB Garamond"/>
           <w:color w:val="582F0E"/>
         </w:rPr>
-        <w:t xml:space="preserve">•  </w:t>
-      </w:r>
-      <w:r>
-        <w:rPr>
-          <w:rFonts w:ascii="EB Garamond" w:hAnsi="EB Garamond" w:cs="EB Garamond"/>
-          <w:color w:val="582F0E"/>
-        </w:rPr>
-        <w:t>Census Z1 (</w:t>
-      </w:r>
-      <w:r>
-        <w:rPr>
-          <w:rFonts w:ascii="Consolas" w:hAnsi="Consolas" w:cs="Consolas"/>
-          <w:color w:val="582F0E"/>
-        </w:rPr>
-        <w:t>--flat-playlist</w:t>
-      </w:r>
-      <w:r>
-        <w:rPr>
-          <w:rFonts w:ascii="EB Garamond" w:hAnsi="EB Garamond" w:cs="EB Garamond"/>
-          <w:color w:val="582F0E"/>
-        </w:rPr>
-        <w:t xml:space="preserve"> na 6–8 polskich kanałach-sąsiadach lub ręcznie), potwierdzenie Z2 (</w:t>
+        <w:t xml:space="preserve">~1 agent (lead in-session) + </w:t>
       </w:r>
       <w:r>
         <w:rPr>
@@ -5440,19 +6577,21 @@
           <w:b/>
           <w:color w:val="582F0E"/>
         </w:rPr>
-        <w:t>≥3 RÓŻNE emocjonalne PL filmy &gt;100k, liczniki odczytane ręcznie z UI</w:t>
-      </w:r>
-      <w:r>
-        <w:rPr>
-          <w:rFonts w:ascii="EB Garamond" w:hAnsi="EB Garamond" w:cs="EB Garamond"/>
-          <w:color w:val="582F0E"/>
-        </w:rPr>
-        <w:t>), Z3 (web-autocomplete na 10 seed-bólów), oraz potwierdzenie nie-fluke (≥1 dodatkowy młody kanał rozpoznania).</w:t>
+        <w:t>ręczne obejrzenie 2–3 filmów przez właściciela (twardy gate na OBEJRZANYM wideo, nie na tytułach)</w:t>
+      </w:r>
+      <w:r>
+        <w:rPr>
+          <w:rFonts w:ascii="EB Garamond" w:hAnsi="EB Garamond" w:cs="EB Garamond"/>
+          <w:color w:val="582F0E"/>
+        </w:rPr>
+        <w:t>.</w:t>
       </w:r>
     </w:p>
     <w:p>
       <w:pPr>
-        <w:ind w:left="432"/>
+        <w:spacing w:after="80" w:line="302" w:lineRule="auto"/>
+        <w:ind w:left="605" w:hanging="317"/>
+        <w:jc w:val="left"/>
       </w:pPr>
       <w:r>
         <w:rPr>
@@ -5466,6 +6605,58 @@
           <w:rFonts w:ascii="EB Garamond" w:hAnsi="EB Garamond" w:cs="EB Garamond"/>
           <w:color w:val="582F0E"/>
         </w:rPr>
+        <w:t>Census Z1 (</w:t>
+      </w:r>
+      <w:r>
+        <w:rPr>
+          <w:rFonts w:ascii="Consolas" w:hAnsi="Consolas" w:cs="Consolas"/>
+          <w:color w:val="582F0E"/>
+          <w:sz w:val="20"/>
+          <w:shd w:val="clear" w:color="auto" w:fill="EBD9B8"/>
+        </w:rPr>
+        <w:t xml:space="preserve"> --flat-playlist </w:t>
+      </w:r>
+      <w:r>
+        <w:rPr>
+          <w:rFonts w:ascii="EB Garamond" w:hAnsi="EB Garamond" w:cs="EB Garamond"/>
+          <w:color w:val="582F0E"/>
+        </w:rPr>
+        <w:t xml:space="preserve"> na 6–8 polskich kanałach-sąsiadach lub ręcznie), potwierdzenie Z2 (</w:t>
+      </w:r>
+      <w:r>
+        <w:rPr>
+          <w:rFonts w:ascii="EB Garamond" w:hAnsi="EB Garamond" w:cs="EB Garamond"/>
+          <w:b/>
+          <w:color w:val="582F0E"/>
+        </w:rPr>
+        <w:t>≥3 RÓŻNE emocjonalne PL filmy &gt;100k, liczniki odczytane ręcznie z UI</w:t>
+      </w:r>
+      <w:r>
+        <w:rPr>
+          <w:rFonts w:ascii="EB Garamond" w:hAnsi="EB Garamond" w:cs="EB Garamond"/>
+          <w:color w:val="582F0E"/>
+        </w:rPr>
+        <w:t>), Z3 (web-autocomplete na 10 seed-bólów), oraz potwierdzenie nie-fluke (≥1 dodatkowy młody kanał rozpoznania).</w:t>
+      </w:r>
+    </w:p>
+    <w:p>
+      <w:pPr>
+        <w:spacing w:after="80" w:line="302" w:lineRule="auto"/>
+        <w:ind w:left="605" w:hanging="317"/>
+        <w:jc w:val="left"/>
+      </w:pPr>
+      <w:r>
+        <w:rPr>
+          <w:rFonts w:ascii="EB Garamond" w:hAnsi="EB Garamond" w:cs="EB Garamond"/>
+          <w:color w:val="582F0E"/>
+        </w:rPr>
+        <w:t xml:space="preserve">•  </w:t>
+      </w:r>
+      <w:r>
+        <w:rPr>
+          <w:rFonts w:ascii="EB Garamond" w:hAnsi="EB Garamond" w:cs="EB Garamond"/>
+          <w:color w:val="582F0E"/>
+        </w:rPr>
         <w:t xml:space="preserve">Wyjście: werdykt PASS/WEAK/FAIL z twardymi, ręcznie zweryfikowanymi liczbami. </w:t>
       </w:r>
       <w:r>
@@ -5481,7 +6672,15 @@
           <w:rFonts w:ascii="EB Garamond" w:hAnsi="EB Garamond" w:cs="EB Garamond"/>
           <w:color w:val="582F0E"/>
         </w:rPr>
-        <w:t xml:space="preserve"> FAIL → projekt wstrzymany; *conditional/„prawie" → traktować jak FAIL danej linii (99k ≠ 100k), nie odblokowywać Fazy 1.*</w:t>
+        <w:t xml:space="preserve"> FAIL → projekt wstrzymany; </w:t>
+      </w:r>
+      <w:r>
+        <w:rPr>
+          <w:rFonts w:ascii="EB Garamond" w:hAnsi="EB Garamond" w:cs="EB Garamond"/>
+          <w:i/>
+          <w:color w:val="582F0E"/>
+        </w:rPr>
+        <w:t>conditional/„prawie" → traktować jak FAIL danej linii (99k ≠ 100k), nie odblokowywać Fazy 1.</w:t>
       </w:r>
     </w:p>
     <w:p>
@@ -5492,13 +6691,16 @@
         <w:rPr>
           <w:rFonts w:ascii="EB Garamond" w:hAnsi="EB Garamond" w:cs="EB Garamond"/>
           <w:color w:val="582F0E"/>
+          <w:spacing w:val="14"/>
         </w:rPr>
         <w:t>FAZA 1 — Generowanie kandydatów (A-leg + przeramowania). 2 agenty równolegle.</w:t>
       </w:r>
     </w:p>
     <w:p>
       <w:pPr>
-        <w:ind w:left="432"/>
+        <w:spacing w:after="80" w:line="302" w:lineRule="auto"/>
+        <w:ind w:left="605" w:hanging="317"/>
+        <w:jc w:val="left"/>
       </w:pPr>
       <w:r>
         <w:rPr>
@@ -5517,7 +6719,9 @@
     </w:p>
     <w:p>
       <w:pPr>
-        <w:ind w:left="432"/>
+        <w:spacing w:after="80" w:line="302" w:lineRule="auto"/>
+        <w:ind w:left="605" w:hanging="317"/>
+        <w:jc w:val="left"/>
       </w:pPr>
       <w:r>
         <w:rPr>
@@ -5551,7 +6755,9 @@
     </w:p>
     <w:p>
       <w:pPr>
-        <w:ind w:left="432"/>
+        <w:spacing w:after="80" w:line="302" w:lineRule="auto"/>
+        <w:ind w:left="605" w:hanging="317"/>
+        <w:jc w:val="left"/>
       </w:pPr>
       <w:r>
         <w:rPr>
@@ -5576,13 +6782,16 @@
         <w:rPr>
           <w:rFonts w:ascii="EB Garamond" w:hAnsi="EB Garamond" w:cs="EB Garamond"/>
           <w:color w:val="582F0E"/>
+          <w:spacing w:val="14"/>
         </w:rPr>
         <w:t>FAZA 2 — Pomiar Nogi B (B-popyt × B-podaż × test dwujęzyczny). 3 agenty równolegle, każdy na ~1/3 listy.</w:t>
       </w:r>
     </w:p>
     <w:p>
       <w:pPr>
-        <w:ind w:left="432"/>
+        <w:spacing w:after="80" w:line="302" w:lineRule="auto"/>
+        <w:ind w:left="605" w:hanging="317"/>
+        <w:jc w:val="left"/>
       </w:pPr>
       <w:r>
         <w:rPr>
@@ -5617,8 +6826,10 @@
         <w:rPr>
           <w:rFonts w:ascii="Consolas" w:hAnsi="Consolas" w:cs="Consolas"/>
           <w:color w:val="582F0E"/>
-        </w:rPr>
-        <w:t>niche_signals.py</w:t>
+          <w:sz w:val="20"/>
+          <w:shd w:val="clear" w:color="auto" w:fill="EBD9B8"/>
+        </w:rPr>
+        <w:t xml:space="preserve"> niche_signals.py </w:t>
       </w:r>
       <w:r>
         <w:rPr>
@@ -5646,8 +6857,10 @@
         <w:rPr>
           <w:rFonts w:ascii="Consolas" w:hAnsi="Consolas" w:cs="Consolas"/>
           <w:color w:val="582F0E"/>
-        </w:rPr>
-        <w:t>brainstorms/</w:t>
+          <w:sz w:val="20"/>
+          <w:shd w:val="clear" w:color="auto" w:fill="EBD9B8"/>
+        </w:rPr>
+        <w:t xml:space="preserve"> brainstorms/ </w:t>
       </w:r>
       <w:r>
         <w:rPr>
@@ -5690,8 +6903,10 @@
         <w:rPr>
           <w:rFonts w:ascii="Consolas" w:hAnsi="Consolas" w:cs="Consolas"/>
           <w:color w:val="582F0E"/>
-        </w:rPr>
-        <w:t>ytsearch40:</w:t>
+          <w:sz w:val="20"/>
+          <w:shd w:val="clear" w:color="auto" w:fill="EBD9B8"/>
+        </w:rPr>
+        <w:t xml:space="preserve"> ytsearch40: </w:t>
       </w:r>
       <w:r>
         <w:rPr>
@@ -5718,7 +6933,9 @@
     </w:p>
     <w:p>
       <w:pPr>
-        <w:ind w:left="432"/>
+        <w:spacing w:after="80" w:line="302" w:lineRule="auto"/>
+        <w:ind w:left="605" w:hanging="317"/>
+        <w:jc w:val="left"/>
       </w:pPr>
       <w:r>
         <w:rPr>
@@ -5760,7 +6977,9 @@
     </w:p>
     <w:p>
       <w:pPr>
-        <w:ind w:left="432"/>
+        <w:spacing w:after="80" w:line="302" w:lineRule="auto"/>
+        <w:ind w:left="605" w:hanging="317"/>
+        <w:jc w:val="left"/>
       </w:pPr>
       <w:r>
         <w:rPr>
@@ -5780,8 +6999,10 @@
         <w:rPr>
           <w:rFonts w:ascii="Consolas" w:hAnsi="Consolas" w:cs="Consolas"/>
           <w:color w:val="582F0E"/>
-        </w:rPr>
-        <w:t>B-popyt=N / B-podaż=M</w:t>
+          <w:sz w:val="20"/>
+          <w:shd w:val="clear" w:color="auto" w:fill="EBD9B8"/>
+        </w:rPr>
+        <w:t xml:space="preserve"> B-popyt=N / B-podaż=M </w:t>
       </w:r>
       <w:r>
         <w:rPr>
@@ -5799,13 +7020,16 @@
         <w:rPr>
           <w:rFonts w:ascii="EB Garamond" w:hAnsi="EB Garamond" w:cs="EB Garamond"/>
           <w:color w:val="582F0E"/>
+          <w:spacing w:val="14"/>
         </w:rPr>
         <w:t>FAZA 3 — Synteza, bramka, ranking. 1 agent (lead).</w:t>
       </w:r>
     </w:p>
     <w:p>
       <w:pPr>
-        <w:ind w:left="432"/>
+        <w:spacing w:after="80" w:line="302" w:lineRule="auto"/>
+        <w:ind w:left="605" w:hanging="317"/>
+        <w:jc w:val="left"/>
       </w:pPr>
       <w:r>
         <w:rPr>
@@ -5824,7 +7048,9 @@
     </w:p>
     <w:p>
       <w:pPr>
-        <w:ind w:left="432"/>
+        <w:spacing w:after="80" w:line="302" w:lineRule="auto"/>
+        <w:ind w:left="605" w:hanging="317"/>
+        <w:jc w:val="left"/>
       </w:pPr>
       <w:r>
         <w:rPr>
@@ -5844,8 +7070,10 @@
         <w:rPr>
           <w:rFonts w:ascii="Consolas" w:hAnsi="Consolas" w:cs="Consolas"/>
           <w:color w:val="582F0E"/>
-        </w:rPr>
-        <w:t>brainstorms/2026-06-NN-mapa-niszy-abc.md</w:t>
+          <w:sz w:val="20"/>
+          <w:shd w:val="clear" w:color="auto" w:fill="EBD9B8"/>
+        </w:rPr>
+        <w:t xml:space="preserve"> brainstorms/2026-06-NN-mapa-niszy-abc.md </w:t>
       </w:r>
       <w:r>
         <w:rPr>
@@ -5863,11 +7091,15 @@
         <w:rPr>
           <w:rFonts w:ascii="EB Garamond" w:hAnsi="EB Garamond" w:cs="EB Garamond"/>
           <w:color w:val="582F0E"/>
+          <w:spacing w:val="14"/>
         </w:rPr>
         <w:t>(Opcjonalnie) FAZA 4 — Pętla własnych danych.</w:t>
       </w:r>
     </w:p>
     <w:p>
+      <w:pPr>
+        <w:jc w:val="both"/>
+      </w:pPr>
       <w:r>
         <w:rPr>
           <w:rFonts w:ascii="EB Garamond" w:hAnsi="EB Garamond" w:cs="EB Garamond"/>
@@ -5893,34 +7125,52 @@
     </w:p>
     <w:tbl>
       <w:tblPr>
-        <w:tblW w:type="auto" w:w="0"/>
+        <w:jc w:val="center"/>
         <w:tblLook w:firstColumn="1" w:firstRow="1" w:lastColumn="0" w:lastRow="0" w:noHBand="0" w:noVBand="1" w:val="04A0"/>
+        <w:tblW w:type="dxa" w:w="8928"/>
         <w:tblBorders>
-          <w:top w:val="single" w:sz="4" w:space="0" w:color="582F0E"/>
-          <w:left w:val="single" w:sz="4" w:space="0" w:color="582F0E"/>
-          <w:bottom w:val="single" w:sz="4" w:space="0" w:color="582F0E"/>
-          <w:right w:val="single" w:sz="4" w:space="0" w:color="582F0E"/>
-          <w:insideH w:val="single" w:sz="4" w:space="0" w:color="582F0E"/>
-          <w:insideV w:val="single" w:sz="4" w:space="0" w:color="582F0E"/>
+          <w:top w:val="single" w:sz="8" w:space="0" w:color="582F0E"/>
+          <w:left w:val="single" w:sz="8" w:space="0" w:color="582F0E"/>
+          <w:bottom w:val="single" w:sz="8" w:space="0" w:color="582F0E"/>
+          <w:right w:val="single" w:sz="8" w:space="0" w:color="582F0E"/>
+          <w:insideH w:val="single" w:sz="4" w:space="0" w:color="CDB488"/>
+          <w:insideV w:val="none"/>
         </w:tblBorders>
+        <w:tblLayout w:type="fixed"/>
+        <w:tblCellMar>
+          <w:top w:w="60" w:type="dxa"/>
+          <w:bottom w:w="60" w:type="dxa"/>
+          <w:left w:w="110" w:type="dxa"/>
+          <w:right w:w="110" w:type="dxa"/>
+        </w:tblCellMar>
       </w:tblPr>
       <w:tblGrid>
-        <w:gridCol w:w="1728"/>
-        <w:gridCol w:w="1728"/>
-        <w:gridCol w:w="1728"/>
-        <w:gridCol w:w="1728"/>
-        <w:gridCol w:w="1728"/>
+        <w:gridCol w:w="600"/>
+        <w:gridCol w:w="1903"/>
+        <w:gridCol w:w="2484"/>
+        <w:gridCol w:w="1456"/>
+        <w:gridCol w:w="2484"/>
       </w:tblGrid>
       <w:tr>
+        <w:trPr>
+          <w:tblHeader w:val="true"/>
+          <w:cantSplit w:val="true"/>
+        </w:trPr>
         <w:tc>
           <w:tcPr>
-            <w:tcW w:type="dxa" w:w="1728"/>
+            <w:tcW w:type="dxa" w:w="600"/>
             <w:shd w:val="clear" w:fill="582F0E"/>
+            <w:vAlign w:val="center"/>
           </w:tcPr>
           <w:p>
+            <w:pPr>
+              <w:spacing w:after="40" w:before="40" w:line="269" w:lineRule="auto"/>
+            </w:pPr>
             <w:r>
               <w:rPr>
                 <w:b/>
+                <w:color w:val="F4E5CA"/>
+                <w:sz w:val="21"/>
               </w:rPr>
             </w:r>
             <w:r>
@@ -5928,6 +7178,7 @@
                 <w:rFonts w:ascii="EB Garamond" w:hAnsi="EB Garamond" w:cs="EB Garamond"/>
                 <w:b/>
                 <w:color w:val="F4E5CA"/>
+                <w:sz w:val="21"/>
               </w:rPr>
               <w:t>Faza</w:t>
             </w:r>
@@ -5935,13 +7186,19 @@
         </w:tc>
         <w:tc>
           <w:tcPr>
-            <w:tcW w:type="dxa" w:w="1728"/>
+            <w:tcW w:type="dxa" w:w="1903"/>
             <w:shd w:val="clear" w:fill="582F0E"/>
+            <w:vAlign w:val="center"/>
           </w:tcPr>
           <w:p>
+            <w:pPr>
+              <w:spacing w:after="40" w:before="40" w:line="269" w:lineRule="auto"/>
+            </w:pPr>
             <w:r>
               <w:rPr>
                 <w:b/>
+                <w:color w:val="F4E5CA"/>
+                <w:sz w:val="21"/>
               </w:rPr>
             </w:r>
             <w:r>
@@ -5949,6 +7206,7 @@
                 <w:rFonts w:ascii="EB Garamond" w:hAnsi="EB Garamond" w:cs="EB Garamond"/>
                 <w:b/>
                 <w:color w:val="F4E5CA"/>
+                <w:sz w:val="21"/>
               </w:rPr>
               <w:t>Agenty</w:t>
             </w:r>
@@ -5956,13 +7214,19 @@
         </w:tc>
         <w:tc>
           <w:tcPr>
-            <w:tcW w:type="dxa" w:w="1728"/>
+            <w:tcW w:type="dxa" w:w="2484"/>
             <w:shd w:val="clear" w:fill="582F0E"/>
+            <w:vAlign w:val="center"/>
           </w:tcPr>
           <w:p>
+            <w:pPr>
+              <w:spacing w:after="40" w:before="40" w:line="269" w:lineRule="auto"/>
+            </w:pPr>
             <w:r>
               <w:rPr>
                 <w:b/>
+                <w:color w:val="F4E5CA"/>
+                <w:sz w:val="21"/>
               </w:rPr>
             </w:r>
             <w:r>
@@ -5970,6 +7234,7 @@
                 <w:rFonts w:ascii="EB Garamond" w:hAnsi="EB Garamond" w:cs="EB Garamond"/>
                 <w:b/>
                 <w:color w:val="F4E5CA"/>
+                <w:sz w:val="21"/>
               </w:rPr>
               <w:t>Narzędzia</w:t>
             </w:r>
@@ -5977,13 +7242,19 @@
         </w:tc>
         <w:tc>
           <w:tcPr>
-            <w:tcW w:type="dxa" w:w="1728"/>
+            <w:tcW w:type="dxa" w:w="1456"/>
             <w:shd w:val="clear" w:fill="582F0E"/>
+            <w:vAlign w:val="center"/>
           </w:tcPr>
           <w:p>
+            <w:pPr>
+              <w:spacing w:after="40" w:before="40" w:line="269" w:lineRule="auto"/>
+            </w:pPr>
             <w:r>
               <w:rPr>
                 <w:b/>
+                <w:color w:val="F4E5CA"/>
+                <w:sz w:val="21"/>
               </w:rPr>
             </w:r>
             <w:r>
@@ -5991,6 +7262,7 @@
                 <w:rFonts w:ascii="EB Garamond" w:hAnsi="EB Garamond" w:cs="EB Garamond"/>
                 <w:b/>
                 <w:color w:val="F4E5CA"/>
+                <w:sz w:val="21"/>
               </w:rPr>
               <w:t>~Tokeny</w:t>
             </w:r>
@@ -5998,13 +7270,19 @@
         </w:tc>
         <w:tc>
           <w:tcPr>
-            <w:tcW w:type="dxa" w:w="1728"/>
+            <w:tcW w:type="dxa" w:w="2484"/>
             <w:shd w:val="clear" w:fill="582F0E"/>
+            <w:vAlign w:val="center"/>
           </w:tcPr>
           <w:p>
+            <w:pPr>
+              <w:spacing w:after="40" w:before="40" w:line="269" w:lineRule="auto"/>
+            </w:pPr>
             <w:r>
               <w:rPr>
                 <w:b/>
+                <w:color w:val="F4E5CA"/>
+                <w:sz w:val="21"/>
               </w:rPr>
             </w:r>
             <w:r>
@@ -6012,6 +7290,7 @@
                 <w:rFonts w:ascii="EB Garamond" w:hAnsi="EB Garamond" w:cs="EB Garamond"/>
                 <w:b/>
                 <w:color w:val="F4E5CA"/>
+                <w:sz w:val="21"/>
               </w:rPr>
               <w:t>~Czas</w:t>
             </w:r>
@@ -6019,17 +7298,30 @@
         </w:tc>
       </w:tr>
       <w:tr>
+        <w:trPr>
+          <w:cantSplit w:val="true"/>
+        </w:trPr>
         <w:tc>
           <w:tcPr>
-            <w:tcW w:type="dxa" w:w="1728"/>
-            <w:shd w:val="clear" w:fill="F4E5CA"/>
+            <w:tcW w:type="dxa" w:w="600"/>
+            <w:shd w:val="clear" w:fill="EBD9B8"/>
+            <w:vAlign w:val="center"/>
           </w:tcPr>
           <w:p>
-            <w:r/>
+            <w:pPr>
+              <w:spacing w:after="40" w:before="40" w:line="269" w:lineRule="auto"/>
+            </w:pPr>
+            <w:r>
+              <w:rPr>
+                <w:color w:val="582F0E"/>
+                <w:sz w:val="21"/>
+              </w:rPr>
+            </w:r>
             <w:r>
               <w:rPr>
                 <w:rFonts w:ascii="EB Garamond" w:hAnsi="EB Garamond" w:cs="EB Garamond"/>
                 <w:color w:val="582F0E"/>
+                <w:sz w:val="21"/>
               </w:rPr>
               <w:t>−1</w:t>
             </w:r>
@@ -6037,15 +7329,25 @@
         </w:tc>
         <w:tc>
           <w:tcPr>
-            <w:tcW w:type="dxa" w:w="1728"/>
-            <w:shd w:val="clear" w:fill="F4E5CA"/>
+            <w:tcW w:type="dxa" w:w="1903"/>
+            <w:shd w:val="clear" w:fill="EBD9B8"/>
+            <w:vAlign w:val="center"/>
           </w:tcPr>
           <w:p>
-            <w:r/>
+            <w:pPr>
+              <w:spacing w:after="40" w:before="40" w:line="269" w:lineRule="auto"/>
+            </w:pPr>
+            <w:r>
+              <w:rPr>
+                <w:color w:val="582F0E"/>
+                <w:sz w:val="21"/>
+              </w:rPr>
+            </w:r>
             <w:r>
               <w:rPr>
                 <w:rFonts w:ascii="EB Garamond" w:hAnsi="EB Garamond" w:cs="EB Garamond"/>
                 <w:color w:val="582F0E"/>
+                <w:sz w:val="21"/>
               </w:rPr>
               <w:t>1 + ręczne</w:t>
             </w:r>
@@ -6053,15 +7355,25 @@
         </w:tc>
         <w:tc>
           <w:tcPr>
-            <w:tcW w:type="dxa" w:w="1728"/>
-            <w:shd w:val="clear" w:fill="F4E5CA"/>
+            <w:tcW w:type="dxa" w:w="2484"/>
+            <w:shd w:val="clear" w:fill="EBD9B8"/>
+            <w:vAlign w:val="center"/>
           </w:tcPr>
           <w:p>
-            <w:r/>
+            <w:pPr>
+              <w:spacing w:after="40" w:before="40" w:line="269" w:lineRule="auto"/>
+            </w:pPr>
+            <w:r>
+              <w:rPr>
+                <w:color w:val="582F0E"/>
+                <w:sz w:val="21"/>
+              </w:rPr>
+            </w:r>
             <w:r>
               <w:rPr>
                 <w:rFonts w:ascii="EB Garamond" w:hAnsi="EB Garamond" w:cs="EB Garamond"/>
                 <w:color w:val="582F0E"/>
+                <w:sz w:val="21"/>
               </w:rPr>
               <w:t>pip, standalone niche_signals, smoke-testy</w:t>
             </w:r>
@@ -6069,15 +7381,25 @@
         </w:tc>
         <w:tc>
           <w:tcPr>
-            <w:tcW w:type="dxa" w:w="1728"/>
-            <w:shd w:val="clear" w:fill="F4E5CA"/>
+            <w:tcW w:type="dxa" w:w="1456"/>
+            <w:shd w:val="clear" w:fill="EBD9B8"/>
+            <w:vAlign w:val="center"/>
           </w:tcPr>
           <w:p>
-            <w:r/>
+            <w:pPr>
+              <w:spacing w:after="40" w:before="40" w:line="269" w:lineRule="auto"/>
+            </w:pPr>
+            <w:r>
+              <w:rPr>
+                <w:color w:val="582F0E"/>
+                <w:sz w:val="21"/>
+              </w:rPr>
+            </w:r>
             <w:r>
               <w:rPr>
                 <w:rFonts w:ascii="EB Garamond" w:hAnsi="EB Garamond" w:cs="EB Garamond"/>
                 <w:color w:val="582F0E"/>
+                <w:sz w:val="21"/>
               </w:rPr>
               <w:t>20–40k</w:t>
             </w:r>
@@ -6085,15 +7407,25 @@
         </w:tc>
         <w:tc>
           <w:tcPr>
-            <w:tcW w:type="dxa" w:w="1728"/>
-            <w:shd w:val="clear" w:fill="F4E5CA"/>
+            <w:tcW w:type="dxa" w:w="2484"/>
+            <w:shd w:val="clear" w:fill="EBD9B8"/>
+            <w:vAlign w:val="center"/>
           </w:tcPr>
           <w:p>
-            <w:r/>
+            <w:pPr>
+              <w:spacing w:after="40" w:before="40" w:line="269" w:lineRule="auto"/>
+            </w:pPr>
+            <w:r>
+              <w:rPr>
+                <w:color w:val="582F0E"/>
+                <w:sz w:val="21"/>
+              </w:rPr>
+            </w:r>
             <w:r>
               <w:rPr>
                 <w:rFonts w:ascii="EB Garamond" w:hAnsi="EB Garamond" w:cs="EB Garamond"/>
                 <w:color w:val="582F0E"/>
+                <w:sz w:val="21"/>
               </w:rPr>
               <w:t>0,5 dnia</w:t>
             </w:r>
@@ -6101,17 +7433,30 @@
         </w:tc>
       </w:tr>
       <w:tr>
+        <w:trPr>
+          <w:cantSplit w:val="true"/>
+        </w:trPr>
         <w:tc>
           <w:tcPr>
-            <w:tcW w:type="dxa" w:w="1728"/>
+            <w:tcW w:type="dxa" w:w="600"/>
             <w:shd w:val="clear" w:fill="F4E5CA"/>
+            <w:vAlign w:val="center"/>
           </w:tcPr>
           <w:p>
-            <w:r/>
+            <w:pPr>
+              <w:spacing w:after="40" w:before="40" w:line="269" w:lineRule="auto"/>
+            </w:pPr>
+            <w:r>
+              <w:rPr>
+                <w:color w:val="582F0E"/>
+                <w:sz w:val="21"/>
+              </w:rPr>
+            </w:r>
             <w:r>
               <w:rPr>
                 <w:rFonts w:ascii="EB Garamond" w:hAnsi="EB Garamond" w:cs="EB Garamond"/>
                 <w:color w:val="582F0E"/>
+                <w:sz w:val="21"/>
               </w:rPr>
               <w:t>0</w:t>
             </w:r>
@@ -6119,15 +7464,25 @@
         </w:tc>
         <w:tc>
           <w:tcPr>
-            <w:tcW w:type="dxa" w:w="1728"/>
+            <w:tcW w:type="dxa" w:w="1903"/>
             <w:shd w:val="clear" w:fill="F4E5CA"/>
+            <w:vAlign w:val="center"/>
           </w:tcPr>
           <w:p>
-            <w:r/>
+            <w:pPr>
+              <w:spacing w:after="40" w:before="40" w:line="269" w:lineRule="auto"/>
+            </w:pPr>
+            <w:r>
+              <w:rPr>
+                <w:color w:val="582F0E"/>
+                <w:sz w:val="21"/>
+              </w:rPr>
+            </w:r>
             <w:r>
               <w:rPr>
                 <w:rFonts w:ascii="EB Garamond" w:hAnsi="EB Garamond" w:cs="EB Garamond"/>
                 <w:color w:val="582F0E"/>
+                <w:sz w:val="21"/>
               </w:rPr>
               <w:t>1 + ręczne (obejrzenie wideo)</w:t>
             </w:r>
@@ -6135,15 +7490,25 @@
         </w:tc>
         <w:tc>
           <w:tcPr>
-            <w:tcW w:type="dxa" w:w="1728"/>
+            <w:tcW w:type="dxa" w:w="2484"/>
             <w:shd w:val="clear" w:fill="F4E5CA"/>
+            <w:vAlign w:val="center"/>
           </w:tcPr>
           <w:p>
-            <w:r/>
+            <w:pPr>
+              <w:spacing w:after="40" w:before="40" w:line="269" w:lineRule="auto"/>
+            </w:pPr>
+            <w:r>
+              <w:rPr>
+                <w:color w:val="582F0E"/>
+                <w:sz w:val="21"/>
+              </w:rPr>
+            </w:r>
             <w:r>
               <w:rPr>
                 <w:rFonts w:ascii="EB Garamond" w:hAnsi="EB Garamond" w:cs="EB Garamond"/>
                 <w:color w:val="582F0E"/>
+                <w:sz w:val="21"/>
               </w:rPr>
               <w:t>yt-dlp/incognito, web-AC, WebSearch</w:t>
             </w:r>
@@ -6151,15 +7516,25 @@
         </w:tc>
         <w:tc>
           <w:tcPr>
-            <w:tcW w:type="dxa" w:w="1728"/>
+            <w:tcW w:type="dxa" w:w="1456"/>
             <w:shd w:val="clear" w:fill="F4E5CA"/>
+            <w:vAlign w:val="center"/>
           </w:tcPr>
           <w:p>
-            <w:r/>
+            <w:pPr>
+              <w:spacing w:after="40" w:before="40" w:line="269" w:lineRule="auto"/>
+            </w:pPr>
+            <w:r>
+              <w:rPr>
+                <w:color w:val="582F0E"/>
+                <w:sz w:val="21"/>
+              </w:rPr>
+            </w:r>
             <w:r>
               <w:rPr>
                 <w:rFonts w:ascii="EB Garamond" w:hAnsi="EB Garamond" w:cs="EB Garamond"/>
                 <w:color w:val="582F0E"/>
+                <w:sz w:val="21"/>
               </w:rPr>
               <w:t>30–60k</w:t>
             </w:r>
@@ -6167,15 +7542,25 @@
         </w:tc>
         <w:tc>
           <w:tcPr>
-            <w:tcW w:type="dxa" w:w="1728"/>
+            <w:tcW w:type="dxa" w:w="2484"/>
             <w:shd w:val="clear" w:fill="F4E5CA"/>
+            <w:vAlign w:val="center"/>
           </w:tcPr>
           <w:p>
-            <w:r/>
+            <w:pPr>
+              <w:spacing w:after="40" w:before="40" w:line="269" w:lineRule="auto"/>
+            </w:pPr>
+            <w:r>
+              <w:rPr>
+                <w:color w:val="582F0E"/>
+                <w:sz w:val="21"/>
+              </w:rPr>
+            </w:r>
             <w:r>
               <w:rPr>
                 <w:rFonts w:ascii="EB Garamond" w:hAnsi="EB Garamond" w:cs="EB Garamond"/>
                 <w:color w:val="582F0E"/>
+                <w:sz w:val="21"/>
               </w:rPr>
               <w:t>0,5 dnia + obejrzenie</w:t>
             </w:r>
@@ -6183,17 +7568,30 @@
         </w:tc>
       </w:tr>
       <w:tr>
+        <w:trPr>
+          <w:cantSplit w:val="true"/>
+        </w:trPr>
         <w:tc>
           <w:tcPr>
-            <w:tcW w:type="dxa" w:w="1728"/>
-            <w:shd w:val="clear" w:fill="F4E5CA"/>
+            <w:tcW w:type="dxa" w:w="600"/>
+            <w:shd w:val="clear" w:fill="EBD9B8"/>
+            <w:vAlign w:val="center"/>
           </w:tcPr>
           <w:p>
-            <w:r/>
+            <w:pPr>
+              <w:spacing w:after="40" w:before="40" w:line="269" w:lineRule="auto"/>
+            </w:pPr>
+            <w:r>
+              <w:rPr>
+                <w:color w:val="582F0E"/>
+                <w:sz w:val="21"/>
+              </w:rPr>
+            </w:r>
             <w:r>
               <w:rPr>
                 <w:rFonts w:ascii="EB Garamond" w:hAnsi="EB Garamond" w:cs="EB Garamond"/>
                 <w:color w:val="582F0E"/>
+                <w:sz w:val="21"/>
               </w:rPr>
               <w:t>1</w:t>
             </w:r>
@@ -6201,15 +7599,25 @@
         </w:tc>
         <w:tc>
           <w:tcPr>
-            <w:tcW w:type="dxa" w:w="1728"/>
-            <w:shd w:val="clear" w:fill="F4E5CA"/>
+            <w:tcW w:type="dxa" w:w="1903"/>
+            <w:shd w:val="clear" w:fill="EBD9B8"/>
+            <w:vAlign w:val="center"/>
           </w:tcPr>
           <w:p>
-            <w:r/>
+            <w:pPr>
+              <w:spacing w:after="40" w:before="40" w:line="269" w:lineRule="auto"/>
+            </w:pPr>
+            <w:r>
+              <w:rPr>
+                <w:color w:val="582F0E"/>
+                <w:sz w:val="21"/>
+              </w:rPr>
+            </w:r>
             <w:r>
               <w:rPr>
                 <w:rFonts w:ascii="EB Garamond" w:hAnsi="EB Garamond" w:cs="EB Garamond"/>
                 <w:color w:val="582F0E"/>
+                <w:sz w:val="21"/>
               </w:rPr>
               <w:t>2 (równolegle)</w:t>
             </w:r>
@@ -6217,15 +7625,25 @@
         </w:tc>
         <w:tc>
           <w:tcPr>
-            <w:tcW w:type="dxa" w:w="1728"/>
-            <w:shd w:val="clear" w:fill="F4E5CA"/>
+            <w:tcW w:type="dxa" w:w="2484"/>
+            <w:shd w:val="clear" w:fill="EBD9B8"/>
+            <w:vAlign w:val="center"/>
           </w:tcPr>
           <w:p>
-            <w:r/>
+            <w:pPr>
+              <w:spacing w:after="40" w:before="40" w:line="269" w:lineRule="auto"/>
+            </w:pPr>
+            <w:r>
+              <w:rPr>
+                <w:color w:val="582F0E"/>
+                <w:sz w:val="21"/>
+              </w:rPr>
+            </w:r>
             <w:r>
               <w:rPr>
                 <w:rFonts w:ascii="EB Garamond" w:hAnsi="EB Garamond" w:cs="EB Garamond"/>
                 <w:color w:val="582F0E"/>
+                <w:sz w:val="21"/>
               </w:rPr>
               <w:t>WebSearch/WebFetch, checklista D</w:t>
             </w:r>
@@ -6233,15 +7651,25 @@
         </w:tc>
         <w:tc>
           <w:tcPr>
-            <w:tcW w:type="dxa" w:w="1728"/>
-            <w:shd w:val="clear" w:fill="F4E5CA"/>
+            <w:tcW w:type="dxa" w:w="1456"/>
+            <w:shd w:val="clear" w:fill="EBD9B8"/>
+            <w:vAlign w:val="center"/>
           </w:tcPr>
           <w:p>
-            <w:r/>
+            <w:pPr>
+              <w:spacing w:after="40" w:before="40" w:line="269" w:lineRule="auto"/>
+            </w:pPr>
+            <w:r>
+              <w:rPr>
+                <w:color w:val="582F0E"/>
+                <w:sz w:val="21"/>
+              </w:rPr>
+            </w:r>
             <w:r>
               <w:rPr>
                 <w:rFonts w:ascii="EB Garamond" w:hAnsi="EB Garamond" w:cs="EB Garamond"/>
                 <w:color w:val="582F0E"/>
+                <w:sz w:val="21"/>
               </w:rPr>
               <w:t>120–180k</w:t>
             </w:r>
@@ -6249,15 +7677,25 @@
         </w:tc>
         <w:tc>
           <w:tcPr>
-            <w:tcW w:type="dxa" w:w="1728"/>
-            <w:shd w:val="clear" w:fill="F4E5CA"/>
+            <w:tcW w:type="dxa" w:w="2484"/>
+            <w:shd w:val="clear" w:fill="EBD9B8"/>
+            <w:vAlign w:val="center"/>
           </w:tcPr>
           <w:p>
-            <w:r/>
+            <w:pPr>
+              <w:spacing w:after="40" w:before="40" w:line="269" w:lineRule="auto"/>
+            </w:pPr>
+            <w:r>
+              <w:rPr>
+                <w:color w:val="582F0E"/>
+                <w:sz w:val="21"/>
+              </w:rPr>
+            </w:r>
             <w:r>
               <w:rPr>
                 <w:rFonts w:ascii="EB Garamond" w:hAnsi="EB Garamond" w:cs="EB Garamond"/>
                 <w:color w:val="582F0E"/>
+                <w:sz w:val="21"/>
               </w:rPr>
               <w:t>1–2 h pracy agentów</w:t>
             </w:r>
@@ -6265,17 +7703,30 @@
         </w:tc>
       </w:tr>
       <w:tr>
+        <w:trPr>
+          <w:cantSplit w:val="true"/>
+        </w:trPr>
         <w:tc>
           <w:tcPr>
-            <w:tcW w:type="dxa" w:w="1728"/>
+            <w:tcW w:type="dxa" w:w="600"/>
             <w:shd w:val="clear" w:fill="F4E5CA"/>
+            <w:vAlign w:val="center"/>
           </w:tcPr>
           <w:p>
-            <w:r/>
+            <w:pPr>
+              <w:spacing w:after="40" w:before="40" w:line="269" w:lineRule="auto"/>
+            </w:pPr>
+            <w:r>
+              <w:rPr>
+                <w:color w:val="582F0E"/>
+                <w:sz w:val="21"/>
+              </w:rPr>
+            </w:r>
             <w:r>
               <w:rPr>
                 <w:rFonts w:ascii="EB Garamond" w:hAnsi="EB Garamond" w:cs="EB Garamond"/>
                 <w:color w:val="582F0E"/>
+                <w:sz w:val="21"/>
               </w:rPr>
               <w:t>2</w:t>
             </w:r>
@@ -6283,15 +7734,25 @@
         </w:tc>
         <w:tc>
           <w:tcPr>
-            <w:tcW w:type="dxa" w:w="1728"/>
+            <w:tcW w:type="dxa" w:w="1903"/>
             <w:shd w:val="clear" w:fill="F4E5CA"/>
+            <w:vAlign w:val="center"/>
           </w:tcPr>
           <w:p>
-            <w:r/>
+            <w:pPr>
+              <w:spacing w:after="40" w:before="40" w:line="269" w:lineRule="auto"/>
+            </w:pPr>
+            <w:r>
+              <w:rPr>
+                <w:color w:val="582F0E"/>
+                <w:sz w:val="21"/>
+              </w:rPr>
+            </w:r>
             <w:r>
               <w:rPr>
                 <w:rFonts w:ascii="EB Garamond" w:hAnsi="EB Garamond" w:cs="EB Garamond"/>
                 <w:color w:val="582F0E"/>
+                <w:sz w:val="21"/>
               </w:rPr>
               <w:t>3 (równolegle)</w:t>
             </w:r>
@@ -6299,15 +7760,25 @@
         </w:tc>
         <w:tc>
           <w:tcPr>
-            <w:tcW w:type="dxa" w:w="1728"/>
+            <w:tcW w:type="dxa" w:w="2484"/>
             <w:shd w:val="clear" w:fill="F4E5CA"/>
+            <w:vAlign w:val="center"/>
           </w:tcPr>
           <w:p>
-            <w:r/>
+            <w:pPr>
+              <w:spacing w:after="40" w:before="40" w:line="269" w:lineRule="auto"/>
+            </w:pPr>
+            <w:r>
+              <w:rPr>
+                <w:color w:val="582F0E"/>
+                <w:sz w:val="21"/>
+              </w:rPr>
+            </w:r>
             <w:r>
               <w:rPr>
                 <w:rFonts w:ascii="EB Garamond" w:hAnsi="EB Garamond" w:cs="EB Garamond"/>
                 <w:color w:val="582F0E"/>
+                <w:sz w:val="21"/>
               </w:rPr>
               <w:t>niche_signals (web+yt AC), Trends/pytrends, yt-dlp search; komentarze finalists-only</w:t>
             </w:r>
@@ -6315,15 +7786,25 @@
         </w:tc>
         <w:tc>
           <w:tcPr>
-            <w:tcW w:type="dxa" w:w="1728"/>
+            <w:tcW w:type="dxa" w:w="1456"/>
             <w:shd w:val="clear" w:fill="F4E5CA"/>
+            <w:vAlign w:val="center"/>
           </w:tcPr>
           <w:p>
-            <w:r/>
+            <w:pPr>
+              <w:spacing w:after="40" w:before="40" w:line="269" w:lineRule="auto"/>
+            </w:pPr>
+            <w:r>
+              <w:rPr>
+                <w:color w:val="582F0E"/>
+                <w:sz w:val="21"/>
+              </w:rPr>
+            </w:r>
             <w:r>
               <w:rPr>
                 <w:rFonts w:ascii="EB Garamond" w:hAnsi="EB Garamond" w:cs="EB Garamond"/>
                 <w:color w:val="582F0E"/>
+                <w:sz w:val="21"/>
               </w:rPr>
               <w:t>250–400k</w:t>
             </w:r>
@@ -6331,16 +7812,26 @@
         </w:tc>
         <w:tc>
           <w:tcPr>
-            <w:tcW w:type="dxa" w:w="1728"/>
+            <w:tcW w:type="dxa" w:w="2484"/>
             <w:shd w:val="clear" w:fill="F4E5CA"/>
+            <w:vAlign w:val="center"/>
           </w:tcPr>
           <w:p>
-            <w:r/>
+            <w:pPr>
+              <w:spacing w:after="40" w:before="40" w:line="269" w:lineRule="auto"/>
+            </w:pPr>
+            <w:r>
+              <w:rPr>
+                <w:color w:val="582F0E"/>
+                <w:sz w:val="21"/>
+              </w:rPr>
+            </w:r>
             <w:r>
               <w:rPr>
                 <w:rFonts w:ascii="EB Garamond" w:hAnsi="EB Garamond" w:cs="EB Garamond"/>
                 <w:b/>
                 <w:color w:val="582F0E"/>
+                <w:sz w:val="21"/>
               </w:rPr>
               <w:t>manualnie cięższa</w:t>
             </w:r>
@@ -6348,6 +7839,7 @@
               <w:rPr>
                 <w:rFonts w:ascii="EB Garamond" w:hAnsi="EB Garamond" w:cs="EB Garamond"/>
                 <w:color w:val="582F0E"/>
+                <w:sz w:val="21"/>
               </w:rPr>
               <w:t xml:space="preserve"> (census jakości + Trends 429 + komentarze) — rzędu 1 dnia człowieka, nie 2–4 h</w:t>
             </w:r>
@@ -6355,17 +7847,30 @@
         </w:tc>
       </w:tr>
       <w:tr>
+        <w:trPr>
+          <w:cantSplit w:val="true"/>
+        </w:trPr>
         <w:tc>
           <w:tcPr>
-            <w:tcW w:type="dxa" w:w="1728"/>
-            <w:shd w:val="clear" w:fill="F4E5CA"/>
+            <w:tcW w:type="dxa" w:w="600"/>
+            <w:shd w:val="clear" w:fill="EBD9B8"/>
+            <w:vAlign w:val="center"/>
           </w:tcPr>
           <w:p>
-            <w:r/>
+            <w:pPr>
+              <w:spacing w:after="40" w:before="40" w:line="269" w:lineRule="auto"/>
+            </w:pPr>
+            <w:r>
+              <w:rPr>
+                <w:color w:val="582F0E"/>
+                <w:sz w:val="21"/>
+              </w:rPr>
+            </w:r>
             <w:r>
               <w:rPr>
                 <w:rFonts w:ascii="EB Garamond" w:hAnsi="EB Garamond" w:cs="EB Garamond"/>
                 <w:color w:val="582F0E"/>
+                <w:sz w:val="21"/>
               </w:rPr>
               <w:t>3</w:t>
             </w:r>
@@ -6373,15 +7878,25 @@
         </w:tc>
         <w:tc>
           <w:tcPr>
-            <w:tcW w:type="dxa" w:w="1728"/>
-            <w:shd w:val="clear" w:fill="F4E5CA"/>
+            <w:tcW w:type="dxa" w:w="1903"/>
+            <w:shd w:val="clear" w:fill="EBD9B8"/>
+            <w:vAlign w:val="center"/>
           </w:tcPr>
           <w:p>
-            <w:r/>
+            <w:pPr>
+              <w:spacing w:after="40" w:before="40" w:line="269" w:lineRule="auto"/>
+            </w:pPr>
+            <w:r>
+              <w:rPr>
+                <w:color w:val="582F0E"/>
+                <w:sz w:val="21"/>
+              </w:rPr>
+            </w:r>
             <w:r>
               <w:rPr>
                 <w:rFonts w:ascii="EB Garamond" w:hAnsi="EB Garamond" w:cs="EB Garamond"/>
                 <w:color w:val="582F0E"/>
+                <w:sz w:val="21"/>
               </w:rPr>
               <w:t>1</w:t>
             </w:r>
@@ -6389,15 +7904,25 @@
         </w:tc>
         <w:tc>
           <w:tcPr>
-            <w:tcW w:type="dxa" w:w="1728"/>
-            <w:shd w:val="clear" w:fill="F4E5CA"/>
+            <w:tcW w:type="dxa" w:w="2484"/>
+            <w:shd w:val="clear" w:fill="EBD9B8"/>
+            <w:vAlign w:val="center"/>
           </w:tcPr>
           <w:p>
-            <w:r/>
+            <w:pPr>
+              <w:spacing w:after="40" w:before="40" w:line="269" w:lineRule="auto"/>
+            </w:pPr>
+            <w:r>
+              <w:rPr>
+                <w:color w:val="582F0E"/>
+                <w:sz w:val="21"/>
+              </w:rPr>
+            </w:r>
             <w:r>
               <w:rPr>
                 <w:rFonts w:ascii="EB Garamond" w:hAnsi="EB Garamond" w:cs="EB Garamond"/>
                 <w:color w:val="582F0E"/>
+                <w:sz w:val="21"/>
               </w:rPr>
               <w:t>synteza in-session</w:t>
             </w:r>
@@ -6405,15 +7930,25 @@
         </w:tc>
         <w:tc>
           <w:tcPr>
-            <w:tcW w:type="dxa" w:w="1728"/>
-            <w:shd w:val="clear" w:fill="F4E5CA"/>
+            <w:tcW w:type="dxa" w:w="1456"/>
+            <w:shd w:val="clear" w:fill="EBD9B8"/>
+            <w:vAlign w:val="center"/>
           </w:tcPr>
           <w:p>
-            <w:r/>
+            <w:pPr>
+              <w:spacing w:after="40" w:before="40" w:line="269" w:lineRule="auto"/>
+            </w:pPr>
+            <w:r>
+              <w:rPr>
+                <w:color w:val="582F0E"/>
+                <w:sz w:val="21"/>
+              </w:rPr>
+            </w:r>
             <w:r>
               <w:rPr>
                 <w:rFonts w:ascii="EB Garamond" w:hAnsi="EB Garamond" w:cs="EB Garamond"/>
                 <w:color w:val="582F0E"/>
+                <w:sz w:val="21"/>
               </w:rPr>
               <w:t>60–100k</w:t>
             </w:r>
@@ -6421,15 +7956,25 @@
         </w:tc>
         <w:tc>
           <w:tcPr>
-            <w:tcW w:type="dxa" w:w="1728"/>
-            <w:shd w:val="clear" w:fill="F4E5CA"/>
+            <w:tcW w:type="dxa" w:w="2484"/>
+            <w:shd w:val="clear" w:fill="EBD9B8"/>
+            <w:vAlign w:val="center"/>
           </w:tcPr>
           <w:p>
-            <w:r/>
+            <w:pPr>
+              <w:spacing w:after="40" w:before="40" w:line="269" w:lineRule="auto"/>
+            </w:pPr>
+            <w:r>
+              <w:rPr>
+                <w:color w:val="582F0E"/>
+                <w:sz w:val="21"/>
+              </w:rPr>
+            </w:r>
             <w:r>
               <w:rPr>
                 <w:rFonts w:ascii="EB Garamond" w:hAnsi="EB Garamond" w:cs="EB Garamond"/>
                 <w:color w:val="582F0E"/>
+                <w:sz w:val="21"/>
               </w:rPr>
               <w:t>1 h</w:t>
             </w:r>
@@ -6437,18 +7982,31 @@
         </w:tc>
       </w:tr>
       <w:tr>
+        <w:trPr>
+          <w:cantSplit w:val="true"/>
+        </w:trPr>
         <w:tc>
           <w:tcPr>
-            <w:tcW w:type="dxa" w:w="1728"/>
+            <w:tcW w:type="dxa" w:w="600"/>
             <w:shd w:val="clear" w:fill="F4E5CA"/>
+            <w:vAlign w:val="center"/>
           </w:tcPr>
           <w:p>
-            <w:r/>
+            <w:pPr>
+              <w:spacing w:after="40" w:before="40" w:line="269" w:lineRule="auto"/>
+            </w:pPr>
+            <w:r>
+              <w:rPr>
+                <w:color w:val="582F0E"/>
+                <w:sz w:val="21"/>
+              </w:rPr>
+            </w:r>
             <w:r>
               <w:rPr>
                 <w:rFonts w:ascii="EB Garamond" w:hAnsi="EB Garamond" w:cs="EB Garamond"/>
                 <w:b/>
                 <w:color w:val="582F0E"/>
+                <w:sz w:val="21"/>
               </w:rPr>
               <w:t>Razem</w:t>
             </w:r>
@@ -6456,16 +8014,26 @@
         </w:tc>
         <w:tc>
           <w:tcPr>
-            <w:tcW w:type="dxa" w:w="1728"/>
+            <w:tcW w:type="dxa" w:w="1903"/>
             <w:shd w:val="clear" w:fill="F4E5CA"/>
+            <w:vAlign w:val="center"/>
           </w:tcPr>
           <w:p>
-            <w:r/>
+            <w:pPr>
+              <w:spacing w:after="40" w:before="40" w:line="269" w:lineRule="auto"/>
+            </w:pPr>
+            <w:r>
+              <w:rPr>
+                <w:color w:val="582F0E"/>
+                <w:sz w:val="21"/>
+              </w:rPr>
+            </w:r>
             <w:r>
               <w:rPr>
                 <w:rFonts w:ascii="EB Garamond" w:hAnsi="EB Garamond" w:cs="EB Garamond"/>
                 <w:b/>
                 <w:color w:val="582F0E"/>
+                <w:sz w:val="21"/>
               </w:rPr>
               <w:t>~8 ról</w:t>
             </w:r>
@@ -6473,6 +8041,7 @@
               <w:rPr>
                 <w:rFonts w:ascii="EB Garamond" w:hAnsi="EB Garamond" w:cs="EB Garamond"/>
                 <w:color w:val="582F0E"/>
+                <w:sz w:val="21"/>
               </w:rPr>
               <w:t xml:space="preserve"> (max 3 równolegle)</w:t>
             </w:r>
@@ -6480,15 +8049,25 @@
         </w:tc>
         <w:tc>
           <w:tcPr>
-            <w:tcW w:type="dxa" w:w="1728"/>
+            <w:tcW w:type="dxa" w:w="2484"/>
             <w:shd w:val="clear" w:fill="F4E5CA"/>
+            <w:vAlign w:val="center"/>
           </w:tcPr>
           <w:p>
-            <w:r/>
+            <w:pPr>
+              <w:spacing w:after="40" w:before="40" w:line="269" w:lineRule="auto"/>
+            </w:pPr>
+            <w:r>
+              <w:rPr>
+                <w:color w:val="582F0E"/>
+                <w:sz w:val="21"/>
+              </w:rPr>
+            </w:r>
             <w:r>
               <w:rPr>
                 <w:rFonts w:ascii="EB Garamond" w:hAnsi="EB Garamond" w:cs="EB Garamond"/>
                 <w:color w:val="582F0E"/>
+                <w:sz w:val="21"/>
               </w:rPr>
               <w:t>—</w:t>
             </w:r>
@@ -6496,16 +8075,26 @@
         </w:tc>
         <w:tc>
           <w:tcPr>
-            <w:tcW w:type="dxa" w:w="1728"/>
+            <w:tcW w:type="dxa" w:w="1456"/>
             <w:shd w:val="clear" w:fill="F4E5CA"/>
+            <w:vAlign w:val="center"/>
           </w:tcPr>
           <w:p>
-            <w:r/>
+            <w:pPr>
+              <w:spacing w:after="40" w:before="40" w:line="269" w:lineRule="auto"/>
+            </w:pPr>
+            <w:r>
+              <w:rPr>
+                <w:color w:val="582F0E"/>
+                <w:sz w:val="21"/>
+              </w:rPr>
+            </w:r>
             <w:r>
               <w:rPr>
                 <w:rFonts w:ascii="EB Garamond" w:hAnsi="EB Garamond" w:cs="EB Garamond"/>
                 <w:b/>
                 <w:color w:val="582F0E"/>
+                <w:sz w:val="21"/>
               </w:rPr>
               <w:t>~0,5–0,8 mln tokenów</w:t>
             </w:r>
@@ -6513,16 +8102,26 @@
         </w:tc>
         <w:tc>
           <w:tcPr>
-            <w:tcW w:type="dxa" w:w="1728"/>
+            <w:tcW w:type="dxa" w:w="2484"/>
             <w:shd w:val="clear" w:fill="F4E5CA"/>
+            <w:vAlign w:val="center"/>
           </w:tcPr>
           <w:p>
-            <w:r/>
+            <w:pPr>
+              <w:spacing w:after="40" w:before="40" w:line="269" w:lineRule="auto"/>
+            </w:pPr>
+            <w:r>
+              <w:rPr>
+                <w:color w:val="582F0E"/>
+                <w:sz w:val="21"/>
+              </w:rPr>
+            </w:r>
             <w:r>
               <w:rPr>
                 <w:rFonts w:ascii="EB Garamond" w:hAnsi="EB Garamond" w:cs="EB Garamond"/>
                 <w:b/>
                 <w:color w:val="582F0E"/>
+                <w:sz w:val="21"/>
               </w:rPr>
               <w:t>~2–3 dni kalendarzowe</w:t>
             </w:r>
@@ -6530,53 +8129,63 @@
         </w:tc>
       </w:tr>
     </w:tbl>
-    <w:p/>
     <w:p>
-      <w:r>
-        <w:rPr>
-          <w:rFonts w:ascii="EB Garamond" w:hAnsi="EB Garamond" w:cs="EB Garamond"/>
-          <w:color w:val="582F0E"/>
-        </w:rPr>
-        <w:t xml:space="preserve">Koszt tokenów to rząd wielkości (research tekstowy, in-session Opus, zero Anthropic API per doktryna kanału). </w:t>
-      </w:r>
-      <w:r>
-        <w:rPr>
-          <w:rFonts w:ascii="EB Garamond" w:hAnsi="EB Garamond" w:cs="EB Garamond"/>
-          <w:b/>
-          <w:color w:val="582F0E"/>
-        </w:rPr>
-        <w:t>Główne wąskie gardło to PRACA RĘCZNA w Fazach 0/2</w:t>
-      </w:r>
-      <w:r>
-        <w:rPr>
-          <w:rFonts w:ascii="EB Garamond" w:hAnsi="EB Garamond" w:cs="EB Garamond"/>
-          <w:color w:val="582F0E"/>
-        </w:rPr>
-        <w:t xml:space="preserve"> (ocena jakości podaży, Trends pod rate-limitem, komentarze), nie tokeny — poprzednia wycena „2–4 h" dla Fazy 2 milcząco zakładała gotowe i niezawodne narzędzia; po Fazie −1 budżetujemy uczciwie godziny człowieka. </w:t>
-      </w:r>
-      <w:r>
-        <w:rPr>
-          <w:rFonts w:ascii="EB Garamond" w:hAnsi="EB Garamond" w:cs="EB Garamond"/>
-          <w:b/>
-          <w:color w:val="582F0E"/>
-        </w:rPr>
-        <w:t>Każda faza ma osobny gate zatwierdzenia przez właściciela</w:t>
-      </w:r>
-      <w:r>
-        <w:rPr>
-          <w:rFonts w:ascii="EB Garamond" w:hAnsi="EB Garamond" w:cs="EB Garamond"/>
-          <w:color w:val="582F0E"/>
-        </w:rPr>
-        <w:t xml:space="preserve"> — Faza 2 (najdroższa) rusza dopiero po akceptacji listy kandydatów z Fazy 1; Faza 1 rusza dopiero po PASS Fazy 0; Faza 0 rusza dopiero po zielonych smoke-testach Fazy −1.</w:t>
-      </w:r>
+      <w:pPr>
+        <w:spacing w:after="80"/>
+      </w:pPr>
     </w:p>
     <w:p>
+      <w:pPr>
+        <w:jc w:val="both"/>
+      </w:pPr>
+      <w:r>
+        <w:rPr>
+          <w:rFonts w:ascii="EB Garamond" w:hAnsi="EB Garamond" w:cs="EB Garamond"/>
+          <w:color w:val="582F0E"/>
+        </w:rPr>
+        <w:t xml:space="preserve">Koszt tokenów to rząd wielkości (research tekstowy, in-session Opus, zero Anthropic API per doktryna kanału). </w:t>
+      </w:r>
       <w:r>
         <w:rPr>
           <w:rFonts w:ascii="EB Garamond" w:hAnsi="EB Garamond" w:cs="EB Garamond"/>
           <w:b/>
           <w:color w:val="582F0E"/>
         </w:rPr>
+        <w:t>Główne wąskie gardło to PRACA RĘCZNA w Fazach 0/2</w:t>
+      </w:r>
+      <w:r>
+        <w:rPr>
+          <w:rFonts w:ascii="EB Garamond" w:hAnsi="EB Garamond" w:cs="EB Garamond"/>
+          <w:color w:val="582F0E"/>
+        </w:rPr>
+        <w:t xml:space="preserve"> (ocena jakości podaży, Trends pod rate-limitem, komentarze), nie tokeny — poprzednia wycena „2–4 h" dla Fazy 2 milcząco zakładała gotowe i niezawodne narzędzia; po Fazie −1 budżetujemy uczciwie godziny człowieka. </w:t>
+      </w:r>
+      <w:r>
+        <w:rPr>
+          <w:rFonts w:ascii="EB Garamond" w:hAnsi="EB Garamond" w:cs="EB Garamond"/>
+          <w:b/>
+          <w:color w:val="582F0E"/>
+        </w:rPr>
+        <w:t>Każda faza ma osobny gate zatwierdzenia przez właściciela</w:t>
+      </w:r>
+      <w:r>
+        <w:rPr>
+          <w:rFonts w:ascii="EB Garamond" w:hAnsi="EB Garamond" w:cs="EB Garamond"/>
+          <w:color w:val="582F0E"/>
+        </w:rPr>
+        <w:t xml:space="preserve"> — Faza 2 (najdroższa) rusza dopiero po akceptacji listy kandydatów z Fazy 1; Faza 1 rusza dopiero po PASS Fazy 0; Faza 0 rusza dopiero po zielonych smoke-testach Fazy −1.</w:t>
+      </w:r>
+    </w:p>
+    <w:p>
+      <w:pPr>
+        <w:jc w:val="both"/>
+      </w:pPr>
+      <w:r>
+        <w:rPr>
+          <w:rFonts w:ascii="EB Garamond" w:hAnsi="EB Garamond" w:cs="EB Garamond"/>
+          <w:b/>
+          <w:color w:val="582F0E"/>
+        </w:rPr>
         <w:t>Stały szablon seedów B-popyt (ustalony z góry, identyczny dla wszystkich):</w:t>
       </w:r>
       <w:r>
@@ -6590,8 +8199,10 @@
         <w:rPr>
           <w:rFonts w:ascii="Consolas" w:hAnsi="Consolas" w:cs="Consolas"/>
           <w:color w:val="582F0E"/>
-        </w:rPr>
-        <w:t>{dlaczego, czemu, jak przestać, czy to normalne że, co zrobić gdy, dlaczego czuję że}</w:t>
+          <w:sz w:val="20"/>
+          <w:shd w:val="clear" w:color="auto" w:fill="EBD9B8"/>
+        </w:rPr>
+        <w:t xml:space="preserve"> {dlaczego, czemu, jak przestać, czy to normalne że, co zrobić gdy, dlaczego czuję że} </w:t>
       </w:r>
       <w:r>
         <w:rPr>
@@ -6604,8 +8215,10 @@
         <w:rPr>
           <w:rFonts w:ascii="Consolas" w:hAnsi="Consolas" w:cs="Consolas"/>
           <w:color w:val="582F0E"/>
-        </w:rPr>
-        <w:t>{rdzeń-emocja w języku problemu}</w:t>
+          <w:sz w:val="20"/>
+          <w:shd w:val="clear" w:color="auto" w:fill="EBD9B8"/>
+        </w:rPr>
+        <w:t xml:space="preserve"> {rdzeń-emocja w języku problemu} </w:t>
       </w:r>
       <w:r>
         <w:rPr>
@@ -6618,8 +8231,10 @@
         <w:rPr>
           <w:rFonts w:ascii="Consolas" w:hAnsi="Consolas" w:cs="Consolas"/>
           <w:color w:val="582F0E"/>
-        </w:rPr>
-        <w:t>brainstorms/</w:t>
+          <w:sz w:val="20"/>
+          <w:shd w:val="clear" w:color="auto" w:fill="EBD9B8"/>
+        </w:rPr>
+        <w:t xml:space="preserve"> brainstorms/ </w:t>
       </w:r>
       <w:r>
         <w:rPr>
@@ -6628,10 +8243,22 @@
         </w:rPr>
         <w:t>.</w:t>
       </w:r>
+    </w:p>
+    <w:p>
+      <w:pPr>
+        <w:spacing w:before="120" w:after="200"/>
+        <w:jc w:val="center"/>
+        <w:pBdr>
+          <w:bottom w:val="single" w:sz="6" w:space="1" w:color="CDB488"/>
+        </w:pBdr>
+      </w:pPr>
     </w:p>
     <w:p>
       <w:pPr>
         <w:pStyle w:val="Heading2"/>
+        <w:pBdr>
+          <w:bottom w:val="single" w:sz="8" w:space="3" w:color="582F0E"/>
+        </w:pBdr>
       </w:pPr>
       <w:r>
         <w:rPr>
@@ -6642,6 +8269,9 @@
       </w:r>
     </w:p>
     <w:p>
+      <w:pPr>
+        <w:jc w:val="both"/>
+      </w:pPr>
       <w:r>
         <w:rPr>
           <w:rFonts w:ascii="EB Garamond" w:hAnsi="EB Garamond" w:cs="EB Garamond"/>
@@ -6696,6 +8326,9 @@
       </w:r>
     </w:p>
     <w:p>
+      <w:pPr>
+        <w:jc w:val="both"/>
+      </w:pPr>
       <w:r>
         <w:rPr>
           <w:rFonts w:ascii="EB Garamond" w:hAnsi="EB Garamond" w:cs="EB Garamond"/>
@@ -6750,6 +8383,9 @@
       </w:r>
     </w:p>
     <w:p>
+      <w:pPr>
+        <w:jc w:val="both"/>
+      </w:pPr>
       <w:r>
         <w:rPr>
           <w:rFonts w:ascii="EB Garamond" w:hAnsi="EB Garamond" w:cs="EB Garamond"/>
@@ -6789,6 +8425,9 @@
       </w:r>
     </w:p>
     <w:p>
+      <w:pPr>
+        <w:jc w:val="both"/>
+      </w:pPr>
       <w:r>
         <w:rPr>
           <w:rFonts w:ascii="EB Garamond" w:hAnsi="EB Garamond" w:cs="EB Garamond"/>
@@ -6815,8 +8454,10 @@
         <w:rPr>
           <w:rFonts w:ascii="Consolas" w:hAnsi="Consolas" w:cs="Consolas"/>
           <w:color w:val="582F0E"/>
-        </w:rPr>
-        <w:t>hl=pl&amp;gl=PL</w:t>
+          <w:sz w:val="20"/>
+          <w:shd w:val="clear" w:color="auto" w:fill="EBD9B8"/>
+        </w:rPr>
+        <w:t xml:space="preserve"> hl=pl&amp;gl=PL </w:t>
       </w:r>
       <w:r>
         <w:rPr>
@@ -6827,6 +8468,9 @@
       </w:r>
     </w:p>
     <w:p>
+      <w:pPr>
+        <w:jc w:val="both"/>
+      </w:pPr>
       <w:r>
         <w:rPr>
           <w:rFonts w:ascii="EB Garamond" w:hAnsi="EB Garamond" w:cs="EB Garamond"/>
@@ -6881,6 +8525,9 @@
       </w:r>
     </w:p>
     <w:p>
+      <w:pPr>
+        <w:jc w:val="both"/>
+      </w:pPr>
       <w:r>
         <w:rPr>
           <w:rFonts w:ascii="EB Garamond" w:hAnsi="EB Garamond" w:cs="EB Garamond"/>
@@ -6907,8 +8554,10 @@
         <w:rPr>
           <w:rFonts w:ascii="Consolas" w:hAnsi="Consolas" w:cs="Consolas"/>
           <w:color w:val="582F0E"/>
-        </w:rPr>
-        <w:t>voice_corpus.md</w:t>
+          <w:sz w:val="20"/>
+          <w:shd w:val="clear" w:color="auto" w:fill="EBD9B8"/>
+        </w:rPr>
+        <w:t xml:space="preserve"> voice_corpus.md </w:t>
       </w:r>
       <w:r>
         <w:rPr>
@@ -6921,8 +8570,10 @@
         <w:rPr>
           <w:rFonts w:ascii="Consolas" w:hAnsi="Consolas" w:cs="Consolas"/>
           <w:color w:val="582F0E"/>
-        </w:rPr>
-        <w:t>style_guide.md</w:t>
+          <w:sz w:val="20"/>
+          <w:shd w:val="clear" w:color="auto" w:fill="EBD9B8"/>
+        </w:rPr>
+        <w:t xml:space="preserve"> style_guide.md </w:t>
       </w:r>
       <w:r>
         <w:rPr>
@@ -6935,8 +8586,10 @@
         <w:rPr>
           <w:rFonts w:ascii="Consolas" w:hAnsi="Consolas" w:cs="Consolas"/>
           <w:color w:val="582F0E"/>
-        </w:rPr>
-        <w:t>03_architecture_select.md</w:t>
+          <w:sz w:val="20"/>
+          <w:shd w:val="clear" w:color="auto" w:fill="EBD9B8"/>
+        </w:rPr>
+        <w:t xml:space="preserve"> 03_architecture_select.md </w:t>
       </w:r>
       <w:r>
         <w:rPr>
@@ -6964,8 +8617,10 @@
         <w:rPr>
           <w:rFonts w:ascii="Consolas" w:hAnsi="Consolas" w:cs="Consolas"/>
           <w:color w:val="582F0E"/>
-        </w:rPr>
-        <w:t>/draft</w:t>
+          <w:sz w:val="20"/>
+          <w:shd w:val="clear" w:color="auto" w:fill="EBD9B8"/>
+        </w:rPr>
+        <w:t xml:space="preserve"> /draft </w:t>
       </w:r>
       <w:r>
         <w:rPr>
@@ -6976,6 +8631,9 @@
       </w:r>
     </w:p>
     <w:p>
+      <w:pPr>
+        <w:jc w:val="both"/>
+      </w:pPr>
       <w:r>
         <w:rPr>
           <w:rFonts w:ascii="EB Garamond" w:hAnsi="EB Garamond" w:cs="EB Garamond"/>
@@ -7002,8 +8660,10 @@
         <w:rPr>
           <w:rFonts w:ascii="Consolas" w:hAnsi="Consolas" w:cs="Consolas"/>
           <w:color w:val="582F0E"/>
-        </w:rPr>
-        <w:t>--flat-playlist</w:t>
+          <w:sz w:val="20"/>
+          <w:shd w:val="clear" w:color="auto" w:fill="EBD9B8"/>
+        </w:rPr>
+        <w:t xml:space="preserve"> --flat-playlist </w:t>
       </w:r>
       <w:r>
         <w:rPr>
@@ -7016,8 +8676,10 @@
         <w:rPr>
           <w:rFonts w:ascii="Consolas" w:hAnsi="Consolas" w:cs="Consolas"/>
           <w:color w:val="582F0E"/>
-        </w:rPr>
-        <w:t>ytsearch40:</w:t>
+          <w:sz w:val="20"/>
+          <w:shd w:val="clear" w:color="auto" w:fill="EBD9B8"/>
+        </w:rPr>
+        <w:t xml:space="preserve"> ytsearch40: </w:t>
       </w:r>
       <w:r>
         <w:rPr>
@@ -7030,8 +8692,10 @@
         <w:rPr>
           <w:rFonts w:ascii="Consolas" w:hAnsi="Consolas" w:cs="Consolas"/>
           <w:color w:val="582F0E"/>
-        </w:rPr>
-        <w:t>--write-comments</w:t>
+          <w:sz w:val="20"/>
+          <w:shd w:val="clear" w:color="auto" w:fill="EBD9B8"/>
+        </w:rPr>
+        <w:t xml:space="preserve"> --write-comments </w:t>
       </w:r>
       <w:r>
         <w:rPr>
@@ -7074,8 +8738,10 @@
         <w:rPr>
           <w:rFonts w:ascii="Consolas" w:hAnsi="Consolas" w:cs="Consolas"/>
           <w:color w:val="582F0E"/>
-        </w:rPr>
-        <w:t>ytsearchN:</w:t>
+          <w:sz w:val="20"/>
+          <w:shd w:val="clear" w:color="auto" w:fill="EBD9B8"/>
+        </w:rPr>
+        <w:t xml:space="preserve"> ytsearchN: </w:t>
       </w:r>
       <w:r>
         <w:rPr>
@@ -7086,6 +8752,9 @@
       </w:r>
     </w:p>
     <w:p>
+      <w:pPr>
+        <w:jc w:val="both"/>
+      </w:pPr>
       <w:r>
         <w:rPr>
           <w:rFonts w:ascii="EB Garamond" w:hAnsi="EB Garamond" w:cs="EB Garamond"/>
@@ -7110,6 +8779,9 @@
       </w:r>
     </w:p>
     <w:p>
+      <w:pPr>
+        <w:jc w:val="both"/>
+      </w:pPr>
       <w:r>
         <w:rPr>
           <w:rFonts w:ascii="EB Garamond" w:hAnsi="EB Garamond" w:cs="EB Garamond"/>
@@ -7134,6 +8806,9 @@
       </w:r>
     </w:p>
     <w:p>
+      <w:pPr>
+        <w:jc w:val="both"/>
+      </w:pPr>
       <w:r>
         <w:rPr>
           <w:rFonts w:ascii="EB Garamond" w:hAnsi="EB Garamond" w:cs="EB Garamond"/>
@@ -7160,8 +8835,10 @@
         <w:rPr>
           <w:rFonts w:ascii="Consolas" w:hAnsi="Consolas" w:cs="Consolas"/>
           <w:color w:val="582F0E"/>
-        </w:rPr>
-        <w:t>tools/intelligence/*</w:t>
+          <w:sz w:val="20"/>
+          <w:shd w:val="clear" w:color="auto" w:fill="EBD9B8"/>
+        </w:rPr>
+        <w:t xml:space="preserve"> tools/intelligence/* </w:t>
       </w:r>
       <w:r>
         <w:rPr>
@@ -7172,6 +8849,9 @@
       </w:r>
     </w:p>
     <w:p>
+      <w:pPr>
+        <w:jc w:val="both"/>
+      </w:pPr>
       <w:r>
         <w:rPr>
           <w:rFonts w:ascii="EB Garamond" w:hAnsi="EB Garamond" w:cs="EB Garamond"/>
@@ -7213,8 +8893,10 @@
         <w:rPr>
           <w:rFonts w:ascii="Consolas" w:hAnsi="Consolas" w:cs="Consolas"/>
           <w:color w:val="582F0E"/>
-        </w:rPr>
-        <w:t>pytrends</w:t>
+          <w:sz w:val="20"/>
+          <w:shd w:val="clear" w:color="auto" w:fill="EBD9B8"/>
+        </w:rPr>
+        <w:t xml:space="preserve"> pytrends </w:t>
       </w:r>
       <w:r>
         <w:rPr>
@@ -7223,6 +8905,15 @@
         </w:rPr>
         <w:t xml:space="preserve"> z obowiązkowym backoff/retry i oczekiwanym częściowym pokryciem; gdy Trends-head-to-head niedostępny dla testu bilingual — fallback do porównania obecności PL-idiomu vs anglicyzmu w AC.</w:t>
       </w:r>
+    </w:p>
+    <w:p>
+      <w:pPr>
+        <w:spacing w:before="120" w:after="200"/>
+        <w:jc w:val="center"/>
+        <w:pBdr>
+          <w:bottom w:val="single" w:sz="6" w:space="1" w:color="CDB488"/>
+        </w:pBdr>
+      </w:pPr>
     </w:p>
     <w:p>
       <w:pPr>
@@ -7232,13 +8923,16 @@
         <w:rPr>
           <w:rFonts w:ascii="EB Garamond" w:hAnsi="EB Garamond" w:cs="EB Garamond"/>
           <w:color w:val="582F0E"/>
+          <w:spacing w:val="14"/>
         </w:rPr>
         <w:t>Załącznik: pliki kodu istotne dla wykonalności (zweryfikowane)</w:t>
       </w:r>
     </w:p>
     <w:p>
       <w:pPr>
-        <w:ind w:left="432"/>
+        <w:spacing w:after="80" w:line="302" w:lineRule="auto"/>
+        <w:ind w:left="605" w:hanging="317"/>
+        <w:jc w:val="left"/>
       </w:pPr>
       <w:r>
         <w:rPr>
@@ -7251,8 +8945,10 @@
         <w:rPr>
           <w:rFonts w:ascii="Consolas" w:hAnsi="Consolas" w:cs="Consolas"/>
           <w:color w:val="582F0E"/>
-        </w:rPr>
-        <w:t>tools/pipeline/agent8_publish.py</w:t>
+          <w:sz w:val="20"/>
+          <w:shd w:val="clear" w:color="auto" w:fill="EBD9B8"/>
+        </w:rPr>
+        <w:t xml:space="preserve"> tools/pipeline/agent8_publish.py </w:t>
       </w:r>
       <w:r>
         <w:rPr>
@@ -7265,8 +8961,10 @@
         <w:rPr>
           <w:rFonts w:ascii="Consolas" w:hAnsi="Consolas" w:cs="Consolas"/>
           <w:color w:val="582F0E"/>
-        </w:rPr>
-        <w:t>_load_narration</w:t>
+          <w:sz w:val="20"/>
+          <w:shd w:val="clear" w:color="auto" w:fill="EBD9B8"/>
+        </w:rPr>
+        <w:t xml:space="preserve"> _load_narration </w:t>
       </w:r>
       <w:r>
         <w:rPr>
@@ -7279,8 +8977,10 @@
         <w:rPr>
           <w:rFonts w:ascii="Consolas" w:hAnsi="Consolas" w:cs="Consolas"/>
           <w:color w:val="582F0E"/>
-        </w:rPr>
-        <w:t>--signals</w:t>
+          <w:sz w:val="20"/>
+          <w:shd w:val="clear" w:color="auto" w:fill="EBD9B8"/>
+        </w:rPr>
+        <w:t xml:space="preserve"> --signals </w:t>
       </w:r>
       <w:r>
         <w:rPr>
@@ -7293,8 +8993,10 @@
         <w:rPr>
           <w:rFonts w:ascii="Consolas" w:hAnsi="Consolas" w:cs="Consolas"/>
           <w:color w:val="582F0E"/>
-        </w:rPr>
-        <w:t>_scrape_suggestions</w:t>
+          <w:sz w:val="20"/>
+          <w:shd w:val="clear" w:color="auto" w:fill="EBD9B8"/>
+        </w:rPr>
+        <w:t xml:space="preserve"> _scrape_suggestions </w:t>
       </w:r>
       <w:r>
         <w:rPr>
@@ -7307,8 +9009,10 @@
         <w:rPr>
           <w:rFonts w:ascii="Consolas" w:hAnsi="Consolas" w:cs="Consolas"/>
           <w:color w:val="582F0E"/>
-        </w:rPr>
-        <w:t>client=youtube&amp;ds=yt</w:t>
+          <w:sz w:val="20"/>
+          <w:shd w:val="clear" w:color="auto" w:fill="EBD9B8"/>
+        </w:rPr>
+        <w:t xml:space="preserve"> client=youtube&amp;ds=yt </w:t>
       </w:r>
       <w:r>
         <w:rPr>
@@ -7321,8 +9025,10 @@
         <w:rPr>
           <w:rFonts w:ascii="Consolas" w:hAnsi="Consolas" w:cs="Consolas"/>
           <w:color w:val="582F0E"/>
-        </w:rPr>
-        <w:t>\((\[.+\])\)</w:t>
+          <w:sz w:val="20"/>
+          <w:shd w:val="clear" w:color="auto" w:fill="EBD9B8"/>
+        </w:rPr>
+        <w:t xml:space="preserve"> \((\[.+\])\) </w:t>
       </w:r>
       <w:r>
         <w:rPr>
@@ -7335,8 +9041,10 @@
         <w:rPr>
           <w:rFonts w:ascii="Consolas" w:hAnsi="Consolas" w:cs="Consolas"/>
           <w:color w:val="582F0E"/>
-        </w:rPr>
-        <w:t>_alphabet_soup</w:t>
+          <w:sz w:val="20"/>
+          <w:shd w:val="clear" w:color="auto" w:fill="EBD9B8"/>
+        </w:rPr>
+        <w:t xml:space="preserve"> _alphabet_soup </w:t>
       </w:r>
       <w:r>
         <w:rPr>
@@ -7349,8 +9057,10 @@
         <w:rPr>
           <w:rFonts w:ascii="Consolas" w:hAnsi="Consolas" w:cs="Consolas"/>
           <w:color w:val="582F0E"/>
-        </w:rPr>
-        <w:t>run_signals</w:t>
+          <w:sz w:val="20"/>
+          <w:shd w:val="clear" w:color="auto" w:fill="EBD9B8"/>
+        </w:rPr>
+        <w:t xml:space="preserve"> run_signals </w:t>
       </w:r>
       <w:r>
         <w:rPr>
@@ -7378,8 +9088,10 @@
         <w:rPr>
           <w:rFonts w:ascii="Consolas" w:hAnsi="Consolas" w:cs="Consolas"/>
           <w:color w:val="582F0E"/>
-        </w:rPr>
-        <w:t>tools/niche_signals.py</w:t>
+          <w:sz w:val="20"/>
+          <w:shd w:val="clear" w:color="auto" w:fill="EBD9B8"/>
+        </w:rPr>
+        <w:t xml:space="preserve"> tools/niche_signals.py </w:t>
       </w:r>
       <w:r>
         <w:rPr>
@@ -7391,7 +9103,9 @@
     </w:p>
     <w:p>
       <w:pPr>
-        <w:ind w:left="432"/>
+        <w:spacing w:after="80" w:line="302" w:lineRule="auto"/>
+        <w:ind w:left="605" w:hanging="317"/>
+        <w:jc w:val="left"/>
       </w:pPr>
       <w:r>
         <w:rPr>
@@ -7411,8 +9125,10 @@
         <w:rPr>
           <w:rFonts w:ascii="Consolas" w:hAnsi="Consolas" w:cs="Consolas"/>
           <w:color w:val="582F0E"/>
-        </w:rPr>
-        <w:t>D</w:t>
+          <w:sz w:val="20"/>
+          <w:shd w:val="clear" w:color="auto" w:fill="EBD9B8"/>
+        </w:rPr>
+        <w:t xml:space="preserve"> D </w:t>
       </w:r>
       <w:r>
         <w:rPr>
@@ -7425,8 +9141,10 @@
         <w:rPr>
           <w:rFonts w:ascii="Consolas" w:hAnsi="Consolas" w:cs="Consolas"/>
           <w:color w:val="582F0E"/>
-        </w:rPr>
-        <w:t>tools/intelligence/*</w:t>
+          <w:sz w:val="20"/>
+          <w:shd w:val="clear" w:color="auto" w:fill="EBD9B8"/>
+        </w:rPr>
+        <w:t xml:space="preserve"> tools/intelligence/* </w:t>
       </w:r>
       <w:r>
         <w:rPr>
@@ -7439,8 +9157,10 @@
         <w:rPr>
           <w:rFonts w:ascii="Consolas" w:hAnsi="Consolas" w:cs="Consolas"/>
           <w:color w:val="582F0E"/>
-        </w:rPr>
-        <w:t>analyzer.py</w:t>
+          <w:sz w:val="20"/>
+          <w:shd w:val="clear" w:color="auto" w:fill="EBD9B8"/>
+        </w:rPr>
+        <w:t xml:space="preserve"> analyzer.py </w:t>
       </w:r>
       <w:r>
         <w:rPr>
@@ -7460,7 +9180,9 @@
     </w:p>
     <w:p>
       <w:pPr>
-        <w:ind w:left="432"/>
+        <w:spacing w:after="80" w:line="302" w:lineRule="auto"/>
+        <w:ind w:left="605" w:hanging="317"/>
+        <w:jc w:val="left"/>
       </w:pPr>
       <w:r>
         <w:rPr>
@@ -7473,8 +9195,10 @@
         <w:rPr>
           <w:rFonts w:ascii="Consolas" w:hAnsi="Consolas" w:cs="Consolas"/>
           <w:color w:val="582F0E"/>
-        </w:rPr>
-        <w:t>requirements.txt</w:t>
+          <w:sz w:val="20"/>
+          <w:shd w:val="clear" w:color="auto" w:fill="EBD9B8"/>
+        </w:rPr>
+        <w:t xml:space="preserve"> requirements.txt </w:t>
       </w:r>
       <w:r>
         <w:rPr>
@@ -7487,8 +9211,10 @@
         <w:rPr>
           <w:rFonts w:ascii="Consolas" w:hAnsi="Consolas" w:cs="Consolas"/>
           <w:color w:val="582F0E"/>
-        </w:rPr>
-        <w:t>requests</w:t>
+          <w:sz w:val="20"/>
+          <w:shd w:val="clear" w:color="auto" w:fill="EBD9B8"/>
+        </w:rPr>
+        <w:t xml:space="preserve"> requests </w:t>
       </w:r>
       <w:r>
         <w:rPr>
@@ -7501,8 +9227,10 @@
         <w:rPr>
           <w:rFonts w:ascii="Consolas" w:hAnsi="Consolas" w:cs="Consolas"/>
           <w:color w:val="582F0E"/>
-        </w:rPr>
-        <w:t>yt-dlp</w:t>
+          <w:sz w:val="20"/>
+          <w:shd w:val="clear" w:color="auto" w:fill="EBD9B8"/>
+        </w:rPr>
+        <w:t xml:space="preserve"> yt-dlp </w:t>
       </w:r>
       <w:r>
         <w:rPr>
@@ -7515,8 +9243,10 @@
         <w:rPr>
           <w:rFonts w:ascii="Consolas" w:hAnsi="Consolas" w:cs="Consolas"/>
           <w:color w:val="582F0E"/>
-        </w:rPr>
-        <w:t>pytrends</w:t>
+          <w:sz w:val="20"/>
+          <w:shd w:val="clear" w:color="auto" w:fill="EBD9B8"/>
+        </w:rPr>
+        <w:t xml:space="preserve"> pytrends </w:t>
       </w:r>
       <w:r>
         <w:rPr>
@@ -7529,8 +9259,10 @@
         <w:rPr>
           <w:rFonts w:ascii="Consolas" w:hAnsi="Consolas" w:cs="Consolas"/>
           <w:color w:val="582F0E"/>
-        </w:rPr>
-        <w:t>langdetect</w:t>
+          <w:sz w:val="20"/>
+          <w:shd w:val="clear" w:color="auto" w:fill="EBD9B8"/>
+        </w:rPr>
+        <w:t xml:space="preserve"> langdetect </w:t>
       </w:r>
       <w:r>
         <w:rPr>
@@ -7541,13 +9273,51 @@
       </w:r>
     </w:p>
     <w:sectPr>
+      <w:footerReference w:type="default" r:id="rId9"/>
       <w:pgSz w:w="12240" w:h="15840"/>
-      <w:pgMar w:top="1440" w:right="1800" w:bottom="1440" w:left="1800" w:header="720" w:footer="720" w:gutter="0"/>
+      <w:pgMar w:top="1512" w:right="1656" w:bottom="1368" w:left="1656" w:header="720" w:footer="720" w:gutter="0"/>
       <w:cols w:space="720"/>
       <w:docGrid w:linePitch="360"/>
     </w:sectPr>
   </w:body>
 </w:document>
+</file>
+
+<file path=word/footer1.xml><?xml version="1.0" encoding="utf-8"?>
+<w:ftr xmlns:m="http://schemas.openxmlformats.org/officeDocument/2006/math" xmlns:mc="http://schemas.openxmlformats.org/markup-compatibility/2006" xmlns:mo="http://schemas.microsoft.com/office/mac/office/2008/main" xmlns:mv="urn:schemas-microsoft-com:mac:vml" xmlns:o="urn:schemas-microsoft-com:office:office" xmlns:r="http://schemas.openxmlformats.org/officeDocument/2006/relationships" xmlns:v="urn:schemas-microsoft-com:vml" xmlns:w10="urn:schemas-microsoft-com:office:word" xmlns:w14="http://schemas.microsoft.com/office/word/2010/wordml" xmlns:w="http://schemas.openxmlformats.org/wordprocessingml/2006/main" xmlns:wne="http://schemas.microsoft.com/office/word/2006/wordml" xmlns:wp14="http://schemas.microsoft.com/office/word/2010/wordprocessingDrawing" xmlns:wp="http://schemas.openxmlformats.org/drawingml/2006/wordprocessingDrawing" xmlns:wpc="http://schemas.microsoft.com/office/word/2010/wordprocessingCanvas" xmlns:wpg="http://schemas.microsoft.com/office/word/2010/wordprocessingGroup" xmlns:wpi="http://schemas.microsoft.com/office/word/2010/wordprocessingInk" xmlns:wps="http://schemas.microsoft.com/office/word/2010/wordprocessingShape" mc:Ignorable="w14 wp14">
+  <w:p>
+    <w:pPr>
+      <w:pStyle w:val="Footer"/>
+      <w:jc w:val="center"/>
+    </w:pPr>
+    <w:r>
+      <w:rPr>
+        <w:rFonts w:ascii="EB Garamond" w:hAnsi="EB Garamond" w:cs="EB Garamond"/>
+        <w:color w:val="582F0E"/>
+        <w:sz w:val="17"/>
+      </w:rPr>
+      <w:t>SENSUM</w:t>
+    </w:r>
+    <w:r>
+      <w:rPr>
+        <w:rFonts w:ascii="EB Garamond" w:hAnsi="EB Garamond" w:cs="EB Garamond"/>
+        <w:color w:val="582F0E"/>
+        <w:sz w:val="17"/>
+      </w:rPr>
+      <w:t xml:space="preserve">  ·  </w:t>
+    </w:r>
+    <w:fldSimple w:instr=" PAGE ">
+      <w:r>
+        <w:rPr>
+          <w:rFonts w:ascii="EB Garamond" w:hAnsi="EB Garamond"/>
+          <w:color w:val="582F0E"/>
+          <w:sz w:val="17"/>
+        </w:rPr>
+        <w:t>1</w:t>
+      </w:r>
+    </w:fldSimple>
+  </w:p>
+</w:ftr>
 </file>
 
 <file path=word/numbering.xml><?xml version="1.0" encoding="utf-8"?>
@@ -7913,10 +9683,14 @@
     <w:name w:val="Normal"/>
     <w:qFormat/>
     <w:rsid w:val="00FC693F"/>
+    <w:pPr>
+      <w:widowControl/>
+      <w:spacing w:lineRule="auto" w:line="317" w:after="140" w:before="0"/>
+    </w:pPr>
     <w:rPr>
       <w:rFonts w:ascii="EB Garamond" w:hAnsi="EB Garamond"/>
       <w:color w:val="582F0E"/>
-      <w:sz w:val="23"/>
+      <w:sz w:val="22"/>
     </w:rPr>
   </w:style>
   <w:style w:type="paragraph" w:styleId="Header">
@@ -7974,7 +9748,8 @@
     <w:pPr>
       <w:keepNext/>
       <w:keepLines/>
-      <w:spacing w:before="480" w:after="0"/>
+      <w:widowControl/>
+      <w:spacing w:before="360" w:after="120" w:line="269" w:lineRule="auto"/>
       <w:outlineLvl w:val="0"/>
     </w:pPr>
     <w:rPr>
@@ -7982,7 +9757,7 @@
       <w:b/>
       <w:bCs/>
       <w:color w:val="582F0E"/>
-      <w:sz w:val="44"/>
+      <w:sz w:val="48"/>
       <w:szCs w:val="28"/>
     </w:rPr>
   </w:style>
@@ -7998,7 +9773,8 @@
     <w:pPr>
       <w:keepNext/>
       <w:keepLines/>
-      <w:spacing w:before="200" w:after="0"/>
+      <w:widowControl/>
+      <w:spacing w:before="320" w:after="80" w:line="269" w:lineRule="auto"/>
       <w:outlineLvl w:val="1"/>
     </w:pPr>
     <w:rPr>
@@ -8006,7 +9782,7 @@
       <w:b/>
       <w:bCs/>
       <w:color w:val="582F0E"/>
-      <w:sz w:val="32"/>
+      <w:sz w:val="30"/>
       <w:szCs w:val="26"/>
     </w:rPr>
   </w:style>
@@ -8022,7 +9798,8 @@
     <w:pPr>
       <w:keepNext/>
       <w:keepLines/>
-      <w:spacing w:before="200" w:after="0"/>
+      <w:widowControl/>
+      <w:spacing w:before="220" w:after="60" w:line="269" w:lineRule="auto"/>
       <w:outlineLvl w:val="2"/>
     </w:pPr>
     <w:rPr>
@@ -8030,7 +9807,7 @@
       <w:b/>
       <w:bCs/>
       <w:color w:val="582F0E"/>
-      <w:sz w:val="26"/>
+      <w:sz w:val="24"/>
     </w:rPr>
   </w:style>
   <w:style w:type="paragraph" w:styleId="Heading4">
